--- a/midterm/Midterm exam review list.docx
+++ b/midterm/Midterm exam review list.docx
@@ -1,6 +1,6 @@
 
 <file path=word/document.xml><?xml version="1.0" encoding="utf-8"?>
-<w:document xmlns:wpc="http://schemas.microsoft.com/office/word/2010/wordprocessingCanvas" xmlns:cx="http://schemas.microsoft.com/office/drawing/2014/chartex" xmlns:cx1="http://schemas.microsoft.com/office/drawing/2015/9/8/chartex" xmlns:cx2="http://schemas.microsoft.com/office/drawing/2015/10/21/chartex" xmlns:cx3="http://schemas.microsoft.com/office/drawing/2016/5/9/chartex" xmlns:cx4="http://schemas.microsoft.com/office/drawing/2016/5/10/chartex" xmlns:cx5="http://schemas.microsoft.com/office/drawing/2016/5/11/chartex" xmlns:cx6="http://schemas.microsoft.com/office/drawing/2016/5/12/chartex" xmlns:cx7="http://schemas.microsoft.com/office/drawing/2016/5/13/chartex" xmlns:cx8="http://schemas.microsoft.com/office/drawing/2016/5/14/chartex" xmlns:mc="http://schemas.openxmlformats.org/markup-compatibility/2006" xmlns:aink="http://schemas.microsoft.com/office/drawing/2016/ink" xmlns:am3d="http://schemas.microsoft.com/office/drawing/2017/model3d" xmlns:o="urn:schemas-microsoft-com:office:office" xmlns:r="http://schemas.openxmlformats.org/officeDocument/2006/relationships" xmlns:m="http://schemas.openxmlformats.org/officeDocument/2006/math" xmlns:v="urn:schemas-microsoft-com:vml" xmlns:wp14="http://schemas.microsoft.com/office/word/2010/wordprocessingDrawing" xmlns:wp="http://schemas.openxmlformats.org/drawingml/2006/wordprocessingDrawing" xmlns:w10="urn:schemas-microsoft-com:office:word" xmlns:w="http://schemas.openxmlformats.org/wordprocessingml/2006/main" xmlns:w14="http://schemas.microsoft.com/office/word/2010/wordml" xmlns:w15="http://schemas.microsoft.com/office/word/2012/wordml" xmlns:w16cex="http://schemas.microsoft.com/office/word/2018/wordml/cex" xmlns:w16cid="http://schemas.microsoft.com/office/word/2016/wordml/cid" xmlns:w16="http://schemas.microsoft.com/office/word/2018/wordml" xmlns:w16sdtdh="http://schemas.microsoft.com/office/word/2020/wordml/sdtdatahash" xmlns:w16se="http://schemas.microsoft.com/office/word/2015/wordml/symex" xmlns:wpg="http://schemas.microsoft.com/office/word/2010/wordprocessingGroup" xmlns:wpi="http://schemas.microsoft.com/office/word/2010/wordprocessingInk" xmlns:wne="http://schemas.microsoft.com/office/word/2006/wordml" xmlns:wps="http://schemas.microsoft.com/office/word/2010/wordprocessingShape" mc:Ignorable="w14 w15 w16se w16cid w16 w16cex w16sdtdh wp14">
+<w:document xmlns:wpc="http://schemas.microsoft.com/office/word/2010/wordprocessingCanvas" xmlns:cx="http://schemas.microsoft.com/office/drawing/2014/chartex" xmlns:cx1="http://schemas.microsoft.com/office/drawing/2015/9/8/chartex" xmlns:cx2="http://schemas.microsoft.com/office/drawing/2015/10/21/chartex" xmlns:cx3="http://schemas.microsoft.com/office/drawing/2016/5/9/chartex" xmlns:cx4="http://schemas.microsoft.com/office/drawing/2016/5/10/chartex" xmlns:cx5="http://schemas.microsoft.com/office/drawing/2016/5/11/chartex" xmlns:cx6="http://schemas.microsoft.com/office/drawing/2016/5/12/chartex" xmlns:cx7="http://schemas.microsoft.com/office/drawing/2016/5/13/chartex" xmlns:cx8="http://schemas.microsoft.com/office/drawing/2016/5/14/chartex" xmlns:mc="http://schemas.openxmlformats.org/markup-compatibility/2006" xmlns:aink="http://schemas.microsoft.com/office/drawing/2016/ink" xmlns:am3d="http://schemas.microsoft.com/office/drawing/2017/model3d" xmlns:o="urn:schemas-microsoft-com:office:office" xmlns:oel="http://schemas.microsoft.com/office/2019/extlst" xmlns:r="http://schemas.openxmlformats.org/officeDocument/2006/relationships" xmlns:m="http://schemas.openxmlformats.org/officeDocument/2006/math" xmlns:v="urn:schemas-microsoft-com:vml" xmlns:wp14="http://schemas.microsoft.com/office/word/2010/wordprocessingDrawing" xmlns:wp="http://schemas.openxmlformats.org/drawingml/2006/wordprocessingDrawing" xmlns:w10="urn:schemas-microsoft-com:office:word" xmlns:w="http://schemas.openxmlformats.org/wordprocessingml/2006/main" xmlns:w14="http://schemas.microsoft.com/office/word/2010/wordml" xmlns:w15="http://schemas.microsoft.com/office/word/2012/wordml" xmlns:w16cex="http://schemas.microsoft.com/office/word/2018/wordml/cex" xmlns:w16cid="http://schemas.microsoft.com/office/word/2016/wordml/cid" xmlns:w16="http://schemas.microsoft.com/office/word/2018/wordml" xmlns:w16du="http://schemas.microsoft.com/office/word/2023/wordml/word16du" xmlns:w16sdtdh="http://schemas.microsoft.com/office/word/2020/wordml/sdtdatahash" xmlns:w16sdtfl="http://schemas.microsoft.com/office/word/2024/wordml/sdtformatlock" xmlns:w16se="http://schemas.microsoft.com/office/word/2015/wordml/symex" xmlns:wpg="http://schemas.microsoft.com/office/word/2010/wordprocessingGroup" xmlns:wpi="http://schemas.microsoft.com/office/word/2010/wordprocessingInk" xmlns:wne="http://schemas.microsoft.com/office/word/2006/wordml" xmlns:wps="http://schemas.microsoft.com/office/word/2010/wordprocessingShape" mc:Ignorable="w14 w15 w16se w16cid w16 w16cex w16sdtdh w16sdtfl w16du wp14">
   <w:body>
     <w:p>
       <w:pPr>
@@ -467,11 +467,5762 @@
         <w:t xml:space="preserve"> (no need to do the multiple comparison using Wilcoxon)</w:t>
       </w:r>
     </w:p>
+    <w:p/>
+    <w:tbl>
+      <w:tblPr>
+        <w:tblW w:w="0" w:type="auto"/>
+        <w:tblCellSpacing w:w="15" w:type="dxa"/>
+        <w:tblCellMar>
+          <w:left w:w="0" w:type="dxa"/>
+          <w:right w:w="0" w:type="dxa"/>
+        </w:tblCellMar>
+        <w:tblLook w:val="04A0" w:firstRow="1" w:lastRow="0" w:firstColumn="1" w:lastColumn="0" w:noHBand="0" w:noVBand="1"/>
+      </w:tblPr>
+      <w:tblGrid>
+        <w:gridCol w:w="2043"/>
+        <w:gridCol w:w="3470"/>
+        <w:gridCol w:w="3410"/>
+      </w:tblGrid>
+      <w:tr>
+        <w:trPr>
+          <w:tblHeader/>
+          <w:tblCellSpacing w:w="15" w:type="dxa"/>
+        </w:trPr>
+        <w:tc>
+          <w:tcPr>
+            <w:tcW w:w="0" w:type="auto"/>
+            <w:tcBorders>
+              <w:top w:val="single" w:sz="6" w:space="0" w:color="auto"/>
+              <w:left w:val="single" w:sz="6" w:space="0" w:color="auto"/>
+              <w:bottom w:val="single" w:sz="6" w:space="0" w:color="auto"/>
+              <w:right w:val="single" w:sz="6" w:space="0" w:color="auto"/>
+            </w:tcBorders>
+            <w:tcMar>
+              <w:top w:w="120" w:type="dxa"/>
+              <w:left w:w="180" w:type="dxa"/>
+              <w:bottom w:w="120" w:type="dxa"/>
+              <w:right w:w="180" w:type="dxa"/>
+            </w:tcMar>
+            <w:vAlign w:val="center"/>
+            <w:hideMark/>
+          </w:tcPr>
+          <w:p>
+            <w:pPr>
+              <w:spacing w:after="0" w:line="240" w:lineRule="auto"/>
+              <w:rPr>
+                <w:rFonts w:ascii="Arial" w:eastAsia="Times New Roman" w:hAnsi="Arial" w:cs="Arial"/>
+                <w:color w:val="1F1F1F"/>
+                <w:sz w:val="24"/>
+                <w:szCs w:val="24"/>
+                <w:lang w:eastAsia="en-US"/>
+              </w:rPr>
+            </w:pPr>
+            <w:r>
+              <w:rPr>
+                <w:rFonts w:ascii="Arial" w:eastAsia="Times New Roman" w:hAnsi="Arial" w:cs="Arial"/>
+                <w:b/>
+                <w:bCs/>
+                <w:color w:val="1F1F1F"/>
+                <w:sz w:val="24"/>
+                <w:szCs w:val="24"/>
+                <w:bdr w:val="none" w:sz="0" w:space="0" w:color="auto" w:frame="1"/>
+                <w:lang w:eastAsia="en-US"/>
+              </w:rPr>
+              <w:lastRenderedPageBreak/>
+              <w:t>If you have...</w:t>
+            </w:r>
+          </w:p>
+        </w:tc>
+        <w:tc>
+          <w:tcPr>
+            <w:tcW w:w="0" w:type="auto"/>
+            <w:tcBorders>
+              <w:top w:val="single" w:sz="6" w:space="0" w:color="auto"/>
+              <w:left w:val="single" w:sz="6" w:space="0" w:color="auto"/>
+              <w:bottom w:val="single" w:sz="6" w:space="0" w:color="auto"/>
+              <w:right w:val="single" w:sz="6" w:space="0" w:color="auto"/>
+            </w:tcBorders>
+            <w:tcMar>
+              <w:top w:w="120" w:type="dxa"/>
+              <w:left w:w="180" w:type="dxa"/>
+              <w:bottom w:w="120" w:type="dxa"/>
+              <w:right w:w="180" w:type="dxa"/>
+            </w:tcMar>
+            <w:vAlign w:val="center"/>
+            <w:hideMark/>
+          </w:tcPr>
+          <w:p>
+            <w:pPr>
+              <w:spacing w:after="0" w:line="240" w:lineRule="auto"/>
+              <w:rPr>
+                <w:rFonts w:ascii="Arial" w:eastAsia="Times New Roman" w:hAnsi="Arial" w:cs="Arial"/>
+                <w:color w:val="1F1F1F"/>
+                <w:sz w:val="24"/>
+                <w:szCs w:val="24"/>
+                <w:lang w:eastAsia="en-US"/>
+              </w:rPr>
+            </w:pPr>
+            <w:r>
+              <w:rPr>
+                <w:rFonts w:ascii="Arial" w:eastAsia="Times New Roman" w:hAnsi="Arial" w:cs="Arial"/>
+                <w:b/>
+                <w:bCs/>
+                <w:color w:val="1F1F1F"/>
+                <w:sz w:val="24"/>
+                <w:szCs w:val="24"/>
+                <w:bdr w:val="none" w:sz="0" w:space="0" w:color="auto" w:frame="1"/>
+                <w:lang w:eastAsia="en-US"/>
+              </w:rPr>
+              <w:t>And the groups are...</w:t>
+            </w:r>
+          </w:p>
+        </w:tc>
+        <w:tc>
+          <w:tcPr>
+            <w:tcW w:w="0" w:type="auto"/>
+            <w:tcBorders>
+              <w:top w:val="single" w:sz="6" w:space="0" w:color="auto"/>
+              <w:left w:val="single" w:sz="6" w:space="0" w:color="auto"/>
+              <w:bottom w:val="single" w:sz="6" w:space="0" w:color="auto"/>
+              <w:right w:val="single" w:sz="6" w:space="0" w:color="auto"/>
+            </w:tcBorders>
+            <w:tcMar>
+              <w:top w:w="120" w:type="dxa"/>
+              <w:left w:w="180" w:type="dxa"/>
+              <w:bottom w:w="120" w:type="dxa"/>
+              <w:right w:w="180" w:type="dxa"/>
+            </w:tcMar>
+            <w:vAlign w:val="center"/>
+            <w:hideMark/>
+          </w:tcPr>
+          <w:p>
+            <w:pPr>
+              <w:spacing w:after="0" w:line="240" w:lineRule="auto"/>
+              <w:rPr>
+                <w:rFonts w:ascii="Arial" w:eastAsia="Times New Roman" w:hAnsi="Arial" w:cs="Arial"/>
+                <w:color w:val="1F1F1F"/>
+                <w:sz w:val="24"/>
+                <w:szCs w:val="24"/>
+                <w:lang w:eastAsia="en-US"/>
+              </w:rPr>
+            </w:pPr>
+            <w:r>
+              <w:rPr>
+                <w:rFonts w:ascii="Arial" w:eastAsia="Times New Roman" w:hAnsi="Arial" w:cs="Arial"/>
+                <w:b/>
+                <w:bCs/>
+                <w:color w:val="1F1F1F"/>
+                <w:sz w:val="24"/>
+                <w:szCs w:val="24"/>
+                <w:bdr w:val="none" w:sz="0" w:space="0" w:color="auto" w:frame="1"/>
+                <w:lang w:eastAsia="en-US"/>
+              </w:rPr>
+              <w:t>Use this test:</w:t>
+            </w:r>
+          </w:p>
+        </w:tc>
+      </w:tr>
+      <w:tr>
+        <w:trPr>
+          <w:tblCellSpacing w:w="15" w:type="dxa"/>
+        </w:trPr>
+        <w:tc>
+          <w:tcPr>
+            <w:tcW w:w="0" w:type="auto"/>
+            <w:tcBorders>
+              <w:top w:val="single" w:sz="6" w:space="0" w:color="auto"/>
+              <w:left w:val="single" w:sz="6" w:space="0" w:color="auto"/>
+              <w:bottom w:val="single" w:sz="6" w:space="0" w:color="auto"/>
+              <w:right w:val="single" w:sz="6" w:space="0" w:color="auto"/>
+            </w:tcBorders>
+            <w:tcMar>
+              <w:top w:w="120" w:type="dxa"/>
+              <w:left w:w="180" w:type="dxa"/>
+              <w:bottom w:w="120" w:type="dxa"/>
+              <w:right w:w="180" w:type="dxa"/>
+            </w:tcMar>
+            <w:vAlign w:val="center"/>
+            <w:hideMark/>
+          </w:tcPr>
+          <w:p>
+            <w:pPr>
+              <w:spacing w:after="0" w:line="240" w:lineRule="auto"/>
+              <w:rPr>
+                <w:rFonts w:ascii="Arial" w:eastAsia="Times New Roman" w:hAnsi="Arial" w:cs="Arial"/>
+                <w:color w:val="1F1F1F"/>
+                <w:sz w:val="24"/>
+                <w:szCs w:val="24"/>
+                <w:lang w:eastAsia="en-US"/>
+              </w:rPr>
+            </w:pPr>
+            <w:r>
+              <w:rPr>
+                <w:rFonts w:ascii="Arial" w:eastAsia="Times New Roman" w:hAnsi="Arial" w:cs="Arial"/>
+                <w:color w:val="1F1F1F"/>
+                <w:sz w:val="24"/>
+                <w:szCs w:val="24"/>
+                <w:bdr w:val="none" w:sz="0" w:space="0" w:color="auto" w:frame="1"/>
+                <w:lang w:eastAsia="en-US"/>
+              </w:rPr>
+              <w:t>1 IV (2 levels)</w:t>
+            </w:r>
+          </w:p>
+        </w:tc>
+        <w:tc>
+          <w:tcPr>
+            <w:tcW w:w="0" w:type="auto"/>
+            <w:tcBorders>
+              <w:top w:val="single" w:sz="6" w:space="0" w:color="auto"/>
+              <w:left w:val="single" w:sz="6" w:space="0" w:color="auto"/>
+              <w:bottom w:val="single" w:sz="6" w:space="0" w:color="auto"/>
+              <w:right w:val="single" w:sz="6" w:space="0" w:color="auto"/>
+            </w:tcBorders>
+            <w:tcMar>
+              <w:top w:w="120" w:type="dxa"/>
+              <w:left w:w="180" w:type="dxa"/>
+              <w:bottom w:w="120" w:type="dxa"/>
+              <w:right w:w="180" w:type="dxa"/>
+            </w:tcMar>
+            <w:vAlign w:val="center"/>
+            <w:hideMark/>
+          </w:tcPr>
+          <w:p>
+            <w:pPr>
+              <w:spacing w:after="0" w:line="240" w:lineRule="auto"/>
+              <w:rPr>
+                <w:rFonts w:ascii="Arial" w:eastAsia="Times New Roman" w:hAnsi="Arial" w:cs="Arial"/>
+                <w:color w:val="1F1F1F"/>
+                <w:sz w:val="24"/>
+                <w:szCs w:val="24"/>
+                <w:lang w:eastAsia="en-US"/>
+              </w:rPr>
+            </w:pPr>
+            <w:r>
+              <w:rPr>
+                <w:rFonts w:ascii="Arial" w:eastAsia="Times New Roman" w:hAnsi="Arial" w:cs="Arial"/>
+                <w:color w:val="1F1F1F"/>
+                <w:sz w:val="24"/>
+                <w:szCs w:val="24"/>
+                <w:bdr w:val="none" w:sz="0" w:space="0" w:color="auto" w:frame="1"/>
+                <w:lang w:eastAsia="en-US"/>
+              </w:rPr>
+              <w:t>Independent</w:t>
+            </w:r>
+          </w:p>
+        </w:tc>
+        <w:tc>
+          <w:tcPr>
+            <w:tcW w:w="0" w:type="auto"/>
+            <w:tcBorders>
+              <w:top w:val="single" w:sz="6" w:space="0" w:color="auto"/>
+              <w:left w:val="single" w:sz="6" w:space="0" w:color="auto"/>
+              <w:bottom w:val="single" w:sz="6" w:space="0" w:color="auto"/>
+              <w:right w:val="single" w:sz="6" w:space="0" w:color="auto"/>
+            </w:tcBorders>
+            <w:tcMar>
+              <w:top w:w="120" w:type="dxa"/>
+              <w:left w:w="180" w:type="dxa"/>
+              <w:bottom w:w="120" w:type="dxa"/>
+              <w:right w:w="180" w:type="dxa"/>
+            </w:tcMar>
+            <w:vAlign w:val="center"/>
+            <w:hideMark/>
+          </w:tcPr>
+          <w:p>
+            <w:pPr>
+              <w:spacing w:after="0" w:line="240" w:lineRule="auto"/>
+              <w:rPr>
+                <w:rFonts w:ascii="Arial" w:eastAsia="Times New Roman" w:hAnsi="Arial" w:cs="Arial"/>
+                <w:color w:val="1F1F1F"/>
+                <w:sz w:val="24"/>
+                <w:szCs w:val="24"/>
+                <w:lang w:eastAsia="en-US"/>
+              </w:rPr>
+            </w:pPr>
+            <w:r>
+              <w:rPr>
+                <w:rFonts w:ascii="Arial" w:eastAsia="Times New Roman" w:hAnsi="Arial" w:cs="Arial"/>
+                <w:color w:val="1F1F1F"/>
+                <w:sz w:val="24"/>
+                <w:szCs w:val="24"/>
+                <w:bdr w:val="none" w:sz="0" w:space="0" w:color="auto" w:frame="1"/>
+                <w:lang w:eastAsia="en-US"/>
+              </w:rPr>
+              <w:t xml:space="preserve">Independent T-test </w:t>
+            </w:r>
+          </w:p>
+        </w:tc>
+      </w:tr>
+      <w:tr>
+        <w:trPr>
+          <w:tblCellSpacing w:w="15" w:type="dxa"/>
+        </w:trPr>
+        <w:tc>
+          <w:tcPr>
+            <w:tcW w:w="0" w:type="auto"/>
+            <w:tcBorders>
+              <w:top w:val="single" w:sz="6" w:space="0" w:color="auto"/>
+              <w:left w:val="single" w:sz="6" w:space="0" w:color="auto"/>
+              <w:bottom w:val="single" w:sz="6" w:space="0" w:color="auto"/>
+              <w:right w:val="single" w:sz="6" w:space="0" w:color="auto"/>
+            </w:tcBorders>
+            <w:tcMar>
+              <w:top w:w="120" w:type="dxa"/>
+              <w:left w:w="180" w:type="dxa"/>
+              <w:bottom w:w="120" w:type="dxa"/>
+              <w:right w:w="180" w:type="dxa"/>
+            </w:tcMar>
+            <w:vAlign w:val="center"/>
+            <w:hideMark/>
+          </w:tcPr>
+          <w:p>
+            <w:pPr>
+              <w:spacing w:after="0" w:line="240" w:lineRule="auto"/>
+              <w:rPr>
+                <w:rFonts w:ascii="Arial" w:eastAsia="Times New Roman" w:hAnsi="Arial" w:cs="Arial"/>
+                <w:color w:val="1F1F1F"/>
+                <w:sz w:val="24"/>
+                <w:szCs w:val="24"/>
+                <w:lang w:eastAsia="en-US"/>
+              </w:rPr>
+            </w:pPr>
+            <w:r>
+              <w:rPr>
+                <w:rFonts w:ascii="Arial" w:eastAsia="Times New Roman" w:hAnsi="Arial" w:cs="Arial"/>
+                <w:color w:val="1F1F1F"/>
+                <w:sz w:val="24"/>
+                <w:szCs w:val="24"/>
+                <w:bdr w:val="none" w:sz="0" w:space="0" w:color="auto" w:frame="1"/>
+                <w:lang w:eastAsia="en-US"/>
+              </w:rPr>
+              <w:t>1 IV (2 levels)</w:t>
+            </w:r>
+          </w:p>
+        </w:tc>
+        <w:tc>
+          <w:tcPr>
+            <w:tcW w:w="0" w:type="auto"/>
+            <w:tcBorders>
+              <w:top w:val="single" w:sz="6" w:space="0" w:color="auto"/>
+              <w:left w:val="single" w:sz="6" w:space="0" w:color="auto"/>
+              <w:bottom w:val="single" w:sz="6" w:space="0" w:color="auto"/>
+              <w:right w:val="single" w:sz="6" w:space="0" w:color="auto"/>
+            </w:tcBorders>
+            <w:tcMar>
+              <w:top w:w="120" w:type="dxa"/>
+              <w:left w:w="180" w:type="dxa"/>
+              <w:bottom w:w="120" w:type="dxa"/>
+              <w:right w:w="180" w:type="dxa"/>
+            </w:tcMar>
+            <w:vAlign w:val="center"/>
+            <w:hideMark/>
+          </w:tcPr>
+          <w:p>
+            <w:pPr>
+              <w:spacing w:after="0" w:line="240" w:lineRule="auto"/>
+              <w:rPr>
+                <w:rFonts w:ascii="Arial" w:eastAsia="Times New Roman" w:hAnsi="Arial" w:cs="Arial"/>
+                <w:color w:val="1F1F1F"/>
+                <w:sz w:val="24"/>
+                <w:szCs w:val="24"/>
+                <w:lang w:eastAsia="en-US"/>
+              </w:rPr>
+            </w:pPr>
+            <w:r>
+              <w:rPr>
+                <w:rFonts w:ascii="Arial" w:eastAsia="Times New Roman" w:hAnsi="Arial" w:cs="Arial"/>
+                <w:color w:val="1F1F1F"/>
+                <w:sz w:val="24"/>
+                <w:szCs w:val="24"/>
+                <w:bdr w:val="none" w:sz="0" w:space="0" w:color="auto" w:frame="1"/>
+                <w:lang w:eastAsia="en-US"/>
+              </w:rPr>
+              <w:t>Related/Matched</w:t>
+            </w:r>
+          </w:p>
+        </w:tc>
+        <w:tc>
+          <w:tcPr>
+            <w:tcW w:w="0" w:type="auto"/>
+            <w:tcBorders>
+              <w:top w:val="single" w:sz="6" w:space="0" w:color="auto"/>
+              <w:left w:val="single" w:sz="6" w:space="0" w:color="auto"/>
+              <w:bottom w:val="single" w:sz="6" w:space="0" w:color="auto"/>
+              <w:right w:val="single" w:sz="6" w:space="0" w:color="auto"/>
+            </w:tcBorders>
+            <w:tcMar>
+              <w:top w:w="120" w:type="dxa"/>
+              <w:left w:w="180" w:type="dxa"/>
+              <w:bottom w:w="120" w:type="dxa"/>
+              <w:right w:w="180" w:type="dxa"/>
+            </w:tcMar>
+            <w:vAlign w:val="center"/>
+            <w:hideMark/>
+          </w:tcPr>
+          <w:p>
+            <w:pPr>
+              <w:spacing w:after="0" w:line="240" w:lineRule="auto"/>
+              <w:rPr>
+                <w:rFonts w:ascii="Arial" w:eastAsia="Times New Roman" w:hAnsi="Arial" w:cs="Arial"/>
+                <w:color w:val="1F1F1F"/>
+                <w:sz w:val="24"/>
+                <w:szCs w:val="24"/>
+                <w:lang w:eastAsia="en-US"/>
+              </w:rPr>
+            </w:pPr>
+            <w:r>
+              <w:rPr>
+                <w:rFonts w:ascii="Arial" w:eastAsia="Times New Roman" w:hAnsi="Arial" w:cs="Arial"/>
+                <w:color w:val="1F1F1F"/>
+                <w:sz w:val="24"/>
+                <w:szCs w:val="24"/>
+                <w:bdr w:val="none" w:sz="0" w:space="0" w:color="auto" w:frame="1"/>
+                <w:lang w:eastAsia="en-US"/>
+              </w:rPr>
+              <w:t xml:space="preserve">Paired T-test </w:t>
+            </w:r>
+          </w:p>
+        </w:tc>
+      </w:tr>
+      <w:tr>
+        <w:trPr>
+          <w:tblCellSpacing w:w="15" w:type="dxa"/>
+        </w:trPr>
+        <w:tc>
+          <w:tcPr>
+            <w:tcW w:w="0" w:type="auto"/>
+            <w:tcBorders>
+              <w:top w:val="single" w:sz="6" w:space="0" w:color="auto"/>
+              <w:left w:val="single" w:sz="6" w:space="0" w:color="auto"/>
+              <w:bottom w:val="single" w:sz="6" w:space="0" w:color="auto"/>
+              <w:right w:val="single" w:sz="6" w:space="0" w:color="auto"/>
+            </w:tcBorders>
+            <w:tcMar>
+              <w:top w:w="120" w:type="dxa"/>
+              <w:left w:w="180" w:type="dxa"/>
+              <w:bottom w:w="120" w:type="dxa"/>
+              <w:right w:w="180" w:type="dxa"/>
+            </w:tcMar>
+            <w:vAlign w:val="center"/>
+            <w:hideMark/>
+          </w:tcPr>
+          <w:p>
+            <w:pPr>
+              <w:spacing w:after="0" w:line="240" w:lineRule="auto"/>
+              <w:rPr>
+                <w:rFonts w:ascii="Arial" w:eastAsia="Times New Roman" w:hAnsi="Arial" w:cs="Arial"/>
+                <w:color w:val="1F1F1F"/>
+                <w:sz w:val="24"/>
+                <w:szCs w:val="24"/>
+                <w:lang w:eastAsia="en-US"/>
+              </w:rPr>
+            </w:pPr>
+            <w:r>
+              <w:rPr>
+                <w:rFonts w:ascii="Arial" w:eastAsia="Times New Roman" w:hAnsi="Arial" w:cs="Arial"/>
+                <w:color w:val="1F1F1F"/>
+                <w:sz w:val="24"/>
+                <w:szCs w:val="24"/>
+                <w:bdr w:val="none" w:sz="0" w:space="0" w:color="auto" w:frame="1"/>
+                <w:lang w:eastAsia="en-US"/>
+              </w:rPr>
+              <w:t>1 IV (3+ levels)</w:t>
+            </w:r>
+          </w:p>
+        </w:tc>
+        <w:tc>
+          <w:tcPr>
+            <w:tcW w:w="0" w:type="auto"/>
+            <w:tcBorders>
+              <w:top w:val="single" w:sz="6" w:space="0" w:color="auto"/>
+              <w:left w:val="single" w:sz="6" w:space="0" w:color="auto"/>
+              <w:bottom w:val="single" w:sz="6" w:space="0" w:color="auto"/>
+              <w:right w:val="single" w:sz="6" w:space="0" w:color="auto"/>
+            </w:tcBorders>
+            <w:tcMar>
+              <w:top w:w="120" w:type="dxa"/>
+              <w:left w:w="180" w:type="dxa"/>
+              <w:bottom w:w="120" w:type="dxa"/>
+              <w:right w:w="180" w:type="dxa"/>
+            </w:tcMar>
+            <w:vAlign w:val="center"/>
+            <w:hideMark/>
+          </w:tcPr>
+          <w:p>
+            <w:pPr>
+              <w:spacing w:after="0" w:line="240" w:lineRule="auto"/>
+              <w:rPr>
+                <w:rFonts w:ascii="Arial" w:eastAsia="Times New Roman" w:hAnsi="Arial" w:cs="Arial"/>
+                <w:color w:val="1F1F1F"/>
+                <w:sz w:val="24"/>
+                <w:szCs w:val="24"/>
+                <w:lang w:eastAsia="en-US"/>
+              </w:rPr>
+            </w:pPr>
+            <w:r>
+              <w:rPr>
+                <w:rFonts w:ascii="Arial" w:eastAsia="Times New Roman" w:hAnsi="Arial" w:cs="Arial"/>
+                <w:color w:val="1F1F1F"/>
+                <w:sz w:val="24"/>
+                <w:szCs w:val="24"/>
+                <w:bdr w:val="none" w:sz="0" w:space="0" w:color="auto" w:frame="1"/>
+                <w:lang w:eastAsia="en-US"/>
+              </w:rPr>
+              <w:t>Independent</w:t>
+            </w:r>
+          </w:p>
+        </w:tc>
+        <w:tc>
+          <w:tcPr>
+            <w:tcW w:w="0" w:type="auto"/>
+            <w:tcBorders>
+              <w:top w:val="single" w:sz="6" w:space="0" w:color="auto"/>
+              <w:left w:val="single" w:sz="6" w:space="0" w:color="auto"/>
+              <w:bottom w:val="single" w:sz="6" w:space="0" w:color="auto"/>
+              <w:right w:val="single" w:sz="6" w:space="0" w:color="auto"/>
+            </w:tcBorders>
+            <w:tcMar>
+              <w:top w:w="120" w:type="dxa"/>
+              <w:left w:w="180" w:type="dxa"/>
+              <w:bottom w:w="120" w:type="dxa"/>
+              <w:right w:w="180" w:type="dxa"/>
+            </w:tcMar>
+            <w:vAlign w:val="center"/>
+            <w:hideMark/>
+          </w:tcPr>
+          <w:p>
+            <w:pPr>
+              <w:spacing w:after="0" w:line="240" w:lineRule="auto"/>
+              <w:rPr>
+                <w:rFonts w:ascii="Arial" w:eastAsia="Times New Roman" w:hAnsi="Arial" w:cs="Arial"/>
+                <w:color w:val="1F1F1F"/>
+                <w:sz w:val="24"/>
+                <w:szCs w:val="24"/>
+                <w:lang w:eastAsia="en-US"/>
+              </w:rPr>
+            </w:pPr>
+            <w:r>
+              <w:rPr>
+                <w:rFonts w:ascii="Arial" w:eastAsia="Times New Roman" w:hAnsi="Arial" w:cs="Arial"/>
+                <w:color w:val="1F1F1F"/>
+                <w:sz w:val="24"/>
+                <w:szCs w:val="24"/>
+                <w:bdr w:val="none" w:sz="0" w:space="0" w:color="auto" w:frame="1"/>
+                <w:lang w:eastAsia="en-US"/>
+              </w:rPr>
+              <w:t xml:space="preserve">One-way ANOVA </w:t>
+            </w:r>
+          </w:p>
+        </w:tc>
+      </w:tr>
+      <w:tr>
+        <w:trPr>
+          <w:tblCellSpacing w:w="15" w:type="dxa"/>
+        </w:trPr>
+        <w:tc>
+          <w:tcPr>
+            <w:tcW w:w="0" w:type="auto"/>
+            <w:tcBorders>
+              <w:top w:val="single" w:sz="6" w:space="0" w:color="auto"/>
+              <w:left w:val="single" w:sz="6" w:space="0" w:color="auto"/>
+              <w:bottom w:val="single" w:sz="6" w:space="0" w:color="auto"/>
+              <w:right w:val="single" w:sz="6" w:space="0" w:color="auto"/>
+            </w:tcBorders>
+            <w:tcMar>
+              <w:top w:w="120" w:type="dxa"/>
+              <w:left w:w="180" w:type="dxa"/>
+              <w:bottom w:w="120" w:type="dxa"/>
+              <w:right w:w="180" w:type="dxa"/>
+            </w:tcMar>
+            <w:vAlign w:val="center"/>
+            <w:hideMark/>
+          </w:tcPr>
+          <w:p>
+            <w:pPr>
+              <w:spacing w:after="0" w:line="240" w:lineRule="auto"/>
+              <w:rPr>
+                <w:rFonts w:ascii="Arial" w:eastAsia="Times New Roman" w:hAnsi="Arial" w:cs="Arial"/>
+                <w:color w:val="1F1F1F"/>
+                <w:sz w:val="24"/>
+                <w:szCs w:val="24"/>
+                <w:lang w:eastAsia="en-US"/>
+              </w:rPr>
+            </w:pPr>
+            <w:r>
+              <w:rPr>
+                <w:rFonts w:ascii="Arial" w:eastAsia="Times New Roman" w:hAnsi="Arial" w:cs="Arial"/>
+                <w:color w:val="1F1F1F"/>
+                <w:sz w:val="24"/>
+                <w:szCs w:val="24"/>
+                <w:bdr w:val="none" w:sz="0" w:space="0" w:color="auto" w:frame="1"/>
+                <w:lang w:eastAsia="en-US"/>
+              </w:rPr>
+              <w:t>1 IV (3+ levels)</w:t>
+            </w:r>
+          </w:p>
+        </w:tc>
+        <w:tc>
+          <w:tcPr>
+            <w:tcW w:w="0" w:type="auto"/>
+            <w:tcBorders>
+              <w:top w:val="single" w:sz="6" w:space="0" w:color="auto"/>
+              <w:left w:val="single" w:sz="6" w:space="0" w:color="auto"/>
+              <w:bottom w:val="single" w:sz="6" w:space="0" w:color="auto"/>
+              <w:right w:val="single" w:sz="6" w:space="0" w:color="auto"/>
+            </w:tcBorders>
+            <w:tcMar>
+              <w:top w:w="120" w:type="dxa"/>
+              <w:left w:w="180" w:type="dxa"/>
+              <w:bottom w:w="120" w:type="dxa"/>
+              <w:right w:w="180" w:type="dxa"/>
+            </w:tcMar>
+            <w:vAlign w:val="center"/>
+            <w:hideMark/>
+          </w:tcPr>
+          <w:p>
+            <w:pPr>
+              <w:spacing w:after="0" w:line="240" w:lineRule="auto"/>
+              <w:rPr>
+                <w:rFonts w:ascii="Arial" w:eastAsia="Times New Roman" w:hAnsi="Arial" w:cs="Arial"/>
+                <w:color w:val="1F1F1F"/>
+                <w:sz w:val="24"/>
+                <w:szCs w:val="24"/>
+                <w:lang w:eastAsia="en-US"/>
+              </w:rPr>
+            </w:pPr>
+            <w:r>
+              <w:rPr>
+                <w:rFonts w:ascii="Arial" w:eastAsia="Times New Roman" w:hAnsi="Arial" w:cs="Arial"/>
+                <w:color w:val="1F1F1F"/>
+                <w:sz w:val="24"/>
+                <w:szCs w:val="24"/>
+                <w:bdr w:val="none" w:sz="0" w:space="0" w:color="auto" w:frame="1"/>
+                <w:lang w:eastAsia="en-US"/>
+              </w:rPr>
+              <w:t>Repeated</w:t>
+            </w:r>
+          </w:p>
+        </w:tc>
+        <w:tc>
+          <w:tcPr>
+            <w:tcW w:w="0" w:type="auto"/>
+            <w:tcBorders>
+              <w:top w:val="single" w:sz="6" w:space="0" w:color="auto"/>
+              <w:left w:val="single" w:sz="6" w:space="0" w:color="auto"/>
+              <w:bottom w:val="single" w:sz="6" w:space="0" w:color="auto"/>
+              <w:right w:val="single" w:sz="6" w:space="0" w:color="auto"/>
+            </w:tcBorders>
+            <w:tcMar>
+              <w:top w:w="120" w:type="dxa"/>
+              <w:left w:w="180" w:type="dxa"/>
+              <w:bottom w:w="120" w:type="dxa"/>
+              <w:right w:w="180" w:type="dxa"/>
+            </w:tcMar>
+            <w:vAlign w:val="center"/>
+            <w:hideMark/>
+          </w:tcPr>
+          <w:p>
+            <w:pPr>
+              <w:spacing w:after="0" w:line="240" w:lineRule="auto"/>
+              <w:rPr>
+                <w:rFonts w:ascii="Arial" w:eastAsia="Times New Roman" w:hAnsi="Arial" w:cs="Arial"/>
+                <w:color w:val="1F1F1F"/>
+                <w:sz w:val="24"/>
+                <w:szCs w:val="24"/>
+                <w:lang w:eastAsia="en-US"/>
+              </w:rPr>
+            </w:pPr>
+            <w:r>
+              <w:rPr>
+                <w:rFonts w:ascii="Arial" w:eastAsia="Times New Roman" w:hAnsi="Arial" w:cs="Arial"/>
+                <w:color w:val="1F1F1F"/>
+                <w:sz w:val="24"/>
+                <w:szCs w:val="24"/>
+                <w:bdr w:val="none" w:sz="0" w:space="0" w:color="auto" w:frame="1"/>
+                <w:lang w:eastAsia="en-US"/>
+              </w:rPr>
+              <w:t xml:space="preserve">One-way Repeated ANOVA </w:t>
+            </w:r>
+          </w:p>
+        </w:tc>
+      </w:tr>
+      <w:tr>
+        <w:trPr>
+          <w:tblCellSpacing w:w="15" w:type="dxa"/>
+        </w:trPr>
+        <w:tc>
+          <w:tcPr>
+            <w:tcW w:w="0" w:type="auto"/>
+            <w:tcBorders>
+              <w:top w:val="single" w:sz="6" w:space="0" w:color="auto"/>
+              <w:left w:val="single" w:sz="6" w:space="0" w:color="auto"/>
+              <w:bottom w:val="single" w:sz="6" w:space="0" w:color="auto"/>
+              <w:right w:val="single" w:sz="6" w:space="0" w:color="auto"/>
+            </w:tcBorders>
+            <w:tcMar>
+              <w:top w:w="120" w:type="dxa"/>
+              <w:left w:w="180" w:type="dxa"/>
+              <w:bottom w:w="120" w:type="dxa"/>
+              <w:right w:w="180" w:type="dxa"/>
+            </w:tcMar>
+            <w:vAlign w:val="center"/>
+            <w:hideMark/>
+          </w:tcPr>
+          <w:p>
+            <w:pPr>
+              <w:spacing w:after="0" w:line="240" w:lineRule="auto"/>
+              <w:rPr>
+                <w:rFonts w:ascii="Arial" w:eastAsia="Times New Roman" w:hAnsi="Arial" w:cs="Arial"/>
+                <w:color w:val="1F1F1F"/>
+                <w:sz w:val="24"/>
+                <w:szCs w:val="24"/>
+                <w:lang w:eastAsia="en-US"/>
+              </w:rPr>
+            </w:pPr>
+            <w:r>
+              <w:rPr>
+                <w:rFonts w:ascii="Arial" w:eastAsia="Times New Roman" w:hAnsi="Arial" w:cs="Arial"/>
+                <w:color w:val="1F1F1F"/>
+                <w:sz w:val="24"/>
+                <w:szCs w:val="24"/>
+                <w:bdr w:val="none" w:sz="0" w:space="0" w:color="auto" w:frame="1"/>
+                <w:lang w:eastAsia="en-US"/>
+              </w:rPr>
+              <w:t>2 IVs</w:t>
+            </w:r>
+          </w:p>
+        </w:tc>
+        <w:tc>
+          <w:tcPr>
+            <w:tcW w:w="0" w:type="auto"/>
+            <w:tcBorders>
+              <w:top w:val="single" w:sz="6" w:space="0" w:color="auto"/>
+              <w:left w:val="single" w:sz="6" w:space="0" w:color="auto"/>
+              <w:bottom w:val="single" w:sz="6" w:space="0" w:color="auto"/>
+              <w:right w:val="single" w:sz="6" w:space="0" w:color="auto"/>
+            </w:tcBorders>
+            <w:tcMar>
+              <w:top w:w="120" w:type="dxa"/>
+              <w:left w:w="180" w:type="dxa"/>
+              <w:bottom w:w="120" w:type="dxa"/>
+              <w:right w:w="180" w:type="dxa"/>
+            </w:tcMar>
+            <w:vAlign w:val="center"/>
+            <w:hideMark/>
+          </w:tcPr>
+          <w:p>
+            <w:pPr>
+              <w:spacing w:after="0" w:line="240" w:lineRule="auto"/>
+              <w:rPr>
+                <w:rFonts w:ascii="Arial" w:eastAsia="Times New Roman" w:hAnsi="Arial" w:cs="Arial"/>
+                <w:color w:val="1F1F1F"/>
+                <w:sz w:val="24"/>
+                <w:szCs w:val="24"/>
+                <w:lang w:eastAsia="en-US"/>
+              </w:rPr>
+            </w:pPr>
+            <w:r>
+              <w:rPr>
+                <w:rFonts w:ascii="Arial" w:eastAsia="Times New Roman" w:hAnsi="Arial" w:cs="Arial"/>
+                <w:color w:val="1F1F1F"/>
+                <w:sz w:val="24"/>
+                <w:szCs w:val="24"/>
+                <w:bdr w:val="none" w:sz="0" w:space="0" w:color="auto" w:frame="1"/>
+                <w:lang w:eastAsia="en-US"/>
+              </w:rPr>
+              <w:t>Independent</w:t>
+            </w:r>
+          </w:p>
+        </w:tc>
+        <w:tc>
+          <w:tcPr>
+            <w:tcW w:w="0" w:type="auto"/>
+            <w:tcBorders>
+              <w:top w:val="single" w:sz="6" w:space="0" w:color="auto"/>
+              <w:left w:val="single" w:sz="6" w:space="0" w:color="auto"/>
+              <w:bottom w:val="single" w:sz="6" w:space="0" w:color="auto"/>
+              <w:right w:val="single" w:sz="6" w:space="0" w:color="auto"/>
+            </w:tcBorders>
+            <w:tcMar>
+              <w:top w:w="120" w:type="dxa"/>
+              <w:left w:w="180" w:type="dxa"/>
+              <w:bottom w:w="120" w:type="dxa"/>
+              <w:right w:w="180" w:type="dxa"/>
+            </w:tcMar>
+            <w:vAlign w:val="center"/>
+            <w:hideMark/>
+          </w:tcPr>
+          <w:p>
+            <w:pPr>
+              <w:spacing w:after="0" w:line="240" w:lineRule="auto"/>
+              <w:rPr>
+                <w:rFonts w:ascii="Arial" w:eastAsia="Times New Roman" w:hAnsi="Arial" w:cs="Arial"/>
+                <w:color w:val="1F1F1F"/>
+                <w:sz w:val="24"/>
+                <w:szCs w:val="24"/>
+                <w:lang w:eastAsia="en-US"/>
+              </w:rPr>
+            </w:pPr>
+            <w:r>
+              <w:rPr>
+                <w:rFonts w:ascii="Arial" w:eastAsia="Times New Roman" w:hAnsi="Arial" w:cs="Arial"/>
+                <w:color w:val="1F1F1F"/>
+                <w:sz w:val="24"/>
+                <w:szCs w:val="24"/>
+                <w:bdr w:val="none" w:sz="0" w:space="0" w:color="auto" w:frame="1"/>
+                <w:lang w:eastAsia="en-US"/>
+              </w:rPr>
+              <w:t xml:space="preserve">Two-way ANOVA </w:t>
+            </w:r>
+          </w:p>
+        </w:tc>
+      </w:tr>
+      <w:tr>
+        <w:trPr>
+          <w:tblCellSpacing w:w="15" w:type="dxa"/>
+        </w:trPr>
+        <w:tc>
+          <w:tcPr>
+            <w:tcW w:w="0" w:type="auto"/>
+            <w:tcBorders>
+              <w:top w:val="single" w:sz="6" w:space="0" w:color="auto"/>
+              <w:left w:val="single" w:sz="6" w:space="0" w:color="auto"/>
+              <w:bottom w:val="single" w:sz="6" w:space="0" w:color="auto"/>
+              <w:right w:val="single" w:sz="6" w:space="0" w:color="auto"/>
+            </w:tcBorders>
+            <w:tcMar>
+              <w:top w:w="120" w:type="dxa"/>
+              <w:left w:w="180" w:type="dxa"/>
+              <w:bottom w:w="120" w:type="dxa"/>
+              <w:right w:w="180" w:type="dxa"/>
+            </w:tcMar>
+            <w:vAlign w:val="center"/>
+            <w:hideMark/>
+          </w:tcPr>
+          <w:p>
+            <w:pPr>
+              <w:spacing w:after="0" w:line="240" w:lineRule="auto"/>
+              <w:rPr>
+                <w:rFonts w:ascii="Arial" w:eastAsia="Times New Roman" w:hAnsi="Arial" w:cs="Arial"/>
+                <w:color w:val="1F1F1F"/>
+                <w:sz w:val="24"/>
+                <w:szCs w:val="24"/>
+                <w:lang w:eastAsia="en-US"/>
+              </w:rPr>
+            </w:pPr>
+            <w:r>
+              <w:rPr>
+                <w:rFonts w:ascii="Arial" w:eastAsia="Times New Roman" w:hAnsi="Arial" w:cs="Arial"/>
+                <w:color w:val="1F1F1F"/>
+                <w:sz w:val="24"/>
+                <w:szCs w:val="24"/>
+                <w:bdr w:val="none" w:sz="0" w:space="0" w:color="auto" w:frame="1"/>
+                <w:lang w:eastAsia="en-US"/>
+              </w:rPr>
+              <w:t>2 IVs</w:t>
+            </w:r>
+          </w:p>
+        </w:tc>
+        <w:tc>
+          <w:tcPr>
+            <w:tcW w:w="0" w:type="auto"/>
+            <w:tcBorders>
+              <w:top w:val="single" w:sz="6" w:space="0" w:color="auto"/>
+              <w:left w:val="single" w:sz="6" w:space="0" w:color="auto"/>
+              <w:bottom w:val="single" w:sz="6" w:space="0" w:color="auto"/>
+              <w:right w:val="single" w:sz="6" w:space="0" w:color="auto"/>
+            </w:tcBorders>
+            <w:tcMar>
+              <w:top w:w="120" w:type="dxa"/>
+              <w:left w:w="180" w:type="dxa"/>
+              <w:bottom w:w="120" w:type="dxa"/>
+              <w:right w:w="180" w:type="dxa"/>
+            </w:tcMar>
+            <w:vAlign w:val="center"/>
+            <w:hideMark/>
+          </w:tcPr>
+          <w:p>
+            <w:pPr>
+              <w:spacing w:after="0" w:line="240" w:lineRule="auto"/>
+              <w:rPr>
+                <w:rFonts w:ascii="Arial" w:eastAsia="Times New Roman" w:hAnsi="Arial" w:cs="Arial"/>
+                <w:color w:val="1F1F1F"/>
+                <w:sz w:val="24"/>
+                <w:szCs w:val="24"/>
+                <w:lang w:eastAsia="en-US"/>
+              </w:rPr>
+            </w:pPr>
+            <w:r>
+              <w:rPr>
+                <w:rFonts w:ascii="Arial" w:eastAsia="Times New Roman" w:hAnsi="Arial" w:cs="Arial"/>
+                <w:color w:val="1F1F1F"/>
+                <w:sz w:val="24"/>
+                <w:szCs w:val="24"/>
+                <w:bdr w:val="none" w:sz="0" w:space="0" w:color="auto" w:frame="1"/>
+                <w:lang w:eastAsia="en-US"/>
+              </w:rPr>
+              <w:t>1 Independent + 1 Repeated</w:t>
+            </w:r>
+          </w:p>
+        </w:tc>
+        <w:tc>
+          <w:tcPr>
+            <w:tcW w:w="0" w:type="auto"/>
+            <w:tcBorders>
+              <w:top w:val="single" w:sz="6" w:space="0" w:color="auto"/>
+              <w:left w:val="single" w:sz="6" w:space="0" w:color="auto"/>
+              <w:bottom w:val="single" w:sz="6" w:space="0" w:color="auto"/>
+              <w:right w:val="single" w:sz="6" w:space="0" w:color="auto"/>
+            </w:tcBorders>
+            <w:tcMar>
+              <w:top w:w="120" w:type="dxa"/>
+              <w:left w:w="180" w:type="dxa"/>
+              <w:bottom w:w="120" w:type="dxa"/>
+              <w:right w:w="180" w:type="dxa"/>
+            </w:tcMar>
+            <w:vAlign w:val="center"/>
+            <w:hideMark/>
+          </w:tcPr>
+          <w:p>
+            <w:pPr>
+              <w:spacing w:after="0" w:line="240" w:lineRule="auto"/>
+              <w:rPr>
+                <w:rFonts w:ascii="Arial" w:eastAsia="Times New Roman" w:hAnsi="Arial" w:cs="Arial"/>
+                <w:color w:val="1F1F1F"/>
+                <w:sz w:val="24"/>
+                <w:szCs w:val="24"/>
+                <w:lang w:eastAsia="en-US"/>
+              </w:rPr>
+            </w:pPr>
+            <w:r>
+              <w:rPr>
+                <w:rFonts w:ascii="Arial" w:eastAsia="Times New Roman" w:hAnsi="Arial" w:cs="Arial"/>
+                <w:color w:val="1F1F1F"/>
+                <w:sz w:val="24"/>
+                <w:szCs w:val="24"/>
+                <w:bdr w:val="none" w:sz="0" w:space="0" w:color="auto" w:frame="1"/>
+                <w:lang w:eastAsia="en-US"/>
+              </w:rPr>
+              <w:t xml:space="preserve">Two-way Mixed ANOVA </w:t>
+            </w:r>
+          </w:p>
+        </w:tc>
+      </w:tr>
+    </w:tbl>
+    <w:p/>
+    <w:tbl>
+      <w:tblPr>
+        <w:tblW w:w="0" w:type="auto"/>
+        <w:tblCellSpacing w:w="15" w:type="dxa"/>
+        <w:tblCellMar>
+          <w:left w:w="0" w:type="dxa"/>
+          <w:right w:w="0" w:type="dxa"/>
+        </w:tblCellMar>
+        <w:tblLook w:val="04A0" w:firstRow="1" w:lastRow="0" w:firstColumn="1" w:lastColumn="0" w:noHBand="0" w:noVBand="1"/>
+      </w:tblPr>
+      <w:tblGrid>
+        <w:gridCol w:w="2120"/>
+        <w:gridCol w:w="2963"/>
+        <w:gridCol w:w="4261"/>
+      </w:tblGrid>
+      <w:tr>
+        <w:trPr>
+          <w:tblHeader/>
+          <w:tblCellSpacing w:w="15" w:type="dxa"/>
+        </w:trPr>
+        <w:tc>
+          <w:tcPr>
+            <w:tcW w:w="0" w:type="auto"/>
+            <w:tcBorders>
+              <w:top w:val="single" w:sz="6" w:space="0" w:color="auto"/>
+              <w:left w:val="single" w:sz="6" w:space="0" w:color="auto"/>
+              <w:bottom w:val="single" w:sz="6" w:space="0" w:color="auto"/>
+              <w:right w:val="single" w:sz="6" w:space="0" w:color="auto"/>
+            </w:tcBorders>
+            <w:tcMar>
+              <w:top w:w="120" w:type="dxa"/>
+              <w:left w:w="180" w:type="dxa"/>
+              <w:bottom w:w="120" w:type="dxa"/>
+              <w:right w:w="180" w:type="dxa"/>
+            </w:tcMar>
+            <w:vAlign w:val="center"/>
+            <w:hideMark/>
+          </w:tcPr>
+          <w:p>
+            <w:pPr>
+              <w:spacing w:after="0" w:line="240" w:lineRule="auto"/>
+              <w:rPr>
+                <w:rFonts w:ascii="Arial" w:eastAsia="Times New Roman" w:hAnsi="Arial" w:cs="Arial"/>
+                <w:color w:val="1F1F1F"/>
+                <w:sz w:val="24"/>
+                <w:szCs w:val="24"/>
+                <w:lang w:eastAsia="en-US"/>
+              </w:rPr>
+            </w:pPr>
+            <w:r>
+              <w:rPr>
+                <w:rFonts w:ascii="Arial" w:eastAsia="Times New Roman" w:hAnsi="Arial" w:cs="Arial"/>
+                <w:b/>
+                <w:bCs/>
+                <w:color w:val="1F1F1F"/>
+                <w:sz w:val="24"/>
+                <w:szCs w:val="24"/>
+                <w:bdr w:val="none" w:sz="0" w:space="0" w:color="auto" w:frame="1"/>
+                <w:lang w:eastAsia="en-US"/>
+              </w:rPr>
+              <w:t>Test Type</w:t>
+            </w:r>
+          </w:p>
+        </w:tc>
+        <w:tc>
+          <w:tcPr>
+            <w:tcW w:w="0" w:type="auto"/>
+            <w:tcBorders>
+              <w:top w:val="single" w:sz="6" w:space="0" w:color="auto"/>
+              <w:left w:val="single" w:sz="6" w:space="0" w:color="auto"/>
+              <w:bottom w:val="single" w:sz="6" w:space="0" w:color="auto"/>
+              <w:right w:val="single" w:sz="6" w:space="0" w:color="auto"/>
+            </w:tcBorders>
+            <w:tcMar>
+              <w:top w:w="120" w:type="dxa"/>
+              <w:left w:w="180" w:type="dxa"/>
+              <w:bottom w:w="120" w:type="dxa"/>
+              <w:right w:w="180" w:type="dxa"/>
+            </w:tcMar>
+            <w:vAlign w:val="center"/>
+            <w:hideMark/>
+          </w:tcPr>
+          <w:p>
+            <w:pPr>
+              <w:spacing w:after="0" w:line="240" w:lineRule="auto"/>
+              <w:rPr>
+                <w:rFonts w:ascii="Arial" w:eastAsia="Times New Roman" w:hAnsi="Arial" w:cs="Arial"/>
+                <w:color w:val="1F1F1F"/>
+                <w:sz w:val="24"/>
+                <w:szCs w:val="24"/>
+                <w:lang w:eastAsia="en-US"/>
+              </w:rPr>
+            </w:pPr>
+            <w:r>
+              <w:rPr>
+                <w:rFonts w:ascii="Arial" w:eastAsia="Times New Roman" w:hAnsi="Arial" w:cs="Arial"/>
+                <w:b/>
+                <w:bCs/>
+                <w:color w:val="1F1F1F"/>
+                <w:sz w:val="24"/>
+                <w:szCs w:val="24"/>
+                <w:bdr w:val="none" w:sz="0" w:space="0" w:color="auto" w:frame="1"/>
+                <w:lang w:eastAsia="en-US"/>
+              </w:rPr>
+              <w:t>Logic</w:t>
+            </w:r>
+          </w:p>
+        </w:tc>
+        <w:tc>
+          <w:tcPr>
+            <w:tcW w:w="0" w:type="auto"/>
+            <w:tcBorders>
+              <w:top w:val="single" w:sz="6" w:space="0" w:color="auto"/>
+              <w:left w:val="single" w:sz="6" w:space="0" w:color="auto"/>
+              <w:bottom w:val="single" w:sz="6" w:space="0" w:color="auto"/>
+              <w:right w:val="single" w:sz="6" w:space="0" w:color="auto"/>
+            </w:tcBorders>
+            <w:tcMar>
+              <w:top w:w="120" w:type="dxa"/>
+              <w:left w:w="180" w:type="dxa"/>
+              <w:bottom w:w="120" w:type="dxa"/>
+              <w:right w:w="180" w:type="dxa"/>
+            </w:tcMar>
+            <w:vAlign w:val="center"/>
+            <w:hideMark/>
+          </w:tcPr>
+          <w:p>
+            <w:pPr>
+              <w:spacing w:after="0" w:line="240" w:lineRule="auto"/>
+              <w:rPr>
+                <w:rFonts w:ascii="Arial" w:eastAsia="Times New Roman" w:hAnsi="Arial" w:cs="Arial"/>
+                <w:color w:val="1F1F1F"/>
+                <w:sz w:val="24"/>
+                <w:szCs w:val="24"/>
+                <w:lang w:eastAsia="en-US"/>
+              </w:rPr>
+            </w:pPr>
+            <w:r>
+              <w:rPr>
+                <w:rFonts w:ascii="Arial" w:eastAsia="Times New Roman" w:hAnsi="Arial" w:cs="Arial"/>
+                <w:color w:val="1F1F1F"/>
+                <w:sz w:val="24"/>
+                <w:szCs w:val="24"/>
+                <w:lang w:eastAsia="en-US"/>
+              </w:rPr>
+              <w:t>Model</w:t>
+            </w:r>
+          </w:p>
+        </w:tc>
+      </w:tr>
+      <w:tr>
+        <w:trPr>
+          <w:tblCellSpacing w:w="15" w:type="dxa"/>
+        </w:trPr>
+        <w:tc>
+          <w:tcPr>
+            <w:tcW w:w="0" w:type="auto"/>
+            <w:tcBorders>
+              <w:top w:val="single" w:sz="6" w:space="0" w:color="auto"/>
+              <w:left w:val="single" w:sz="6" w:space="0" w:color="auto"/>
+              <w:bottom w:val="single" w:sz="6" w:space="0" w:color="auto"/>
+              <w:right w:val="single" w:sz="6" w:space="0" w:color="auto"/>
+            </w:tcBorders>
+            <w:tcMar>
+              <w:top w:w="120" w:type="dxa"/>
+              <w:left w:w="180" w:type="dxa"/>
+              <w:bottom w:w="120" w:type="dxa"/>
+              <w:right w:w="180" w:type="dxa"/>
+            </w:tcMar>
+            <w:vAlign w:val="center"/>
+            <w:hideMark/>
+          </w:tcPr>
+          <w:p>
+            <w:pPr>
+              <w:spacing w:after="0" w:line="240" w:lineRule="auto"/>
+              <w:rPr>
+                <w:rFonts w:ascii="Arial" w:eastAsia="Times New Roman" w:hAnsi="Arial" w:cs="Arial"/>
+                <w:color w:val="1F1F1F"/>
+                <w:sz w:val="24"/>
+                <w:szCs w:val="24"/>
+                <w:lang w:eastAsia="en-US"/>
+              </w:rPr>
+            </w:pPr>
+            <w:r>
+              <w:rPr>
+                <w:rFonts w:ascii="Arial" w:eastAsia="Times New Roman" w:hAnsi="Arial" w:cs="Arial"/>
+                <w:b/>
+                <w:bCs/>
+                <w:color w:val="1F1F1F"/>
+                <w:sz w:val="24"/>
+                <w:szCs w:val="24"/>
+                <w:bdr w:val="none" w:sz="0" w:space="0" w:color="auto" w:frame="1"/>
+                <w:lang w:eastAsia="en-US"/>
+              </w:rPr>
+              <w:t>Paired t-test</w:t>
+            </w:r>
+          </w:p>
+        </w:tc>
+        <w:tc>
+          <w:tcPr>
+            <w:tcW w:w="0" w:type="auto"/>
+            <w:tcBorders>
+              <w:top w:val="single" w:sz="6" w:space="0" w:color="auto"/>
+              <w:left w:val="single" w:sz="6" w:space="0" w:color="auto"/>
+              <w:bottom w:val="single" w:sz="6" w:space="0" w:color="auto"/>
+              <w:right w:val="single" w:sz="6" w:space="0" w:color="auto"/>
+            </w:tcBorders>
+            <w:tcMar>
+              <w:top w:w="120" w:type="dxa"/>
+              <w:left w:w="180" w:type="dxa"/>
+              <w:bottom w:w="120" w:type="dxa"/>
+              <w:right w:w="180" w:type="dxa"/>
+            </w:tcMar>
+            <w:vAlign w:val="center"/>
+            <w:hideMark/>
+          </w:tcPr>
+          <w:p>
+            <w:pPr>
+              <w:spacing w:after="0" w:line="240" w:lineRule="auto"/>
+              <w:rPr>
+                <w:rFonts w:ascii="Arial" w:eastAsia="Times New Roman" w:hAnsi="Arial" w:cs="Arial"/>
+                <w:color w:val="1F1F1F"/>
+                <w:sz w:val="24"/>
+                <w:szCs w:val="24"/>
+                <w:lang w:eastAsia="en-US"/>
+              </w:rPr>
+            </w:pPr>
+            <w:r>
+              <w:rPr>
+                <w:rFonts w:ascii="Arial" w:eastAsia="Times New Roman" w:hAnsi="Arial" w:cs="Arial"/>
+                <w:color w:val="1F1F1F"/>
+                <w:sz w:val="24"/>
+                <w:szCs w:val="24"/>
+                <w:bdr w:val="none" w:sz="0" w:space="0" w:color="auto" w:frame="1"/>
+                <w:lang w:eastAsia="en-US"/>
+              </w:rPr>
+              <w:t>Same subjects measured twice.</w:t>
+            </w:r>
+          </w:p>
+        </w:tc>
+        <w:tc>
+          <w:tcPr>
+            <w:tcW w:w="0" w:type="auto"/>
+            <w:tcBorders>
+              <w:top w:val="single" w:sz="6" w:space="0" w:color="auto"/>
+              <w:left w:val="single" w:sz="6" w:space="0" w:color="auto"/>
+              <w:bottom w:val="single" w:sz="6" w:space="0" w:color="auto"/>
+              <w:right w:val="single" w:sz="6" w:space="0" w:color="auto"/>
+            </w:tcBorders>
+            <w:tcMar>
+              <w:top w:w="120" w:type="dxa"/>
+              <w:left w:w="180" w:type="dxa"/>
+              <w:bottom w:w="120" w:type="dxa"/>
+              <w:right w:w="180" w:type="dxa"/>
+            </w:tcMar>
+            <w:vAlign w:val="center"/>
+            <w:hideMark/>
+          </w:tcPr>
+          <w:p>
+            <w:pPr>
+              <w:spacing w:after="0" w:line="240" w:lineRule="auto"/>
+              <w:rPr>
+                <w:rFonts w:ascii="Arial" w:eastAsia="Times New Roman" w:hAnsi="Arial" w:cs="Arial"/>
+                <w:color w:val="1F1F1F"/>
+                <w:sz w:val="24"/>
+                <w:szCs w:val="24"/>
+                <w:lang w:eastAsia="en-US"/>
+              </w:rPr>
+            </w:pPr>
+            <w:proofErr w:type="spellStart"/>
+            <w:r>
+              <w:rPr>
+                <w:rFonts w:ascii="Arial" w:eastAsia="Times New Roman" w:hAnsi="Arial" w:cs="Arial"/>
+                <w:color w:val="444746"/>
+                <w:sz w:val="20"/>
+                <w:szCs w:val="20"/>
+                <w:bdr w:val="none" w:sz="0" w:space="0" w:color="auto" w:frame="1"/>
+                <w:lang w:eastAsia="en-US"/>
+              </w:rPr>
+              <w:t>t.</w:t>
+            </w:r>
+            <w:proofErr w:type="gramStart"/>
+            <w:r>
+              <w:rPr>
+                <w:rFonts w:ascii="Arial" w:eastAsia="Times New Roman" w:hAnsi="Arial" w:cs="Arial"/>
+                <w:color w:val="444746"/>
+                <w:sz w:val="20"/>
+                <w:szCs w:val="20"/>
+                <w:bdr w:val="none" w:sz="0" w:space="0" w:color="auto" w:frame="1"/>
+                <w:lang w:eastAsia="en-US"/>
+              </w:rPr>
+              <w:t>test</w:t>
+            </w:r>
+            <w:proofErr w:type="spellEnd"/>
+            <w:r>
+              <w:rPr>
+                <w:rFonts w:ascii="Arial" w:eastAsia="Times New Roman" w:hAnsi="Arial" w:cs="Arial"/>
+                <w:color w:val="444746"/>
+                <w:sz w:val="20"/>
+                <w:szCs w:val="20"/>
+                <w:bdr w:val="none" w:sz="0" w:space="0" w:color="auto" w:frame="1"/>
+                <w:lang w:eastAsia="en-US"/>
+              </w:rPr>
+              <w:t>(</w:t>
+            </w:r>
+            <w:proofErr w:type="gramEnd"/>
+            <w:r>
+              <w:rPr>
+                <w:rFonts w:ascii="Arial" w:eastAsia="Times New Roman" w:hAnsi="Arial" w:cs="Arial"/>
+                <w:color w:val="444746"/>
+                <w:sz w:val="20"/>
+                <w:szCs w:val="20"/>
+                <w:bdr w:val="none" w:sz="0" w:space="0" w:color="auto" w:frame="1"/>
+                <w:lang w:eastAsia="en-US"/>
+              </w:rPr>
+              <w:t>DV1, DV2, paired=TRUE, alternative</w:t>
+            </w:r>
+            <w:proofErr w:type="gramStart"/>
+            <w:r>
+              <w:rPr>
+                <w:rFonts w:ascii="Arial" w:eastAsia="Times New Roman" w:hAnsi="Arial" w:cs="Arial"/>
+                <w:color w:val="444746"/>
+                <w:sz w:val="20"/>
+                <w:szCs w:val="20"/>
+                <w:bdr w:val="none" w:sz="0" w:space="0" w:color="auto" w:frame="1"/>
+                <w:lang w:eastAsia="en-US"/>
+              </w:rPr>
+              <w:t>= )</w:t>
+            </w:r>
+            <w:proofErr w:type="gramEnd"/>
+          </w:p>
+        </w:tc>
+      </w:tr>
+      <w:tr>
+        <w:trPr>
+          <w:tblCellSpacing w:w="15" w:type="dxa"/>
+        </w:trPr>
+        <w:tc>
+          <w:tcPr>
+            <w:tcW w:w="0" w:type="auto"/>
+            <w:tcBorders>
+              <w:top w:val="single" w:sz="6" w:space="0" w:color="auto"/>
+              <w:left w:val="single" w:sz="6" w:space="0" w:color="auto"/>
+              <w:bottom w:val="single" w:sz="6" w:space="0" w:color="auto"/>
+              <w:right w:val="single" w:sz="6" w:space="0" w:color="auto"/>
+            </w:tcBorders>
+            <w:tcMar>
+              <w:top w:w="120" w:type="dxa"/>
+              <w:left w:w="180" w:type="dxa"/>
+              <w:bottom w:w="120" w:type="dxa"/>
+              <w:right w:w="180" w:type="dxa"/>
+            </w:tcMar>
+            <w:vAlign w:val="center"/>
+            <w:hideMark/>
+          </w:tcPr>
+          <w:p>
+            <w:pPr>
+              <w:spacing w:after="0" w:line="240" w:lineRule="auto"/>
+              <w:rPr>
+                <w:rFonts w:ascii="Arial" w:eastAsia="Times New Roman" w:hAnsi="Arial" w:cs="Arial"/>
+                <w:color w:val="1F1F1F"/>
+                <w:sz w:val="24"/>
+                <w:szCs w:val="24"/>
+                <w:lang w:eastAsia="en-US"/>
+              </w:rPr>
+            </w:pPr>
+            <w:r>
+              <w:rPr>
+                <w:rFonts w:ascii="Arial" w:eastAsia="Times New Roman" w:hAnsi="Arial" w:cs="Arial"/>
+                <w:b/>
+                <w:bCs/>
+                <w:color w:val="1F1F1F"/>
+                <w:sz w:val="24"/>
+                <w:szCs w:val="24"/>
+                <w:bdr w:val="none" w:sz="0" w:space="0" w:color="auto" w:frame="1"/>
+                <w:lang w:eastAsia="en-US"/>
+              </w:rPr>
+              <w:t>Independent t-test</w:t>
+            </w:r>
+          </w:p>
+        </w:tc>
+        <w:tc>
+          <w:tcPr>
+            <w:tcW w:w="0" w:type="auto"/>
+            <w:tcBorders>
+              <w:top w:val="single" w:sz="6" w:space="0" w:color="auto"/>
+              <w:left w:val="single" w:sz="6" w:space="0" w:color="auto"/>
+              <w:bottom w:val="single" w:sz="6" w:space="0" w:color="auto"/>
+              <w:right w:val="single" w:sz="6" w:space="0" w:color="auto"/>
+            </w:tcBorders>
+            <w:tcMar>
+              <w:top w:w="120" w:type="dxa"/>
+              <w:left w:w="180" w:type="dxa"/>
+              <w:bottom w:w="120" w:type="dxa"/>
+              <w:right w:w="180" w:type="dxa"/>
+            </w:tcMar>
+            <w:vAlign w:val="center"/>
+            <w:hideMark/>
+          </w:tcPr>
+          <w:p>
+            <w:pPr>
+              <w:spacing w:after="0" w:line="240" w:lineRule="auto"/>
+              <w:rPr>
+                <w:rFonts w:ascii="Arial" w:eastAsia="Times New Roman" w:hAnsi="Arial" w:cs="Arial"/>
+                <w:color w:val="1F1F1F"/>
+                <w:sz w:val="24"/>
+                <w:szCs w:val="24"/>
+                <w:lang w:eastAsia="en-US"/>
+              </w:rPr>
+            </w:pPr>
+            <w:r>
+              <w:rPr>
+                <w:rFonts w:ascii="Arial" w:eastAsia="Times New Roman" w:hAnsi="Arial" w:cs="Arial"/>
+                <w:color w:val="1F1F1F"/>
+                <w:sz w:val="24"/>
+                <w:szCs w:val="24"/>
+                <w:bdr w:val="none" w:sz="0" w:space="0" w:color="auto" w:frame="1"/>
+                <w:lang w:eastAsia="en-US"/>
+              </w:rPr>
+              <w:t>Two distinct groups, one measurement each.</w:t>
+            </w:r>
+          </w:p>
+        </w:tc>
+        <w:tc>
+          <w:tcPr>
+            <w:tcW w:w="0" w:type="auto"/>
+            <w:tcBorders>
+              <w:top w:val="single" w:sz="6" w:space="0" w:color="auto"/>
+              <w:left w:val="single" w:sz="6" w:space="0" w:color="auto"/>
+              <w:bottom w:val="single" w:sz="6" w:space="0" w:color="auto"/>
+              <w:right w:val="single" w:sz="6" w:space="0" w:color="auto"/>
+            </w:tcBorders>
+            <w:tcMar>
+              <w:top w:w="120" w:type="dxa"/>
+              <w:left w:w="180" w:type="dxa"/>
+              <w:bottom w:w="120" w:type="dxa"/>
+              <w:right w:w="180" w:type="dxa"/>
+            </w:tcMar>
+            <w:vAlign w:val="center"/>
+            <w:hideMark/>
+          </w:tcPr>
+          <w:p>
+            <w:pPr>
+              <w:spacing w:after="0" w:line="240" w:lineRule="auto"/>
+              <w:rPr>
+                <w:rFonts w:ascii="Arial" w:eastAsia="Times New Roman" w:hAnsi="Arial" w:cs="Arial"/>
+                <w:color w:val="1F1F1F"/>
+                <w:sz w:val="24"/>
+                <w:szCs w:val="24"/>
+                <w:lang w:eastAsia="en-US"/>
+              </w:rPr>
+            </w:pPr>
+            <w:proofErr w:type="spellStart"/>
+            <w:r>
+              <w:rPr>
+                <w:rFonts w:ascii="Arial" w:eastAsia="Times New Roman" w:hAnsi="Arial" w:cs="Arial"/>
+                <w:color w:val="444746"/>
+                <w:sz w:val="20"/>
+                <w:szCs w:val="20"/>
+                <w:bdr w:val="none" w:sz="0" w:space="0" w:color="auto" w:frame="1"/>
+                <w:lang w:eastAsia="en-US"/>
+              </w:rPr>
+              <w:t>t.</w:t>
+            </w:r>
+            <w:proofErr w:type="gramStart"/>
+            <w:r>
+              <w:rPr>
+                <w:rFonts w:ascii="Arial" w:eastAsia="Times New Roman" w:hAnsi="Arial" w:cs="Arial"/>
+                <w:color w:val="444746"/>
+                <w:sz w:val="20"/>
+                <w:szCs w:val="20"/>
+                <w:bdr w:val="none" w:sz="0" w:space="0" w:color="auto" w:frame="1"/>
+                <w:lang w:eastAsia="en-US"/>
+              </w:rPr>
+              <w:t>test</w:t>
+            </w:r>
+            <w:proofErr w:type="spellEnd"/>
+            <w:r>
+              <w:rPr>
+                <w:rFonts w:ascii="Arial" w:eastAsia="Times New Roman" w:hAnsi="Arial" w:cs="Arial"/>
+                <w:color w:val="444746"/>
+                <w:sz w:val="20"/>
+                <w:szCs w:val="20"/>
+                <w:bdr w:val="none" w:sz="0" w:space="0" w:color="auto" w:frame="1"/>
+                <w:lang w:eastAsia="en-US"/>
+              </w:rPr>
+              <w:t>(</w:t>
+            </w:r>
+            <w:proofErr w:type="gramEnd"/>
+            <w:r>
+              <w:rPr>
+                <w:rFonts w:ascii="Arial" w:eastAsia="Times New Roman" w:hAnsi="Arial" w:cs="Arial"/>
+                <w:color w:val="444746"/>
+                <w:sz w:val="20"/>
+                <w:szCs w:val="20"/>
+                <w:bdr w:val="none" w:sz="0" w:space="0" w:color="auto" w:frame="1"/>
+                <w:lang w:eastAsia="en-US"/>
+              </w:rPr>
+              <w:t xml:space="preserve">DV~IV, data </w:t>
+            </w:r>
+            <w:proofErr w:type="gramStart"/>
+            <w:r>
+              <w:rPr>
+                <w:rFonts w:ascii="Arial" w:eastAsia="Times New Roman" w:hAnsi="Arial" w:cs="Arial"/>
+                <w:color w:val="444746"/>
+                <w:sz w:val="20"/>
+                <w:szCs w:val="20"/>
+                <w:bdr w:val="none" w:sz="0" w:space="0" w:color="auto" w:frame="1"/>
+                <w:lang w:eastAsia="en-US"/>
+              </w:rPr>
+              <w:t>=</w:t>
+            </w:r>
+            <w:r>
+              <w:rPr>
+                <w:rFonts w:ascii="Arial" w:eastAsia="Times New Roman" w:hAnsi="Arial" w:cs="Arial"/>
+                <w:color w:val="444746"/>
+                <w:sz w:val="20"/>
+                <w:szCs w:val="20"/>
+                <w:bdr w:val="none" w:sz="0" w:space="0" w:color="auto" w:frame="1"/>
+                <w:lang w:eastAsia="en-US"/>
+              </w:rPr>
+              <w:t xml:space="preserve"> ,</w:t>
+            </w:r>
+            <w:proofErr w:type="gramEnd"/>
+            <w:r>
+              <w:rPr>
+                <w:rFonts w:ascii="Arial" w:eastAsia="Times New Roman" w:hAnsi="Arial" w:cs="Arial"/>
+                <w:color w:val="444746"/>
+                <w:sz w:val="20"/>
+                <w:szCs w:val="20"/>
+                <w:bdr w:val="none" w:sz="0" w:space="0" w:color="auto" w:frame="1"/>
+                <w:lang w:eastAsia="en-US"/>
+              </w:rPr>
+              <w:t xml:space="preserve"> alternative </w:t>
+            </w:r>
+            <w:proofErr w:type="gramStart"/>
+            <w:r>
+              <w:rPr>
+                <w:rFonts w:ascii="Arial" w:eastAsia="Times New Roman" w:hAnsi="Arial" w:cs="Arial"/>
+                <w:color w:val="444746"/>
+                <w:sz w:val="20"/>
+                <w:szCs w:val="20"/>
+                <w:bdr w:val="none" w:sz="0" w:space="0" w:color="auto" w:frame="1"/>
+                <w:lang w:eastAsia="en-US"/>
+              </w:rPr>
+              <w:t>= )</w:t>
+            </w:r>
+            <w:proofErr w:type="gramEnd"/>
+          </w:p>
+        </w:tc>
+      </w:tr>
+      <w:tr>
+        <w:trPr>
+          <w:tblCellSpacing w:w="15" w:type="dxa"/>
+        </w:trPr>
+        <w:tc>
+          <w:tcPr>
+            <w:tcW w:w="0" w:type="auto"/>
+            <w:tcBorders>
+              <w:top w:val="single" w:sz="6" w:space="0" w:color="auto"/>
+              <w:left w:val="single" w:sz="6" w:space="0" w:color="auto"/>
+              <w:bottom w:val="single" w:sz="6" w:space="0" w:color="auto"/>
+              <w:right w:val="single" w:sz="6" w:space="0" w:color="auto"/>
+            </w:tcBorders>
+            <w:tcMar>
+              <w:top w:w="120" w:type="dxa"/>
+              <w:left w:w="180" w:type="dxa"/>
+              <w:bottom w:w="120" w:type="dxa"/>
+              <w:right w:w="180" w:type="dxa"/>
+            </w:tcMar>
+            <w:vAlign w:val="center"/>
+            <w:hideMark/>
+          </w:tcPr>
+          <w:p>
+            <w:pPr>
+              <w:spacing w:after="0" w:line="240" w:lineRule="auto"/>
+              <w:rPr>
+                <w:rFonts w:ascii="Arial" w:eastAsia="Times New Roman" w:hAnsi="Arial" w:cs="Arial"/>
+                <w:color w:val="1F1F1F"/>
+                <w:sz w:val="24"/>
+                <w:szCs w:val="24"/>
+                <w:lang w:eastAsia="en-US"/>
+              </w:rPr>
+            </w:pPr>
+            <w:r>
+              <w:rPr>
+                <w:rFonts w:ascii="Arial" w:eastAsia="Times New Roman" w:hAnsi="Arial" w:cs="Arial"/>
+                <w:b/>
+                <w:bCs/>
+                <w:color w:val="1F1F1F"/>
+                <w:sz w:val="24"/>
+                <w:szCs w:val="24"/>
+                <w:bdr w:val="none" w:sz="0" w:space="0" w:color="auto" w:frame="1"/>
+                <w:lang w:eastAsia="en-US"/>
+              </w:rPr>
+              <w:t>1-Way ANOVA</w:t>
+            </w:r>
+          </w:p>
+        </w:tc>
+        <w:tc>
+          <w:tcPr>
+            <w:tcW w:w="0" w:type="auto"/>
+            <w:tcBorders>
+              <w:top w:val="single" w:sz="6" w:space="0" w:color="auto"/>
+              <w:left w:val="single" w:sz="6" w:space="0" w:color="auto"/>
+              <w:bottom w:val="single" w:sz="6" w:space="0" w:color="auto"/>
+              <w:right w:val="single" w:sz="6" w:space="0" w:color="auto"/>
+            </w:tcBorders>
+            <w:tcMar>
+              <w:top w:w="120" w:type="dxa"/>
+              <w:left w:w="180" w:type="dxa"/>
+              <w:bottom w:w="120" w:type="dxa"/>
+              <w:right w:w="180" w:type="dxa"/>
+            </w:tcMar>
+            <w:vAlign w:val="center"/>
+            <w:hideMark/>
+          </w:tcPr>
+          <w:p>
+            <w:pPr>
+              <w:spacing w:after="0" w:line="240" w:lineRule="auto"/>
+              <w:rPr>
+                <w:rFonts w:ascii="Arial" w:eastAsia="Times New Roman" w:hAnsi="Arial" w:cs="Arial"/>
+                <w:color w:val="1F1F1F"/>
+                <w:sz w:val="24"/>
+                <w:szCs w:val="24"/>
+                <w:lang w:eastAsia="en-US"/>
+              </w:rPr>
+            </w:pPr>
+            <w:r>
+              <w:rPr>
+                <w:rFonts w:ascii="Arial" w:eastAsia="Times New Roman" w:hAnsi="Arial" w:cs="Arial"/>
+                <w:color w:val="1F1F1F"/>
+                <w:sz w:val="24"/>
+                <w:szCs w:val="24"/>
+                <w:bdr w:val="none" w:sz="0" w:space="0" w:color="auto" w:frame="1"/>
+                <w:lang w:eastAsia="en-US"/>
+              </w:rPr>
+              <w:t>Three+ distinct groups, one measurement each.</w:t>
+            </w:r>
+          </w:p>
+        </w:tc>
+        <w:tc>
+          <w:tcPr>
+            <w:tcW w:w="0" w:type="auto"/>
+            <w:tcBorders>
+              <w:top w:val="single" w:sz="6" w:space="0" w:color="auto"/>
+              <w:left w:val="single" w:sz="6" w:space="0" w:color="auto"/>
+              <w:bottom w:val="single" w:sz="6" w:space="0" w:color="auto"/>
+              <w:right w:val="single" w:sz="6" w:space="0" w:color="auto"/>
+            </w:tcBorders>
+            <w:tcMar>
+              <w:top w:w="120" w:type="dxa"/>
+              <w:left w:w="180" w:type="dxa"/>
+              <w:bottom w:w="120" w:type="dxa"/>
+              <w:right w:w="180" w:type="dxa"/>
+            </w:tcMar>
+            <w:vAlign w:val="center"/>
+            <w:hideMark/>
+          </w:tcPr>
+          <w:p>
+            <w:pPr>
+              <w:spacing w:after="0" w:line="240" w:lineRule="auto"/>
+              <w:rPr>
+                <w:rFonts w:ascii="Arial" w:eastAsia="Times New Roman" w:hAnsi="Arial" w:cs="Arial"/>
+                <w:color w:val="444746"/>
+                <w:sz w:val="20"/>
+                <w:szCs w:val="20"/>
+                <w:bdr w:val="none" w:sz="0" w:space="0" w:color="auto" w:frame="1"/>
+                <w:lang w:eastAsia="en-US"/>
+              </w:rPr>
+            </w:pPr>
+            <w:r>
+              <w:rPr>
+                <w:rFonts w:ascii="Arial" w:eastAsia="Times New Roman" w:hAnsi="Arial" w:cs="Arial"/>
+                <w:color w:val="444746"/>
+                <w:sz w:val="20"/>
+                <w:szCs w:val="20"/>
+                <w:bdr w:val="none" w:sz="0" w:space="0" w:color="auto" w:frame="1"/>
+                <w:lang w:eastAsia="en-US"/>
+              </w:rPr>
+              <w:t>model=</w:t>
+            </w:r>
+            <w:proofErr w:type="spellStart"/>
+            <w:proofErr w:type="gramStart"/>
+            <w:r>
+              <w:rPr>
+                <w:rFonts w:ascii="Arial" w:eastAsia="Times New Roman" w:hAnsi="Arial" w:cs="Arial"/>
+                <w:color w:val="444746"/>
+                <w:sz w:val="20"/>
+                <w:szCs w:val="20"/>
+                <w:bdr w:val="none" w:sz="0" w:space="0" w:color="auto" w:frame="1"/>
+                <w:lang w:eastAsia="en-US"/>
+              </w:rPr>
+              <w:t>aov</w:t>
+            </w:r>
+            <w:proofErr w:type="spellEnd"/>
+            <w:r>
+              <w:rPr>
+                <w:rFonts w:ascii="Arial" w:eastAsia="Times New Roman" w:hAnsi="Arial" w:cs="Arial"/>
+                <w:color w:val="444746"/>
+                <w:sz w:val="20"/>
+                <w:szCs w:val="20"/>
+                <w:bdr w:val="none" w:sz="0" w:space="0" w:color="auto" w:frame="1"/>
+                <w:lang w:eastAsia="en-US"/>
+              </w:rPr>
+              <w:t>(</w:t>
+            </w:r>
+            <w:proofErr w:type="gramEnd"/>
+            <w:r>
+              <w:rPr>
+                <w:rFonts w:ascii="Arial" w:eastAsia="Times New Roman" w:hAnsi="Arial" w:cs="Arial"/>
+                <w:color w:val="444746"/>
+                <w:sz w:val="20"/>
+                <w:szCs w:val="20"/>
+                <w:bdr w:val="none" w:sz="0" w:space="0" w:color="auto" w:frame="1"/>
+                <w:lang w:eastAsia="en-US"/>
+              </w:rPr>
+              <w:t>DV~IV, data=)</w:t>
+            </w:r>
+          </w:p>
+          <w:p>
+            <w:pPr>
+              <w:spacing w:after="0" w:line="240" w:lineRule="auto"/>
+              <w:rPr>
+                <w:rFonts w:ascii="Arial" w:eastAsia="Times New Roman" w:hAnsi="Arial" w:cs="Arial"/>
+                <w:color w:val="444746"/>
+                <w:sz w:val="20"/>
+                <w:szCs w:val="20"/>
+                <w:bdr w:val="none" w:sz="0" w:space="0" w:color="auto" w:frame="1"/>
+                <w:lang w:eastAsia="en-US"/>
+              </w:rPr>
+            </w:pPr>
+            <w:r>
+              <w:rPr>
+                <w:rFonts w:ascii="Arial" w:eastAsia="Times New Roman" w:hAnsi="Arial" w:cs="Arial"/>
+                <w:color w:val="444746"/>
+                <w:sz w:val="20"/>
+                <w:szCs w:val="20"/>
+                <w:bdr w:val="none" w:sz="0" w:space="0" w:color="auto" w:frame="1"/>
+                <w:lang w:eastAsia="en-US"/>
+              </w:rPr>
+              <w:t>summary(model)</w:t>
+            </w:r>
+          </w:p>
+          <w:p>
+            <w:pPr>
+              <w:spacing w:after="0" w:line="240" w:lineRule="auto"/>
+              <w:rPr>
+                <w:rFonts w:ascii="Arial" w:eastAsia="Times New Roman" w:hAnsi="Arial" w:cs="Arial"/>
+                <w:color w:val="444746"/>
+                <w:sz w:val="20"/>
+                <w:szCs w:val="20"/>
+                <w:bdr w:val="none" w:sz="0" w:space="0" w:color="auto" w:frame="1"/>
+                <w:lang w:eastAsia="en-US"/>
+              </w:rPr>
+            </w:pPr>
+            <w:proofErr w:type="spellStart"/>
+            <w:r>
+              <w:rPr>
+                <w:rFonts w:ascii="Arial" w:eastAsia="Times New Roman" w:hAnsi="Arial" w:cs="Arial"/>
+                <w:color w:val="444746"/>
+                <w:sz w:val="20"/>
+                <w:szCs w:val="20"/>
+                <w:bdr w:val="none" w:sz="0" w:space="0" w:color="auto" w:frame="1"/>
+                <w:lang w:eastAsia="en-US"/>
+              </w:rPr>
+              <w:t>TukeyHSD</w:t>
+            </w:r>
+            <w:proofErr w:type="spellEnd"/>
+            <w:r>
+              <w:rPr>
+                <w:rFonts w:ascii="Arial" w:eastAsia="Times New Roman" w:hAnsi="Arial" w:cs="Arial"/>
+                <w:color w:val="444746"/>
+                <w:sz w:val="20"/>
+                <w:szCs w:val="20"/>
+                <w:bdr w:val="none" w:sz="0" w:space="0" w:color="auto" w:frame="1"/>
+                <w:lang w:eastAsia="en-US"/>
+              </w:rPr>
+              <w:t>(model)</w:t>
+            </w:r>
+          </w:p>
+        </w:tc>
+      </w:tr>
+      <w:tr>
+        <w:trPr>
+          <w:tblCellSpacing w:w="15" w:type="dxa"/>
+        </w:trPr>
+        <w:tc>
+          <w:tcPr>
+            <w:tcW w:w="0" w:type="auto"/>
+            <w:tcBorders>
+              <w:top w:val="single" w:sz="6" w:space="0" w:color="auto"/>
+              <w:left w:val="single" w:sz="6" w:space="0" w:color="auto"/>
+              <w:bottom w:val="single" w:sz="6" w:space="0" w:color="auto"/>
+              <w:right w:val="single" w:sz="6" w:space="0" w:color="auto"/>
+            </w:tcBorders>
+            <w:tcMar>
+              <w:top w:w="120" w:type="dxa"/>
+              <w:left w:w="180" w:type="dxa"/>
+              <w:bottom w:w="120" w:type="dxa"/>
+              <w:right w:w="180" w:type="dxa"/>
+            </w:tcMar>
+            <w:vAlign w:val="center"/>
+            <w:hideMark/>
+          </w:tcPr>
+          <w:p>
+            <w:pPr>
+              <w:spacing w:after="0" w:line="240" w:lineRule="auto"/>
+              <w:rPr>
+                <w:rFonts w:ascii="Arial" w:eastAsia="Times New Roman" w:hAnsi="Arial" w:cs="Arial"/>
+                <w:color w:val="1F1F1F"/>
+                <w:sz w:val="24"/>
+                <w:szCs w:val="24"/>
+                <w:lang w:eastAsia="en-US"/>
+              </w:rPr>
+            </w:pPr>
+            <w:r>
+              <w:rPr>
+                <w:rFonts w:ascii="Arial" w:eastAsia="Times New Roman" w:hAnsi="Arial" w:cs="Arial"/>
+                <w:b/>
+                <w:bCs/>
+                <w:color w:val="1F1F1F"/>
+                <w:sz w:val="24"/>
+                <w:szCs w:val="24"/>
+                <w:bdr w:val="none" w:sz="0" w:space="0" w:color="auto" w:frame="1"/>
+                <w:lang w:eastAsia="en-US"/>
+              </w:rPr>
+              <w:t>2-Way ANOVA</w:t>
+            </w:r>
+          </w:p>
+        </w:tc>
+        <w:tc>
+          <w:tcPr>
+            <w:tcW w:w="0" w:type="auto"/>
+            <w:tcBorders>
+              <w:top w:val="single" w:sz="6" w:space="0" w:color="auto"/>
+              <w:left w:val="single" w:sz="6" w:space="0" w:color="auto"/>
+              <w:bottom w:val="single" w:sz="6" w:space="0" w:color="auto"/>
+              <w:right w:val="single" w:sz="6" w:space="0" w:color="auto"/>
+            </w:tcBorders>
+            <w:tcMar>
+              <w:top w:w="120" w:type="dxa"/>
+              <w:left w:w="180" w:type="dxa"/>
+              <w:bottom w:w="120" w:type="dxa"/>
+              <w:right w:w="180" w:type="dxa"/>
+            </w:tcMar>
+            <w:vAlign w:val="center"/>
+            <w:hideMark/>
+          </w:tcPr>
+          <w:p>
+            <w:pPr>
+              <w:spacing w:after="0" w:line="240" w:lineRule="auto"/>
+              <w:rPr>
+                <w:rFonts w:ascii="Arial" w:eastAsia="Times New Roman" w:hAnsi="Arial" w:cs="Arial"/>
+                <w:color w:val="1F1F1F"/>
+                <w:sz w:val="24"/>
+                <w:szCs w:val="24"/>
+                <w:lang w:eastAsia="en-US"/>
+              </w:rPr>
+            </w:pPr>
+            <w:r>
+              <w:rPr>
+                <w:rFonts w:ascii="Arial" w:eastAsia="Times New Roman" w:hAnsi="Arial" w:cs="Arial"/>
+                <w:color w:val="1F1F1F"/>
+                <w:sz w:val="24"/>
+                <w:szCs w:val="24"/>
+                <w:bdr w:val="none" w:sz="0" w:space="0" w:color="auto" w:frame="1"/>
+                <w:lang w:eastAsia="en-US"/>
+              </w:rPr>
+              <w:t>Two categorical independent variables (Between-</w:t>
+            </w:r>
+            <w:proofErr w:type="spellStart"/>
+            <w:r>
+              <w:rPr>
+                <w:rFonts w:ascii="Arial" w:eastAsia="Times New Roman" w:hAnsi="Arial" w:cs="Arial"/>
+                <w:color w:val="1F1F1F"/>
+                <w:sz w:val="24"/>
+                <w:szCs w:val="24"/>
+                <w:bdr w:val="none" w:sz="0" w:space="0" w:color="auto" w:frame="1"/>
+                <w:lang w:eastAsia="en-US"/>
+              </w:rPr>
+              <w:t>Sbj</w:t>
+            </w:r>
+            <w:proofErr w:type="spellEnd"/>
+            <w:r>
+              <w:rPr>
+                <w:rFonts w:ascii="Arial" w:eastAsia="Times New Roman" w:hAnsi="Arial" w:cs="Arial"/>
+                <w:color w:val="1F1F1F"/>
+                <w:sz w:val="24"/>
+                <w:szCs w:val="24"/>
+                <w:bdr w:val="none" w:sz="0" w:space="0" w:color="auto" w:frame="1"/>
+                <w:lang w:eastAsia="en-US"/>
+              </w:rPr>
+              <w:t>).</w:t>
+            </w:r>
+          </w:p>
+        </w:tc>
+        <w:tc>
+          <w:tcPr>
+            <w:tcW w:w="0" w:type="auto"/>
+            <w:tcBorders>
+              <w:top w:val="single" w:sz="6" w:space="0" w:color="auto"/>
+              <w:left w:val="single" w:sz="6" w:space="0" w:color="auto"/>
+              <w:bottom w:val="single" w:sz="6" w:space="0" w:color="auto"/>
+              <w:right w:val="single" w:sz="6" w:space="0" w:color="auto"/>
+            </w:tcBorders>
+            <w:tcMar>
+              <w:top w:w="120" w:type="dxa"/>
+              <w:left w:w="180" w:type="dxa"/>
+              <w:bottom w:w="120" w:type="dxa"/>
+              <w:right w:w="180" w:type="dxa"/>
+            </w:tcMar>
+            <w:vAlign w:val="center"/>
+            <w:hideMark/>
+          </w:tcPr>
+          <w:p>
+            <w:pPr>
+              <w:spacing w:after="0" w:line="240" w:lineRule="auto"/>
+              <w:rPr>
+                <w:rFonts w:ascii="Arial" w:eastAsia="Times New Roman" w:hAnsi="Arial" w:cs="Arial"/>
+                <w:color w:val="444746"/>
+                <w:sz w:val="20"/>
+                <w:szCs w:val="20"/>
+                <w:bdr w:val="none" w:sz="0" w:space="0" w:color="auto" w:frame="1"/>
+                <w:lang w:eastAsia="en-US"/>
+              </w:rPr>
+            </w:pPr>
+            <w:r>
+              <w:rPr>
+                <w:rFonts w:ascii="Arial" w:eastAsia="Times New Roman" w:hAnsi="Arial" w:cs="Arial"/>
+                <w:b/>
+                <w:bCs/>
+                <w:color w:val="444746"/>
+                <w:sz w:val="20"/>
+                <w:szCs w:val="20"/>
+                <w:bdr w:val="none" w:sz="0" w:space="0" w:color="auto" w:frame="1"/>
+                <w:lang w:eastAsia="en-US"/>
+              </w:rPr>
+              <w:t>Balanced</w:t>
+            </w:r>
+            <w:r>
+              <w:rPr>
+                <w:rFonts w:ascii="Arial" w:eastAsia="Times New Roman" w:hAnsi="Arial" w:cs="Arial"/>
+                <w:b/>
+                <w:bCs/>
+                <w:color w:val="444746"/>
+                <w:sz w:val="20"/>
+                <w:szCs w:val="20"/>
+                <w:bdr w:val="none" w:sz="0" w:space="0" w:color="auto" w:frame="1"/>
+                <w:lang w:eastAsia="en-US"/>
+              </w:rPr>
+              <w:t>:</w:t>
+            </w:r>
+          </w:p>
+          <w:p>
+            <w:pPr>
+              <w:spacing w:after="0" w:line="240" w:lineRule="auto"/>
+              <w:rPr>
+                <w:rFonts w:ascii="Arial" w:eastAsia="Times New Roman" w:hAnsi="Arial" w:cs="Arial"/>
+                <w:color w:val="444746"/>
+                <w:sz w:val="20"/>
+                <w:szCs w:val="20"/>
+                <w:bdr w:val="none" w:sz="0" w:space="0" w:color="auto" w:frame="1"/>
+                <w:lang w:eastAsia="en-US"/>
+              </w:rPr>
+            </w:pPr>
+            <w:r>
+              <w:rPr>
+                <w:rFonts w:ascii="Arial" w:eastAsia="Times New Roman" w:hAnsi="Arial" w:cs="Arial"/>
+                <w:color w:val="444746"/>
+                <w:sz w:val="20"/>
+                <w:szCs w:val="20"/>
+                <w:bdr w:val="none" w:sz="0" w:space="0" w:color="auto" w:frame="1"/>
+                <w:lang w:eastAsia="en-US"/>
+              </w:rPr>
+              <w:t>model=</w:t>
+            </w:r>
+            <w:proofErr w:type="spellStart"/>
+            <w:proofErr w:type="gramStart"/>
+            <w:r>
+              <w:rPr>
+                <w:rFonts w:ascii="Arial" w:eastAsia="Times New Roman" w:hAnsi="Arial" w:cs="Arial"/>
+                <w:color w:val="444746"/>
+                <w:sz w:val="20"/>
+                <w:szCs w:val="20"/>
+                <w:bdr w:val="none" w:sz="0" w:space="0" w:color="auto" w:frame="1"/>
+                <w:lang w:eastAsia="en-US"/>
+              </w:rPr>
+              <w:t>aov</w:t>
+            </w:r>
+            <w:proofErr w:type="spellEnd"/>
+            <w:r>
+              <w:rPr>
+                <w:rFonts w:ascii="Arial" w:eastAsia="Times New Roman" w:hAnsi="Arial" w:cs="Arial"/>
+                <w:color w:val="444746"/>
+                <w:sz w:val="20"/>
+                <w:szCs w:val="20"/>
+                <w:bdr w:val="none" w:sz="0" w:space="0" w:color="auto" w:frame="1"/>
+                <w:lang w:eastAsia="en-US"/>
+              </w:rPr>
+              <w:t>(</w:t>
+            </w:r>
+            <w:proofErr w:type="gramEnd"/>
+            <w:r>
+              <w:rPr>
+                <w:rFonts w:ascii="Arial" w:eastAsia="Times New Roman" w:hAnsi="Arial" w:cs="Arial"/>
+                <w:color w:val="444746"/>
+                <w:sz w:val="20"/>
+                <w:szCs w:val="20"/>
+                <w:bdr w:val="none" w:sz="0" w:space="0" w:color="auto" w:frame="1"/>
+                <w:lang w:eastAsia="en-US"/>
+              </w:rPr>
+              <w:t>DV~IV1+IV2+IV1*IV2, data=)</w:t>
+            </w:r>
+          </w:p>
+          <w:p>
+            <w:pPr>
+              <w:spacing w:after="0" w:line="240" w:lineRule="auto"/>
+              <w:rPr>
+                <w:rFonts w:ascii="Arial" w:eastAsia="Times New Roman" w:hAnsi="Arial" w:cs="Arial"/>
+                <w:color w:val="444746"/>
+                <w:sz w:val="20"/>
+                <w:szCs w:val="20"/>
+                <w:bdr w:val="none" w:sz="0" w:space="0" w:color="auto" w:frame="1"/>
+                <w:lang w:eastAsia="en-US"/>
+              </w:rPr>
+            </w:pPr>
+            <w:r>
+              <w:rPr>
+                <w:rFonts w:ascii="Arial" w:eastAsia="Times New Roman" w:hAnsi="Arial" w:cs="Arial"/>
+                <w:color w:val="444746"/>
+                <w:sz w:val="20"/>
+                <w:szCs w:val="20"/>
+                <w:bdr w:val="none" w:sz="0" w:space="0" w:color="auto" w:frame="1"/>
+                <w:lang w:eastAsia="en-US"/>
+              </w:rPr>
+              <w:t>summary(model)</w:t>
+            </w:r>
+          </w:p>
+          <w:p>
+            <w:pPr>
+              <w:spacing w:after="0" w:line="240" w:lineRule="auto"/>
+              <w:rPr>
+                <w:rFonts w:ascii="Arial" w:eastAsia="Times New Roman" w:hAnsi="Arial" w:cs="Arial"/>
+                <w:color w:val="444746"/>
+                <w:sz w:val="20"/>
+                <w:szCs w:val="20"/>
+                <w:bdr w:val="none" w:sz="0" w:space="0" w:color="auto" w:frame="1"/>
+                <w:lang w:eastAsia="en-US"/>
+              </w:rPr>
+            </w:pPr>
+            <w:proofErr w:type="spellStart"/>
+            <w:r>
+              <w:rPr>
+                <w:rFonts w:ascii="Arial" w:eastAsia="Times New Roman" w:hAnsi="Arial" w:cs="Arial"/>
+                <w:color w:val="444746"/>
+                <w:sz w:val="20"/>
+                <w:szCs w:val="20"/>
+                <w:bdr w:val="none" w:sz="0" w:space="0" w:color="auto" w:frame="1"/>
+                <w:lang w:eastAsia="en-US"/>
+              </w:rPr>
+              <w:t>TukeyHSD</w:t>
+            </w:r>
+            <w:proofErr w:type="spellEnd"/>
+            <w:r>
+              <w:rPr>
+                <w:rFonts w:ascii="Arial" w:eastAsia="Times New Roman" w:hAnsi="Arial" w:cs="Arial"/>
+                <w:color w:val="444746"/>
+                <w:sz w:val="20"/>
+                <w:szCs w:val="20"/>
+                <w:bdr w:val="none" w:sz="0" w:space="0" w:color="auto" w:frame="1"/>
+                <w:lang w:eastAsia="en-US"/>
+              </w:rPr>
+              <w:t>(model)</w:t>
+            </w:r>
+          </w:p>
+          <w:p>
+            <w:pPr>
+              <w:spacing w:after="0" w:line="240" w:lineRule="auto"/>
+              <w:rPr>
+                <w:rFonts w:ascii="Arial" w:eastAsia="Times New Roman" w:hAnsi="Arial" w:cs="Arial"/>
+                <w:color w:val="444746"/>
+                <w:sz w:val="20"/>
+                <w:szCs w:val="20"/>
+                <w:bdr w:val="none" w:sz="0" w:space="0" w:color="auto" w:frame="1"/>
+                <w:lang w:eastAsia="en-US"/>
+              </w:rPr>
+            </w:pPr>
+            <w:r>
+              <w:rPr>
+                <w:rFonts w:ascii="Arial" w:eastAsia="Times New Roman" w:hAnsi="Arial" w:cs="Arial"/>
+                <w:b/>
+                <w:bCs/>
+                <w:color w:val="444746"/>
+                <w:sz w:val="20"/>
+                <w:szCs w:val="20"/>
+                <w:bdr w:val="none" w:sz="0" w:space="0" w:color="auto" w:frame="1"/>
+                <w:lang w:eastAsia="en-US"/>
+              </w:rPr>
+              <w:t>Unb</w:t>
+            </w:r>
+            <w:r>
+              <w:rPr>
+                <w:rFonts w:ascii="Arial" w:eastAsia="Times New Roman" w:hAnsi="Arial" w:cs="Arial"/>
+                <w:b/>
+                <w:bCs/>
+                <w:color w:val="444746"/>
+                <w:sz w:val="20"/>
+                <w:szCs w:val="20"/>
+                <w:bdr w:val="none" w:sz="0" w:space="0" w:color="auto" w:frame="1"/>
+                <w:lang w:eastAsia="en-US"/>
+              </w:rPr>
+              <w:t>alanced</w:t>
+            </w:r>
+            <w:r>
+              <w:rPr>
+                <w:rFonts w:ascii="Arial" w:eastAsia="Times New Roman" w:hAnsi="Arial" w:cs="Arial"/>
+                <w:b/>
+                <w:bCs/>
+                <w:color w:val="444746"/>
+                <w:sz w:val="20"/>
+                <w:szCs w:val="20"/>
+                <w:bdr w:val="none" w:sz="0" w:space="0" w:color="auto" w:frame="1"/>
+                <w:lang w:eastAsia="en-US"/>
+              </w:rPr>
+              <w:t>:</w:t>
+            </w:r>
+          </w:p>
+          <w:p>
+            <w:pPr>
+              <w:spacing w:after="0" w:line="240" w:lineRule="auto"/>
+              <w:rPr>
+                <w:rFonts w:ascii="Arial" w:eastAsia="Times New Roman" w:hAnsi="Arial" w:cs="Arial"/>
+                <w:color w:val="444746"/>
+                <w:sz w:val="20"/>
+                <w:szCs w:val="20"/>
+                <w:bdr w:val="none" w:sz="0" w:space="0" w:color="auto" w:frame="1"/>
+                <w:lang w:eastAsia="en-US"/>
+              </w:rPr>
+            </w:pPr>
+            <w:r>
+              <w:rPr>
+                <w:rFonts w:ascii="Arial" w:eastAsia="Times New Roman" w:hAnsi="Arial" w:cs="Arial"/>
+                <w:color w:val="444746"/>
+                <w:sz w:val="20"/>
+                <w:szCs w:val="20"/>
+                <w:bdr w:val="none" w:sz="0" w:space="0" w:color="auto" w:frame="1"/>
+                <w:lang w:eastAsia="en-US"/>
+              </w:rPr>
+              <w:t>model=</w:t>
+            </w:r>
+            <w:proofErr w:type="spellStart"/>
+            <w:proofErr w:type="gramStart"/>
+            <w:r>
+              <w:rPr>
+                <w:rFonts w:ascii="Arial" w:eastAsia="Times New Roman" w:hAnsi="Arial" w:cs="Arial"/>
+                <w:color w:val="444746"/>
+                <w:sz w:val="20"/>
+                <w:szCs w:val="20"/>
+                <w:bdr w:val="none" w:sz="0" w:space="0" w:color="auto" w:frame="1"/>
+                <w:lang w:eastAsia="en-US"/>
+              </w:rPr>
+              <w:t>lm</w:t>
+            </w:r>
+            <w:proofErr w:type="spellEnd"/>
+            <w:r>
+              <w:rPr>
+                <w:rFonts w:ascii="Arial" w:eastAsia="Times New Roman" w:hAnsi="Arial" w:cs="Arial"/>
+                <w:color w:val="444746"/>
+                <w:sz w:val="20"/>
+                <w:szCs w:val="20"/>
+                <w:bdr w:val="none" w:sz="0" w:space="0" w:color="auto" w:frame="1"/>
+                <w:lang w:eastAsia="en-US"/>
+              </w:rPr>
+              <w:t>(</w:t>
+            </w:r>
+            <w:proofErr w:type="gramEnd"/>
+            <w:r>
+              <w:rPr>
+                <w:rFonts w:ascii="Arial" w:eastAsia="Times New Roman" w:hAnsi="Arial" w:cs="Arial"/>
+                <w:color w:val="444746"/>
+                <w:sz w:val="20"/>
+                <w:szCs w:val="20"/>
+                <w:bdr w:val="none" w:sz="0" w:space="0" w:color="auto" w:frame="1"/>
+                <w:lang w:eastAsia="en-US"/>
+              </w:rPr>
+              <w:t>DV~IV1+IV2+IV1*IV2, data=)</w:t>
+            </w:r>
+          </w:p>
+          <w:p>
+            <w:pPr>
+              <w:spacing w:after="0" w:line="240" w:lineRule="auto"/>
+              <w:rPr>
+                <w:rFonts w:ascii="Arial" w:eastAsia="Times New Roman" w:hAnsi="Arial" w:cs="Arial"/>
+                <w:color w:val="444746"/>
+                <w:sz w:val="20"/>
+                <w:szCs w:val="20"/>
+                <w:bdr w:val="none" w:sz="0" w:space="0" w:color="auto" w:frame="1"/>
+                <w:lang w:eastAsia="en-US"/>
+              </w:rPr>
+            </w:pPr>
+            <w:r>
+              <w:rPr>
+                <w:rFonts w:ascii="Arial" w:eastAsia="Times New Roman" w:hAnsi="Arial" w:cs="Arial"/>
+                <w:color w:val="444746"/>
+                <w:sz w:val="20"/>
+                <w:szCs w:val="20"/>
+                <w:bdr w:val="none" w:sz="0" w:space="0" w:color="auto" w:frame="1"/>
+                <w:lang w:eastAsia="en-US"/>
+              </w:rPr>
+              <w:t>Anova(model)</w:t>
+            </w:r>
+          </w:p>
+          <w:p>
+            <w:pPr>
+              <w:spacing w:after="0" w:line="240" w:lineRule="auto"/>
+              <w:rPr>
+                <w:rFonts w:ascii="Arial" w:eastAsia="Times New Roman" w:hAnsi="Arial" w:cs="Arial"/>
+                <w:color w:val="444746"/>
+                <w:sz w:val="20"/>
+                <w:szCs w:val="20"/>
+                <w:bdr w:val="none" w:sz="0" w:space="0" w:color="auto" w:frame="1"/>
+                <w:lang w:eastAsia="en-US"/>
+              </w:rPr>
+            </w:pPr>
+            <w:proofErr w:type="spellStart"/>
+            <w:proofErr w:type="gramStart"/>
+            <w:r>
+              <w:rPr>
+                <w:rFonts w:ascii="Arial" w:eastAsia="Times New Roman" w:hAnsi="Arial" w:cs="Arial"/>
+                <w:color w:val="444746"/>
+                <w:sz w:val="20"/>
+                <w:szCs w:val="20"/>
+                <w:bdr w:val="none" w:sz="0" w:space="0" w:color="auto" w:frame="1"/>
+                <w:lang w:eastAsia="en-US"/>
+              </w:rPr>
+              <w:t>TukeyHSD</w:t>
+            </w:r>
+            <w:proofErr w:type="spellEnd"/>
+            <w:r>
+              <w:rPr>
+                <w:rFonts w:ascii="Arial" w:eastAsia="Times New Roman" w:hAnsi="Arial" w:cs="Arial"/>
+                <w:color w:val="444746"/>
+                <w:sz w:val="20"/>
+                <w:szCs w:val="20"/>
+                <w:bdr w:val="none" w:sz="0" w:space="0" w:color="auto" w:frame="1"/>
+                <w:lang w:eastAsia="en-US"/>
+              </w:rPr>
+              <w:t>(</w:t>
+            </w:r>
+            <w:proofErr w:type="gramEnd"/>
+            <w:r>
+              <w:rPr>
+                <w:rFonts w:ascii="Arial" w:eastAsia="Times New Roman" w:hAnsi="Arial" w:cs="Arial"/>
+                <w:color w:val="444746"/>
+                <w:sz w:val="20"/>
+                <w:szCs w:val="20"/>
+                <w:bdr w:val="none" w:sz="0" w:space="0" w:color="auto" w:frame="1"/>
+                <w:lang w:eastAsia="en-US"/>
+              </w:rPr>
+              <w:t>model, type=2)</w:t>
+            </w:r>
+          </w:p>
+          <w:p>
+            <w:pPr>
+              <w:spacing w:after="0" w:line="240" w:lineRule="auto"/>
+              <w:rPr>
+                <w:rFonts w:ascii="Arial" w:eastAsia="Times New Roman" w:hAnsi="Arial" w:cs="Arial"/>
+                <w:color w:val="1F1F1F"/>
+                <w:sz w:val="24"/>
+                <w:szCs w:val="24"/>
+                <w:lang w:eastAsia="en-US"/>
+              </w:rPr>
+            </w:pPr>
+          </w:p>
+        </w:tc>
+      </w:tr>
+      <w:tr>
+        <w:trPr>
+          <w:tblCellSpacing w:w="15" w:type="dxa"/>
+        </w:trPr>
+        <w:tc>
+          <w:tcPr>
+            <w:tcW w:w="0" w:type="auto"/>
+            <w:tcBorders>
+              <w:top w:val="single" w:sz="6" w:space="0" w:color="auto"/>
+              <w:left w:val="single" w:sz="6" w:space="0" w:color="auto"/>
+              <w:bottom w:val="single" w:sz="6" w:space="0" w:color="auto"/>
+              <w:right w:val="single" w:sz="6" w:space="0" w:color="auto"/>
+            </w:tcBorders>
+            <w:tcMar>
+              <w:top w:w="120" w:type="dxa"/>
+              <w:left w:w="180" w:type="dxa"/>
+              <w:bottom w:w="120" w:type="dxa"/>
+              <w:right w:w="180" w:type="dxa"/>
+            </w:tcMar>
+            <w:vAlign w:val="center"/>
+            <w:hideMark/>
+          </w:tcPr>
+          <w:p>
+            <w:pPr>
+              <w:spacing w:after="0" w:line="240" w:lineRule="auto"/>
+              <w:rPr>
+                <w:rFonts w:ascii="Arial" w:eastAsia="Times New Roman" w:hAnsi="Arial" w:cs="Arial"/>
+                <w:color w:val="1F1F1F"/>
+                <w:sz w:val="24"/>
+                <w:szCs w:val="24"/>
+                <w:lang w:eastAsia="en-US"/>
+              </w:rPr>
+            </w:pPr>
+            <w:r>
+              <w:rPr>
+                <w:rFonts w:ascii="Arial" w:eastAsia="Times New Roman" w:hAnsi="Arial" w:cs="Arial"/>
+                <w:b/>
+                <w:bCs/>
+                <w:color w:val="1F1F1F"/>
+                <w:sz w:val="24"/>
+                <w:szCs w:val="24"/>
+                <w:bdr w:val="none" w:sz="0" w:space="0" w:color="auto" w:frame="1"/>
+                <w:lang w:eastAsia="en-US"/>
+              </w:rPr>
+              <w:t>1-Way Repeated Measure</w:t>
+            </w:r>
+          </w:p>
+        </w:tc>
+        <w:tc>
+          <w:tcPr>
+            <w:tcW w:w="0" w:type="auto"/>
+            <w:tcBorders>
+              <w:top w:val="single" w:sz="6" w:space="0" w:color="auto"/>
+              <w:left w:val="single" w:sz="6" w:space="0" w:color="auto"/>
+              <w:bottom w:val="single" w:sz="6" w:space="0" w:color="auto"/>
+              <w:right w:val="single" w:sz="6" w:space="0" w:color="auto"/>
+            </w:tcBorders>
+            <w:tcMar>
+              <w:top w:w="120" w:type="dxa"/>
+              <w:left w:w="180" w:type="dxa"/>
+              <w:bottom w:w="120" w:type="dxa"/>
+              <w:right w:w="180" w:type="dxa"/>
+            </w:tcMar>
+            <w:vAlign w:val="center"/>
+            <w:hideMark/>
+          </w:tcPr>
+          <w:p>
+            <w:pPr>
+              <w:spacing w:after="0" w:line="240" w:lineRule="auto"/>
+              <w:rPr>
+                <w:rFonts w:ascii="Arial" w:eastAsia="Times New Roman" w:hAnsi="Arial" w:cs="Arial"/>
+                <w:color w:val="1F1F1F"/>
+                <w:sz w:val="24"/>
+                <w:szCs w:val="24"/>
+                <w:lang w:eastAsia="en-US"/>
+              </w:rPr>
+            </w:pPr>
+            <w:r>
+              <w:rPr>
+                <w:rFonts w:ascii="Arial" w:eastAsia="Times New Roman" w:hAnsi="Arial" w:cs="Arial"/>
+                <w:color w:val="1F1F1F"/>
+                <w:sz w:val="24"/>
+                <w:szCs w:val="24"/>
+                <w:bdr w:val="none" w:sz="0" w:space="0" w:color="auto" w:frame="1"/>
+                <w:lang w:eastAsia="en-US"/>
+              </w:rPr>
+              <w:t>Same subjects measured at 3+ time points/conditions.</w:t>
+            </w:r>
+          </w:p>
+        </w:tc>
+        <w:tc>
+          <w:tcPr>
+            <w:tcW w:w="0" w:type="auto"/>
+            <w:tcBorders>
+              <w:top w:val="single" w:sz="6" w:space="0" w:color="auto"/>
+              <w:left w:val="single" w:sz="6" w:space="0" w:color="auto"/>
+              <w:bottom w:val="single" w:sz="6" w:space="0" w:color="auto"/>
+              <w:right w:val="single" w:sz="6" w:space="0" w:color="auto"/>
+            </w:tcBorders>
+            <w:tcMar>
+              <w:top w:w="120" w:type="dxa"/>
+              <w:left w:w="180" w:type="dxa"/>
+              <w:bottom w:w="120" w:type="dxa"/>
+              <w:right w:w="180" w:type="dxa"/>
+            </w:tcMar>
+            <w:vAlign w:val="center"/>
+            <w:hideMark/>
+          </w:tcPr>
+          <w:p>
+            <w:pPr>
+              <w:spacing w:after="0" w:line="240" w:lineRule="auto"/>
+              <w:rPr>
+                <w:rFonts w:ascii="Arial" w:eastAsia="Times New Roman" w:hAnsi="Arial" w:cs="Arial"/>
+                <w:color w:val="444746"/>
+                <w:sz w:val="20"/>
+                <w:szCs w:val="20"/>
+                <w:bdr w:val="none" w:sz="0" w:space="0" w:color="auto" w:frame="1"/>
+                <w:lang w:val="es-419" w:eastAsia="en-US"/>
+              </w:rPr>
+            </w:pPr>
+            <w:r>
+              <w:rPr>
+                <w:rFonts w:ascii="Arial" w:eastAsia="Times New Roman" w:hAnsi="Arial" w:cs="Arial"/>
+                <w:color w:val="444746"/>
+                <w:sz w:val="20"/>
+                <w:szCs w:val="20"/>
+                <w:bdr w:val="none" w:sz="0" w:space="0" w:color="auto" w:frame="1"/>
+                <w:lang w:val="es-419" w:eastAsia="en-US"/>
+              </w:rPr>
+              <w:t>model=lme(DV~IV, random=~1|</w:t>
+            </w:r>
+            <w:r>
+              <w:rPr>
+                <w:rFonts w:ascii="Arial" w:eastAsia="Times New Roman" w:hAnsi="Arial" w:cs="Arial"/>
+                <w:color w:val="444746"/>
+                <w:sz w:val="20"/>
+                <w:szCs w:val="20"/>
+                <w:bdr w:val="none" w:sz="0" w:space="0" w:color="auto" w:frame="1"/>
+                <w:lang w:val="es-419" w:eastAsia="en-US"/>
+              </w:rPr>
+              <w:t xml:space="preserve"> </w:t>
+            </w:r>
+            <w:r>
+              <w:rPr>
+                <w:rFonts w:ascii="Arial" w:eastAsia="Times New Roman" w:hAnsi="Arial" w:cs="Arial"/>
+                <w:color w:val="444746"/>
+                <w:sz w:val="20"/>
+                <w:szCs w:val="20"/>
+                <w:bdr w:val="none" w:sz="0" w:space="0" w:color="auto" w:frame="1"/>
+                <w:lang w:val="es-419" w:eastAsia="en-US"/>
+              </w:rPr>
+              <w:t>”individual variable”, data= )</w:t>
+            </w:r>
+          </w:p>
+          <w:p>
+            <w:pPr>
+              <w:spacing w:after="0" w:line="240" w:lineRule="auto"/>
+              <w:rPr>
+                <w:rFonts w:ascii="Arial" w:eastAsia="Times New Roman" w:hAnsi="Arial" w:cs="Arial"/>
+                <w:color w:val="444746"/>
+                <w:sz w:val="20"/>
+                <w:szCs w:val="20"/>
+                <w:bdr w:val="none" w:sz="0" w:space="0" w:color="auto" w:frame="1"/>
+                <w:lang w:val="es-419" w:eastAsia="en-US"/>
+              </w:rPr>
+            </w:pPr>
+            <w:r>
+              <w:rPr>
+                <w:rFonts w:ascii="Arial" w:eastAsia="Times New Roman" w:hAnsi="Arial" w:cs="Arial"/>
+                <w:color w:val="444746"/>
+                <w:sz w:val="20"/>
+                <w:szCs w:val="20"/>
+                <w:bdr w:val="none" w:sz="0" w:space="0" w:color="auto" w:frame="1"/>
+                <w:lang w:val="es-419" w:eastAsia="en-US"/>
+              </w:rPr>
+              <w:t>anova(model)</w:t>
+            </w:r>
+          </w:p>
+          <w:p>
+            <w:pPr>
+              <w:spacing w:after="0" w:line="240" w:lineRule="auto"/>
+              <w:rPr>
+                <w:rFonts w:ascii="Arial" w:eastAsia="Times New Roman" w:hAnsi="Arial" w:cs="Arial"/>
+                <w:color w:val="444746"/>
+                <w:sz w:val="20"/>
+                <w:szCs w:val="20"/>
+                <w:bdr w:val="none" w:sz="0" w:space="0" w:color="auto" w:frame="1"/>
+                <w:lang w:eastAsia="en-US"/>
+              </w:rPr>
+            </w:pPr>
+            <w:r>
+              <w:rPr>
+                <w:rFonts w:ascii="Arial" w:eastAsia="Times New Roman" w:hAnsi="Arial" w:cs="Arial"/>
+                <w:color w:val="444746"/>
+                <w:sz w:val="20"/>
+                <w:szCs w:val="20"/>
+                <w:bdr w:val="none" w:sz="0" w:space="0" w:color="auto" w:frame="1"/>
+                <w:lang w:eastAsia="en-US"/>
+              </w:rPr>
+              <w:t xml:space="preserve">post = </w:t>
+            </w:r>
+            <w:proofErr w:type="spellStart"/>
+            <w:proofErr w:type="gramStart"/>
+            <w:r>
+              <w:rPr>
+                <w:rFonts w:ascii="Arial" w:eastAsia="Times New Roman" w:hAnsi="Arial" w:cs="Arial"/>
+                <w:color w:val="444746"/>
+                <w:sz w:val="20"/>
+                <w:szCs w:val="20"/>
+                <w:bdr w:val="none" w:sz="0" w:space="0" w:color="auto" w:frame="1"/>
+                <w:lang w:eastAsia="en-US"/>
+              </w:rPr>
+              <w:t>glht</w:t>
+            </w:r>
+            <w:proofErr w:type="spellEnd"/>
+            <w:r>
+              <w:rPr>
+                <w:rFonts w:ascii="Arial" w:eastAsia="Times New Roman" w:hAnsi="Arial" w:cs="Arial"/>
+                <w:color w:val="444746"/>
+                <w:sz w:val="20"/>
+                <w:szCs w:val="20"/>
+                <w:bdr w:val="none" w:sz="0" w:space="0" w:color="auto" w:frame="1"/>
+                <w:lang w:eastAsia="en-US"/>
+              </w:rPr>
+              <w:t>(</w:t>
+            </w:r>
+            <w:proofErr w:type="gramEnd"/>
+            <w:r>
+              <w:rPr>
+                <w:rFonts w:ascii="Arial" w:eastAsia="Times New Roman" w:hAnsi="Arial" w:cs="Arial"/>
+                <w:color w:val="444746"/>
+                <w:sz w:val="20"/>
+                <w:szCs w:val="20"/>
+                <w:bdr w:val="none" w:sz="0" w:space="0" w:color="auto" w:frame="1"/>
+                <w:lang w:eastAsia="en-US"/>
+              </w:rPr>
+              <w:t xml:space="preserve">model, </w:t>
+            </w:r>
+            <w:proofErr w:type="spellStart"/>
+            <w:r>
+              <w:rPr>
+                <w:rFonts w:ascii="Arial" w:eastAsia="Times New Roman" w:hAnsi="Arial" w:cs="Arial"/>
+                <w:color w:val="444746"/>
+                <w:sz w:val="20"/>
+                <w:szCs w:val="20"/>
+                <w:bdr w:val="none" w:sz="0" w:space="0" w:color="auto" w:frame="1"/>
+                <w:lang w:eastAsia="en-US"/>
+              </w:rPr>
+              <w:t>linfct</w:t>
+            </w:r>
+            <w:proofErr w:type="spellEnd"/>
+            <w:r>
+              <w:rPr>
+                <w:rFonts w:ascii="Arial" w:eastAsia="Times New Roman" w:hAnsi="Arial" w:cs="Arial"/>
+                <w:color w:val="444746"/>
+                <w:sz w:val="20"/>
+                <w:szCs w:val="20"/>
+                <w:bdr w:val="none" w:sz="0" w:space="0" w:color="auto" w:frame="1"/>
+                <w:lang w:eastAsia="en-US"/>
+              </w:rPr>
+              <w:t xml:space="preserve">= </w:t>
+            </w:r>
+            <w:proofErr w:type="spellStart"/>
+            <w:r>
+              <w:rPr>
+                <w:rFonts w:ascii="Arial" w:eastAsia="Times New Roman" w:hAnsi="Arial" w:cs="Arial"/>
+                <w:color w:val="444746"/>
+                <w:sz w:val="20"/>
+                <w:szCs w:val="20"/>
+                <w:bdr w:val="none" w:sz="0" w:space="0" w:color="auto" w:frame="1"/>
+                <w:lang w:eastAsia="en-US"/>
+              </w:rPr>
+              <w:t>mcp</w:t>
+            </w:r>
+            <w:proofErr w:type="spellEnd"/>
+            <w:r>
+              <w:rPr>
+                <w:rFonts w:ascii="Arial" w:eastAsia="Times New Roman" w:hAnsi="Arial" w:cs="Arial"/>
+                <w:color w:val="444746"/>
+                <w:sz w:val="20"/>
+                <w:szCs w:val="20"/>
+                <w:bdr w:val="none" w:sz="0" w:space="0" w:color="auto" w:frame="1"/>
+                <w:lang w:eastAsia="en-US"/>
+              </w:rPr>
+              <w:t>, IV = “Tukey”)</w:t>
+            </w:r>
+          </w:p>
+          <w:p>
+            <w:pPr>
+              <w:spacing w:after="0" w:line="240" w:lineRule="auto"/>
+              <w:rPr>
+                <w:rFonts w:ascii="Arial" w:eastAsia="Times New Roman" w:hAnsi="Arial" w:cs="Arial"/>
+                <w:color w:val="444746"/>
+                <w:sz w:val="20"/>
+                <w:szCs w:val="20"/>
+                <w:bdr w:val="none" w:sz="0" w:space="0" w:color="auto" w:frame="1"/>
+                <w:lang w:eastAsia="en-US"/>
+              </w:rPr>
+            </w:pPr>
+            <w:r>
+              <w:rPr>
+                <w:rFonts w:ascii="Arial" w:eastAsia="Times New Roman" w:hAnsi="Arial" w:cs="Arial"/>
+                <w:color w:val="444746"/>
+                <w:sz w:val="20"/>
+                <w:szCs w:val="20"/>
+                <w:bdr w:val="none" w:sz="0" w:space="0" w:color="auto" w:frame="1"/>
+                <w:lang w:eastAsia="en-US"/>
+              </w:rPr>
+              <w:t>summary(post)</w:t>
+            </w:r>
+          </w:p>
+        </w:tc>
+      </w:tr>
+      <w:tr>
+        <w:trPr>
+          <w:tblCellSpacing w:w="15" w:type="dxa"/>
+        </w:trPr>
+        <w:tc>
+          <w:tcPr>
+            <w:tcW w:w="0" w:type="auto"/>
+            <w:tcBorders>
+              <w:top w:val="single" w:sz="6" w:space="0" w:color="auto"/>
+              <w:left w:val="single" w:sz="6" w:space="0" w:color="auto"/>
+              <w:bottom w:val="single" w:sz="6" w:space="0" w:color="auto"/>
+              <w:right w:val="single" w:sz="6" w:space="0" w:color="auto"/>
+            </w:tcBorders>
+            <w:tcMar>
+              <w:top w:w="120" w:type="dxa"/>
+              <w:left w:w="180" w:type="dxa"/>
+              <w:bottom w:w="120" w:type="dxa"/>
+              <w:right w:w="180" w:type="dxa"/>
+            </w:tcMar>
+            <w:vAlign w:val="center"/>
+            <w:hideMark/>
+          </w:tcPr>
+          <w:p>
+            <w:pPr>
+              <w:spacing w:after="0" w:line="240" w:lineRule="auto"/>
+              <w:rPr>
+                <w:rFonts w:ascii="Arial" w:eastAsia="Times New Roman" w:hAnsi="Arial" w:cs="Arial"/>
+                <w:color w:val="1F1F1F"/>
+                <w:sz w:val="24"/>
+                <w:szCs w:val="24"/>
+                <w:lang w:eastAsia="en-US"/>
+              </w:rPr>
+            </w:pPr>
+            <w:r>
+              <w:rPr>
+                <w:rFonts w:ascii="Arial" w:eastAsia="Times New Roman" w:hAnsi="Arial" w:cs="Arial"/>
+                <w:b/>
+                <w:bCs/>
+                <w:color w:val="1F1F1F"/>
+                <w:sz w:val="24"/>
+                <w:szCs w:val="24"/>
+                <w:bdr w:val="none" w:sz="0" w:space="0" w:color="auto" w:frame="1"/>
+                <w:lang w:eastAsia="en-US"/>
+              </w:rPr>
+              <w:lastRenderedPageBreak/>
+              <w:t>2-Way Repeated Measure</w:t>
+            </w:r>
+          </w:p>
+        </w:tc>
+        <w:tc>
+          <w:tcPr>
+            <w:tcW w:w="0" w:type="auto"/>
+            <w:tcBorders>
+              <w:top w:val="single" w:sz="6" w:space="0" w:color="auto"/>
+              <w:left w:val="single" w:sz="6" w:space="0" w:color="auto"/>
+              <w:bottom w:val="single" w:sz="6" w:space="0" w:color="auto"/>
+              <w:right w:val="single" w:sz="6" w:space="0" w:color="auto"/>
+            </w:tcBorders>
+            <w:tcMar>
+              <w:top w:w="120" w:type="dxa"/>
+              <w:left w:w="180" w:type="dxa"/>
+              <w:bottom w:w="120" w:type="dxa"/>
+              <w:right w:w="180" w:type="dxa"/>
+            </w:tcMar>
+            <w:vAlign w:val="center"/>
+            <w:hideMark/>
+          </w:tcPr>
+          <w:p>
+            <w:pPr>
+              <w:spacing w:after="0" w:line="240" w:lineRule="auto"/>
+              <w:rPr>
+                <w:rFonts w:ascii="Arial" w:eastAsia="Times New Roman" w:hAnsi="Arial" w:cs="Arial"/>
+                <w:color w:val="1F1F1F"/>
+                <w:sz w:val="24"/>
+                <w:szCs w:val="24"/>
+                <w:lang w:eastAsia="en-US"/>
+              </w:rPr>
+            </w:pPr>
+            <w:r>
+              <w:rPr>
+                <w:rFonts w:ascii="Arial" w:eastAsia="Times New Roman" w:hAnsi="Arial" w:cs="Arial"/>
+                <w:color w:val="1F1F1F"/>
+                <w:sz w:val="24"/>
+                <w:szCs w:val="24"/>
+                <w:bdr w:val="none" w:sz="0" w:space="0" w:color="auto" w:frame="1"/>
+                <w:lang w:eastAsia="en-US"/>
+              </w:rPr>
+              <w:t>Same subjects, two factors (e.g., Time &amp; Treatment).</w:t>
+            </w:r>
+          </w:p>
+        </w:tc>
+        <w:tc>
+          <w:tcPr>
+            <w:tcW w:w="0" w:type="auto"/>
+            <w:tcBorders>
+              <w:top w:val="single" w:sz="6" w:space="0" w:color="auto"/>
+              <w:left w:val="single" w:sz="6" w:space="0" w:color="auto"/>
+              <w:bottom w:val="single" w:sz="6" w:space="0" w:color="auto"/>
+              <w:right w:val="single" w:sz="6" w:space="0" w:color="auto"/>
+            </w:tcBorders>
+            <w:tcMar>
+              <w:top w:w="120" w:type="dxa"/>
+              <w:left w:w="180" w:type="dxa"/>
+              <w:bottom w:w="120" w:type="dxa"/>
+              <w:right w:w="180" w:type="dxa"/>
+            </w:tcMar>
+            <w:vAlign w:val="center"/>
+            <w:hideMark/>
+          </w:tcPr>
+          <w:p>
+            <w:pPr>
+              <w:spacing w:after="0" w:line="240" w:lineRule="auto"/>
+              <w:rPr>
+                <w:rFonts w:ascii="Arial" w:eastAsia="Times New Roman" w:hAnsi="Arial" w:cs="Arial"/>
+                <w:color w:val="444746"/>
+                <w:sz w:val="20"/>
+                <w:szCs w:val="20"/>
+                <w:bdr w:val="none" w:sz="0" w:space="0" w:color="auto" w:frame="1"/>
+                <w:lang w:eastAsia="en-US"/>
+              </w:rPr>
+            </w:pPr>
+            <w:r>
+              <w:rPr>
+                <w:rFonts w:ascii="Arial" w:eastAsia="Times New Roman" w:hAnsi="Arial" w:cs="Arial"/>
+                <w:b/>
+                <w:bCs/>
+                <w:color w:val="444746"/>
+                <w:sz w:val="20"/>
+                <w:szCs w:val="20"/>
+                <w:bdr w:val="none" w:sz="0" w:space="0" w:color="auto" w:frame="1"/>
+                <w:lang w:eastAsia="en-US"/>
+              </w:rPr>
+              <w:t>Fixed</w:t>
+            </w:r>
+            <w:r>
+              <w:rPr>
+                <w:rFonts w:ascii="Arial" w:eastAsia="Times New Roman" w:hAnsi="Arial" w:cs="Arial"/>
+                <w:b/>
+                <w:bCs/>
+                <w:color w:val="444746"/>
+                <w:sz w:val="20"/>
+                <w:szCs w:val="20"/>
+                <w:bdr w:val="none" w:sz="0" w:space="0" w:color="auto" w:frame="1"/>
+                <w:lang w:eastAsia="en-US"/>
+              </w:rPr>
+              <w:t>:</w:t>
+            </w:r>
+          </w:p>
+          <w:p>
+            <w:pPr>
+              <w:spacing w:after="0" w:line="240" w:lineRule="auto"/>
+              <w:rPr>
+                <w:rFonts w:ascii="Arial" w:eastAsia="Times New Roman" w:hAnsi="Arial" w:cs="Arial"/>
+                <w:color w:val="444746"/>
+                <w:sz w:val="20"/>
+                <w:szCs w:val="20"/>
+                <w:bdr w:val="none" w:sz="0" w:space="0" w:color="auto" w:frame="1"/>
+                <w:lang w:eastAsia="en-US"/>
+              </w:rPr>
+            </w:pPr>
+            <w:r>
+              <w:rPr>
+                <w:rFonts w:ascii="Arial" w:eastAsia="Times New Roman" w:hAnsi="Arial" w:cs="Arial"/>
+                <w:color w:val="444746"/>
+                <w:sz w:val="20"/>
+                <w:szCs w:val="20"/>
+                <w:bdr w:val="none" w:sz="0" w:space="0" w:color="auto" w:frame="1"/>
+                <w:lang w:eastAsia="en-US"/>
+              </w:rPr>
+              <w:t>model=</w:t>
+            </w:r>
+            <w:proofErr w:type="spellStart"/>
+            <w:proofErr w:type="gramStart"/>
+            <w:r>
+              <w:rPr>
+                <w:rFonts w:ascii="Arial" w:eastAsia="Times New Roman" w:hAnsi="Arial" w:cs="Arial"/>
+                <w:color w:val="444746"/>
+                <w:sz w:val="20"/>
+                <w:szCs w:val="20"/>
+                <w:bdr w:val="none" w:sz="0" w:space="0" w:color="auto" w:frame="1"/>
+                <w:lang w:eastAsia="en-US"/>
+              </w:rPr>
+              <w:t>lme</w:t>
+            </w:r>
+            <w:proofErr w:type="spellEnd"/>
+            <w:r>
+              <w:rPr>
+                <w:rFonts w:ascii="Arial" w:eastAsia="Times New Roman" w:hAnsi="Arial" w:cs="Arial"/>
+                <w:color w:val="444746"/>
+                <w:sz w:val="20"/>
+                <w:szCs w:val="20"/>
+                <w:bdr w:val="none" w:sz="0" w:space="0" w:color="auto" w:frame="1"/>
+                <w:lang w:eastAsia="en-US"/>
+              </w:rPr>
+              <w:t>(</w:t>
+            </w:r>
+            <w:proofErr w:type="gramEnd"/>
+            <w:r>
+              <w:rPr>
+                <w:rFonts w:ascii="Arial" w:eastAsia="Times New Roman" w:hAnsi="Arial" w:cs="Arial"/>
+                <w:color w:val="444746"/>
+                <w:sz w:val="20"/>
+                <w:szCs w:val="20"/>
+                <w:bdr w:val="none" w:sz="0" w:space="0" w:color="auto" w:frame="1"/>
+                <w:lang w:eastAsia="en-US"/>
+              </w:rPr>
+              <w:t>DV~ IV1+IV2+IV1*IV2, random=~1</w:t>
+            </w:r>
+            <w:proofErr w:type="gramStart"/>
+            <w:r>
+              <w:rPr>
+                <w:rFonts w:ascii="Arial" w:eastAsia="Times New Roman" w:hAnsi="Arial" w:cs="Arial"/>
+                <w:color w:val="444746"/>
+                <w:sz w:val="20"/>
+                <w:szCs w:val="20"/>
+                <w:bdr w:val="none" w:sz="0" w:space="0" w:color="auto" w:frame="1"/>
+                <w:lang w:eastAsia="en-US"/>
+              </w:rPr>
+              <w:t>| ”individual</w:t>
+            </w:r>
+            <w:proofErr w:type="gramEnd"/>
+            <w:r>
+              <w:rPr>
+                <w:rFonts w:ascii="Arial" w:eastAsia="Times New Roman" w:hAnsi="Arial" w:cs="Arial"/>
+                <w:color w:val="444746"/>
+                <w:sz w:val="20"/>
+                <w:szCs w:val="20"/>
+                <w:bdr w:val="none" w:sz="0" w:space="0" w:color="auto" w:frame="1"/>
+                <w:lang w:eastAsia="en-US"/>
+              </w:rPr>
+              <w:t xml:space="preserve"> variable”, data</w:t>
+            </w:r>
+            <w:proofErr w:type="gramStart"/>
+            <w:r>
+              <w:rPr>
+                <w:rFonts w:ascii="Arial" w:eastAsia="Times New Roman" w:hAnsi="Arial" w:cs="Arial"/>
+                <w:color w:val="444746"/>
+                <w:sz w:val="20"/>
+                <w:szCs w:val="20"/>
+                <w:bdr w:val="none" w:sz="0" w:space="0" w:color="auto" w:frame="1"/>
+                <w:lang w:eastAsia="en-US"/>
+              </w:rPr>
+              <w:t>= )</w:t>
+            </w:r>
+            <w:proofErr w:type="gramEnd"/>
+          </w:p>
+          <w:p>
+            <w:pPr>
+              <w:spacing w:after="0" w:line="240" w:lineRule="auto"/>
+              <w:rPr>
+                <w:rFonts w:ascii="Arial" w:eastAsia="Times New Roman" w:hAnsi="Arial" w:cs="Arial"/>
+                <w:color w:val="444746"/>
+                <w:sz w:val="20"/>
+                <w:szCs w:val="20"/>
+                <w:bdr w:val="none" w:sz="0" w:space="0" w:color="auto" w:frame="1"/>
+                <w:lang w:eastAsia="en-US"/>
+              </w:rPr>
+            </w:pPr>
+            <w:proofErr w:type="spellStart"/>
+            <w:r>
+              <w:rPr>
+                <w:rFonts w:ascii="Arial" w:eastAsia="Times New Roman" w:hAnsi="Arial" w:cs="Arial"/>
+                <w:color w:val="444746"/>
+                <w:sz w:val="20"/>
+                <w:szCs w:val="20"/>
+                <w:bdr w:val="none" w:sz="0" w:space="0" w:color="auto" w:frame="1"/>
+                <w:lang w:eastAsia="en-US"/>
+              </w:rPr>
+              <w:t>anova</w:t>
+            </w:r>
+            <w:proofErr w:type="spellEnd"/>
+            <w:r>
+              <w:rPr>
+                <w:rFonts w:ascii="Arial" w:eastAsia="Times New Roman" w:hAnsi="Arial" w:cs="Arial"/>
+                <w:color w:val="444746"/>
+                <w:sz w:val="20"/>
+                <w:szCs w:val="20"/>
+                <w:bdr w:val="none" w:sz="0" w:space="0" w:color="auto" w:frame="1"/>
+                <w:lang w:eastAsia="en-US"/>
+              </w:rPr>
+              <w:t>(model)</w:t>
+            </w:r>
+          </w:p>
+          <w:p>
+            <w:pPr>
+              <w:spacing w:after="0" w:line="240" w:lineRule="auto"/>
+              <w:rPr>
+                <w:rFonts w:ascii="Arial" w:eastAsia="Times New Roman" w:hAnsi="Arial" w:cs="Arial"/>
+                <w:color w:val="444746"/>
+                <w:sz w:val="20"/>
+                <w:szCs w:val="20"/>
+                <w:bdr w:val="none" w:sz="0" w:space="0" w:color="auto" w:frame="1"/>
+                <w:lang w:eastAsia="en-US"/>
+              </w:rPr>
+            </w:pPr>
+          </w:p>
+          <w:p>
+            <w:pPr>
+              <w:spacing w:after="0" w:line="240" w:lineRule="auto"/>
+              <w:rPr>
+                <w:rFonts w:ascii="Arial" w:eastAsia="Times New Roman" w:hAnsi="Arial" w:cs="Arial"/>
+                <w:b/>
+                <w:bCs/>
+                <w:color w:val="444746"/>
+                <w:sz w:val="20"/>
+                <w:szCs w:val="20"/>
+                <w:bdr w:val="none" w:sz="0" w:space="0" w:color="auto" w:frame="1"/>
+                <w:lang w:eastAsia="en-US"/>
+              </w:rPr>
+            </w:pPr>
+            <w:r>
+              <w:rPr>
+                <w:rFonts w:ascii="Arial" w:eastAsia="Times New Roman" w:hAnsi="Arial" w:cs="Arial"/>
+                <w:b/>
+                <w:bCs/>
+                <w:color w:val="444746"/>
+                <w:sz w:val="20"/>
+                <w:szCs w:val="20"/>
+                <w:bdr w:val="none" w:sz="0" w:space="0" w:color="auto" w:frame="1"/>
+                <w:lang w:eastAsia="en-US"/>
+              </w:rPr>
+              <w:t>Mixed:</w:t>
+            </w:r>
+          </w:p>
+          <w:p>
+            <w:pPr>
+              <w:spacing w:after="0" w:line="240" w:lineRule="auto"/>
+              <w:rPr>
+                <w:rFonts w:ascii="Arial" w:eastAsia="Times New Roman" w:hAnsi="Arial" w:cs="Arial"/>
+                <w:color w:val="444746"/>
+                <w:sz w:val="20"/>
+                <w:szCs w:val="20"/>
+                <w:bdr w:val="none" w:sz="0" w:space="0" w:color="auto" w:frame="1"/>
+                <w:lang w:eastAsia="en-US"/>
+              </w:rPr>
+            </w:pPr>
+            <w:r>
+              <w:rPr>
+                <w:rFonts w:ascii="Arial" w:eastAsia="Times New Roman" w:hAnsi="Arial" w:cs="Arial"/>
+                <w:color w:val="444746"/>
+                <w:sz w:val="20"/>
+                <w:szCs w:val="20"/>
+                <w:bdr w:val="none" w:sz="0" w:space="0" w:color="auto" w:frame="1"/>
+                <w:lang w:eastAsia="en-US"/>
+              </w:rPr>
+              <w:t>model=</w:t>
+            </w:r>
+            <w:proofErr w:type="spellStart"/>
+            <w:proofErr w:type="gramStart"/>
+            <w:r>
+              <w:rPr>
+                <w:rFonts w:ascii="Arial" w:eastAsia="Times New Roman" w:hAnsi="Arial" w:cs="Arial"/>
+                <w:color w:val="444746"/>
+                <w:sz w:val="20"/>
+                <w:szCs w:val="20"/>
+                <w:bdr w:val="none" w:sz="0" w:space="0" w:color="auto" w:frame="1"/>
+                <w:lang w:eastAsia="en-US"/>
+              </w:rPr>
+              <w:t>lme</w:t>
+            </w:r>
+            <w:proofErr w:type="spellEnd"/>
+            <w:r>
+              <w:rPr>
+                <w:rFonts w:ascii="Arial" w:eastAsia="Times New Roman" w:hAnsi="Arial" w:cs="Arial"/>
+                <w:color w:val="444746"/>
+                <w:sz w:val="20"/>
+                <w:szCs w:val="20"/>
+                <w:bdr w:val="none" w:sz="0" w:space="0" w:color="auto" w:frame="1"/>
+                <w:lang w:eastAsia="en-US"/>
+              </w:rPr>
+              <w:t>(</w:t>
+            </w:r>
+            <w:proofErr w:type="gramEnd"/>
+            <w:r>
+              <w:rPr>
+                <w:rFonts w:ascii="Arial" w:eastAsia="Times New Roman" w:hAnsi="Arial" w:cs="Arial"/>
+                <w:color w:val="444746"/>
+                <w:sz w:val="20"/>
+                <w:szCs w:val="20"/>
+                <w:bdr w:val="none" w:sz="0" w:space="0" w:color="auto" w:frame="1"/>
+                <w:lang w:eastAsia="en-US"/>
+              </w:rPr>
+              <w:t>DV~ IV1+IV2+IV1*IV2, random=~1+repeated</w:t>
+            </w:r>
+            <w:proofErr w:type="gramStart"/>
+            <w:r>
+              <w:rPr>
+                <w:rFonts w:ascii="Arial" w:eastAsia="Times New Roman" w:hAnsi="Arial" w:cs="Arial"/>
+                <w:color w:val="444746"/>
+                <w:sz w:val="20"/>
+                <w:szCs w:val="20"/>
+                <w:bdr w:val="none" w:sz="0" w:space="0" w:color="auto" w:frame="1"/>
+                <w:lang w:eastAsia="en-US"/>
+              </w:rPr>
+              <w:t>| ”individual</w:t>
+            </w:r>
+            <w:proofErr w:type="gramEnd"/>
+            <w:r>
+              <w:rPr>
+                <w:rFonts w:ascii="Arial" w:eastAsia="Times New Roman" w:hAnsi="Arial" w:cs="Arial"/>
+                <w:color w:val="444746"/>
+                <w:sz w:val="20"/>
+                <w:szCs w:val="20"/>
+                <w:bdr w:val="none" w:sz="0" w:space="0" w:color="auto" w:frame="1"/>
+                <w:lang w:eastAsia="en-US"/>
+              </w:rPr>
+              <w:t xml:space="preserve"> variable”, data</w:t>
+            </w:r>
+            <w:proofErr w:type="gramStart"/>
+            <w:r>
+              <w:rPr>
+                <w:rFonts w:ascii="Arial" w:eastAsia="Times New Roman" w:hAnsi="Arial" w:cs="Arial"/>
+                <w:color w:val="444746"/>
+                <w:sz w:val="20"/>
+                <w:szCs w:val="20"/>
+                <w:bdr w:val="none" w:sz="0" w:space="0" w:color="auto" w:frame="1"/>
+                <w:lang w:eastAsia="en-US"/>
+              </w:rPr>
+              <w:t>= )</w:t>
+            </w:r>
+            <w:proofErr w:type="gramEnd"/>
+          </w:p>
+          <w:p>
+            <w:pPr>
+              <w:spacing w:after="0" w:line="240" w:lineRule="auto"/>
+              <w:rPr>
+                <w:rFonts w:ascii="Arial" w:eastAsia="Times New Roman" w:hAnsi="Arial" w:cs="Arial"/>
+                <w:color w:val="444746"/>
+                <w:sz w:val="20"/>
+                <w:szCs w:val="20"/>
+                <w:bdr w:val="none" w:sz="0" w:space="0" w:color="auto" w:frame="1"/>
+                <w:lang w:eastAsia="en-US"/>
+              </w:rPr>
+            </w:pPr>
+            <w:proofErr w:type="spellStart"/>
+            <w:r>
+              <w:rPr>
+                <w:rFonts w:ascii="Arial" w:eastAsia="Times New Roman" w:hAnsi="Arial" w:cs="Arial"/>
+                <w:color w:val="444746"/>
+                <w:sz w:val="20"/>
+                <w:szCs w:val="20"/>
+                <w:bdr w:val="none" w:sz="0" w:space="0" w:color="auto" w:frame="1"/>
+                <w:lang w:eastAsia="en-US"/>
+              </w:rPr>
+              <w:t>anova</w:t>
+            </w:r>
+            <w:proofErr w:type="spellEnd"/>
+            <w:r>
+              <w:rPr>
+                <w:rFonts w:ascii="Arial" w:eastAsia="Times New Roman" w:hAnsi="Arial" w:cs="Arial"/>
+                <w:color w:val="444746"/>
+                <w:sz w:val="20"/>
+                <w:szCs w:val="20"/>
+                <w:bdr w:val="none" w:sz="0" w:space="0" w:color="auto" w:frame="1"/>
+                <w:lang w:eastAsia="en-US"/>
+              </w:rPr>
+              <w:t>(model)</w:t>
+            </w:r>
+          </w:p>
+          <w:p>
+            <w:pPr>
+              <w:spacing w:after="0" w:line="240" w:lineRule="auto"/>
+              <w:rPr>
+                <w:rFonts w:ascii="Arial" w:eastAsia="Times New Roman" w:hAnsi="Arial" w:cs="Arial"/>
+                <w:color w:val="444746"/>
+                <w:sz w:val="20"/>
+                <w:szCs w:val="20"/>
+                <w:bdr w:val="none" w:sz="0" w:space="0" w:color="auto" w:frame="1"/>
+                <w:lang w:eastAsia="en-US"/>
+              </w:rPr>
+            </w:pPr>
+          </w:p>
+        </w:tc>
+      </w:tr>
+    </w:tbl>
+    <w:p/>
+    <w:p/>
+    <w:p/>
+    <w:p/>
+    <w:p/>
+    <w:p/>
+    <w:p/>
+    <w:p/>
+    <w:p/>
+    <w:p/>
+    <w:p/>
+    <w:p/>
+    <w:p/>
+    <w:p/>
+    <w:p/>
     <w:p>
-      <w:pPr>
-        <w:pStyle w:val="ListParagraph"/>
-      </w:pPr>
+      <w:r>
+        <w:t>DATA LOOKS LIKE:</w:t>
+      </w:r>
     </w:p>
+    <w:tbl>
+      <w:tblPr>
+        <w:tblW w:w="0" w:type="auto"/>
+        <w:tblCellSpacing w:w="15" w:type="dxa"/>
+        <w:tblCellMar>
+          <w:left w:w="0" w:type="dxa"/>
+          <w:right w:w="0" w:type="dxa"/>
+        </w:tblCellMar>
+        <w:tblLook w:val="04A0" w:firstRow="1" w:lastRow="0" w:firstColumn="1" w:lastColumn="0" w:noHBand="0" w:noVBand="1"/>
+      </w:tblPr>
+      <w:tblGrid>
+        <w:gridCol w:w="1782"/>
+        <w:gridCol w:w="2171"/>
+        <w:gridCol w:w="5391"/>
+      </w:tblGrid>
+      <w:tr>
+        <w:trPr>
+          <w:tblHeader/>
+          <w:tblCellSpacing w:w="15" w:type="dxa"/>
+        </w:trPr>
+        <w:tc>
+          <w:tcPr>
+            <w:tcW w:w="0" w:type="auto"/>
+            <w:tcBorders>
+              <w:top w:val="single" w:sz="6" w:space="0" w:color="auto"/>
+              <w:left w:val="single" w:sz="6" w:space="0" w:color="auto"/>
+              <w:bottom w:val="single" w:sz="6" w:space="0" w:color="auto"/>
+              <w:right w:val="single" w:sz="6" w:space="0" w:color="auto"/>
+            </w:tcBorders>
+            <w:tcMar>
+              <w:top w:w="120" w:type="dxa"/>
+              <w:left w:w="180" w:type="dxa"/>
+              <w:bottom w:w="120" w:type="dxa"/>
+              <w:right w:w="180" w:type="dxa"/>
+            </w:tcMar>
+            <w:vAlign w:val="center"/>
+            <w:hideMark/>
+          </w:tcPr>
+          <w:p>
+            <w:pPr>
+              <w:spacing w:after="0" w:line="240" w:lineRule="auto"/>
+              <w:rPr>
+                <w:rFonts w:ascii="Arial" w:eastAsia="Times New Roman" w:hAnsi="Arial" w:cs="Arial"/>
+                <w:color w:val="1F1F1F"/>
+                <w:sz w:val="24"/>
+                <w:szCs w:val="24"/>
+                <w:lang w:eastAsia="en-US"/>
+              </w:rPr>
+            </w:pPr>
+            <w:r>
+              <w:rPr>
+                <w:rFonts w:ascii="Arial" w:eastAsia="Times New Roman" w:hAnsi="Arial" w:cs="Arial"/>
+                <w:b/>
+                <w:bCs/>
+                <w:color w:val="1F1F1F"/>
+                <w:sz w:val="24"/>
+                <w:szCs w:val="24"/>
+                <w:bdr w:val="none" w:sz="0" w:space="0" w:color="auto" w:frame="1"/>
+                <w:lang w:eastAsia="en-US"/>
+              </w:rPr>
+              <w:lastRenderedPageBreak/>
+              <w:t>Test Type</w:t>
+            </w:r>
+          </w:p>
+        </w:tc>
+        <w:tc>
+          <w:tcPr>
+            <w:tcW w:w="0" w:type="auto"/>
+            <w:tcBorders>
+              <w:top w:val="single" w:sz="6" w:space="0" w:color="auto"/>
+              <w:left w:val="single" w:sz="6" w:space="0" w:color="auto"/>
+              <w:bottom w:val="single" w:sz="6" w:space="0" w:color="auto"/>
+              <w:right w:val="single" w:sz="6" w:space="0" w:color="auto"/>
+            </w:tcBorders>
+            <w:tcMar>
+              <w:top w:w="120" w:type="dxa"/>
+              <w:left w:w="180" w:type="dxa"/>
+              <w:bottom w:w="120" w:type="dxa"/>
+              <w:right w:w="180" w:type="dxa"/>
+            </w:tcMar>
+            <w:vAlign w:val="center"/>
+            <w:hideMark/>
+          </w:tcPr>
+          <w:p>
+            <w:pPr>
+              <w:spacing w:after="0" w:line="240" w:lineRule="auto"/>
+              <w:rPr>
+                <w:rFonts w:ascii="Arial" w:eastAsia="Times New Roman" w:hAnsi="Arial" w:cs="Arial"/>
+                <w:color w:val="1F1F1F"/>
+                <w:sz w:val="24"/>
+                <w:szCs w:val="24"/>
+                <w:lang w:eastAsia="en-US"/>
+              </w:rPr>
+            </w:pPr>
+            <w:r>
+              <w:rPr>
+                <w:rFonts w:ascii="Arial" w:eastAsia="Times New Roman" w:hAnsi="Arial" w:cs="Arial"/>
+                <w:b/>
+                <w:bCs/>
+                <w:color w:val="1F1F1F"/>
+                <w:sz w:val="24"/>
+                <w:szCs w:val="24"/>
+                <w:bdr w:val="none" w:sz="0" w:space="0" w:color="auto" w:frame="1"/>
+                <w:lang w:eastAsia="en-US"/>
+              </w:rPr>
+              <w:t>Logic</w:t>
+            </w:r>
+          </w:p>
+        </w:tc>
+        <w:tc>
+          <w:tcPr>
+            <w:tcW w:w="0" w:type="auto"/>
+            <w:tcBorders>
+              <w:top w:val="single" w:sz="6" w:space="0" w:color="auto"/>
+              <w:left w:val="single" w:sz="6" w:space="0" w:color="auto"/>
+              <w:bottom w:val="single" w:sz="6" w:space="0" w:color="auto"/>
+              <w:right w:val="single" w:sz="6" w:space="0" w:color="auto"/>
+            </w:tcBorders>
+            <w:tcMar>
+              <w:top w:w="120" w:type="dxa"/>
+              <w:left w:w="180" w:type="dxa"/>
+              <w:bottom w:w="120" w:type="dxa"/>
+              <w:right w:w="180" w:type="dxa"/>
+            </w:tcMar>
+            <w:vAlign w:val="center"/>
+            <w:hideMark/>
+          </w:tcPr>
+          <w:p>
+            <w:pPr>
+              <w:spacing w:after="0" w:line="240" w:lineRule="auto"/>
+              <w:rPr>
+                <w:rFonts w:ascii="Arial" w:eastAsia="Times New Roman" w:hAnsi="Arial" w:cs="Arial"/>
+                <w:color w:val="1F1F1F"/>
+                <w:sz w:val="24"/>
+                <w:szCs w:val="24"/>
+                <w:lang w:eastAsia="en-US"/>
+              </w:rPr>
+            </w:pPr>
+            <w:r>
+              <w:rPr>
+                <w:rFonts w:ascii="Arial" w:eastAsia="Times New Roman" w:hAnsi="Arial" w:cs="Arial"/>
+                <w:b/>
+                <w:bCs/>
+                <w:color w:val="1F1F1F"/>
+                <w:sz w:val="24"/>
+                <w:szCs w:val="24"/>
+                <w:bdr w:val="none" w:sz="0" w:space="0" w:color="auto" w:frame="1"/>
+                <w:lang w:eastAsia="en-US"/>
+              </w:rPr>
+              <w:t xml:space="preserve">Example </w:t>
+            </w:r>
+            <w:proofErr w:type="spellStart"/>
+            <w:r>
+              <w:rPr>
+                <w:rFonts w:ascii="Arial" w:eastAsia="Times New Roman" w:hAnsi="Arial" w:cs="Arial"/>
+                <w:b/>
+                <w:bCs/>
+                <w:color w:val="1F1F1F"/>
+                <w:sz w:val="24"/>
+                <w:szCs w:val="24"/>
+                <w:bdr w:val="none" w:sz="0" w:space="0" w:color="auto" w:frame="1"/>
+                <w:lang w:eastAsia="en-US"/>
+              </w:rPr>
+              <w:t>Dataframe</w:t>
+            </w:r>
+            <w:proofErr w:type="spellEnd"/>
+            <w:r>
+              <w:rPr>
+                <w:rFonts w:ascii="Arial" w:eastAsia="Times New Roman" w:hAnsi="Arial" w:cs="Arial"/>
+                <w:b/>
+                <w:bCs/>
+                <w:color w:val="1F1F1F"/>
+                <w:sz w:val="24"/>
+                <w:szCs w:val="24"/>
+                <w:bdr w:val="none" w:sz="0" w:space="0" w:color="auto" w:frame="1"/>
+                <w:lang w:eastAsia="en-US"/>
+              </w:rPr>
+              <w:t xml:space="preserve"> Structure (R Code Style)</w:t>
+            </w:r>
+          </w:p>
+        </w:tc>
+      </w:tr>
+      <w:tr>
+        <w:trPr>
+          <w:tblCellSpacing w:w="15" w:type="dxa"/>
+        </w:trPr>
+        <w:tc>
+          <w:tcPr>
+            <w:tcW w:w="0" w:type="auto"/>
+            <w:tcBorders>
+              <w:top w:val="single" w:sz="6" w:space="0" w:color="auto"/>
+              <w:left w:val="single" w:sz="6" w:space="0" w:color="auto"/>
+              <w:bottom w:val="single" w:sz="6" w:space="0" w:color="auto"/>
+              <w:right w:val="single" w:sz="6" w:space="0" w:color="auto"/>
+            </w:tcBorders>
+            <w:tcMar>
+              <w:top w:w="120" w:type="dxa"/>
+              <w:left w:w="180" w:type="dxa"/>
+              <w:bottom w:w="120" w:type="dxa"/>
+              <w:right w:w="180" w:type="dxa"/>
+            </w:tcMar>
+            <w:vAlign w:val="center"/>
+            <w:hideMark/>
+          </w:tcPr>
+          <w:p>
+            <w:pPr>
+              <w:spacing w:after="0" w:line="240" w:lineRule="auto"/>
+              <w:rPr>
+                <w:rFonts w:ascii="Arial" w:eastAsia="Times New Roman" w:hAnsi="Arial" w:cs="Arial"/>
+                <w:color w:val="1F1F1F"/>
+                <w:sz w:val="24"/>
+                <w:szCs w:val="24"/>
+                <w:lang w:eastAsia="en-US"/>
+              </w:rPr>
+            </w:pPr>
+            <w:r>
+              <w:rPr>
+                <w:rFonts w:ascii="Arial" w:eastAsia="Times New Roman" w:hAnsi="Arial" w:cs="Arial"/>
+                <w:b/>
+                <w:bCs/>
+                <w:color w:val="1F1F1F"/>
+                <w:sz w:val="24"/>
+                <w:szCs w:val="24"/>
+                <w:bdr w:val="none" w:sz="0" w:space="0" w:color="auto" w:frame="1"/>
+                <w:lang w:eastAsia="en-US"/>
+              </w:rPr>
+              <w:t>Paired t-test</w:t>
+            </w:r>
+          </w:p>
+        </w:tc>
+        <w:tc>
+          <w:tcPr>
+            <w:tcW w:w="0" w:type="auto"/>
+            <w:tcBorders>
+              <w:top w:val="single" w:sz="6" w:space="0" w:color="auto"/>
+              <w:left w:val="single" w:sz="6" w:space="0" w:color="auto"/>
+              <w:bottom w:val="single" w:sz="6" w:space="0" w:color="auto"/>
+              <w:right w:val="single" w:sz="6" w:space="0" w:color="auto"/>
+            </w:tcBorders>
+            <w:tcMar>
+              <w:top w:w="120" w:type="dxa"/>
+              <w:left w:w="180" w:type="dxa"/>
+              <w:bottom w:w="120" w:type="dxa"/>
+              <w:right w:w="180" w:type="dxa"/>
+            </w:tcMar>
+            <w:vAlign w:val="center"/>
+            <w:hideMark/>
+          </w:tcPr>
+          <w:p>
+            <w:pPr>
+              <w:spacing w:after="0" w:line="240" w:lineRule="auto"/>
+              <w:rPr>
+                <w:rFonts w:ascii="Arial" w:eastAsia="Times New Roman" w:hAnsi="Arial" w:cs="Arial"/>
+                <w:color w:val="1F1F1F"/>
+                <w:sz w:val="24"/>
+                <w:szCs w:val="24"/>
+                <w:lang w:eastAsia="en-US"/>
+              </w:rPr>
+            </w:pPr>
+            <w:r>
+              <w:rPr>
+                <w:rFonts w:ascii="Arial" w:eastAsia="Times New Roman" w:hAnsi="Arial" w:cs="Arial"/>
+                <w:color w:val="1F1F1F"/>
+                <w:sz w:val="24"/>
+                <w:szCs w:val="24"/>
+                <w:bdr w:val="none" w:sz="0" w:space="0" w:color="auto" w:frame="1"/>
+                <w:lang w:eastAsia="en-US"/>
+              </w:rPr>
+              <w:t>Same subjects measured twice.</w:t>
+            </w:r>
+          </w:p>
+        </w:tc>
+        <w:tc>
+          <w:tcPr>
+            <w:tcW w:w="0" w:type="auto"/>
+            <w:tcBorders>
+              <w:top w:val="single" w:sz="6" w:space="0" w:color="auto"/>
+              <w:left w:val="single" w:sz="6" w:space="0" w:color="auto"/>
+              <w:bottom w:val="single" w:sz="6" w:space="0" w:color="auto"/>
+              <w:right w:val="single" w:sz="6" w:space="0" w:color="auto"/>
+            </w:tcBorders>
+            <w:tcMar>
+              <w:top w:w="120" w:type="dxa"/>
+              <w:left w:w="180" w:type="dxa"/>
+              <w:bottom w:w="120" w:type="dxa"/>
+              <w:right w:w="180" w:type="dxa"/>
+            </w:tcMar>
+            <w:vAlign w:val="center"/>
+            <w:hideMark/>
+          </w:tcPr>
+          <w:p>
+            <w:pPr>
+              <w:spacing w:after="0" w:line="240" w:lineRule="auto"/>
+              <w:rPr>
+                <w:rFonts w:ascii="Arial" w:eastAsia="Times New Roman" w:hAnsi="Arial" w:cs="Arial"/>
+                <w:color w:val="1F1F1F"/>
+                <w:sz w:val="24"/>
+                <w:szCs w:val="24"/>
+                <w:lang w:eastAsia="en-US"/>
+              </w:rPr>
+            </w:pPr>
+            <w:proofErr w:type="spellStart"/>
+            <w:proofErr w:type="gramStart"/>
+            <w:r>
+              <w:rPr>
+                <w:rFonts w:ascii="Arial" w:eastAsia="Times New Roman" w:hAnsi="Arial" w:cs="Arial"/>
+                <w:color w:val="444746"/>
+                <w:sz w:val="20"/>
+                <w:szCs w:val="20"/>
+                <w:bdr w:val="none" w:sz="0" w:space="0" w:color="auto" w:frame="1"/>
+                <w:lang w:eastAsia="en-US"/>
+              </w:rPr>
+              <w:t>data.frame</w:t>
+            </w:r>
+            <w:proofErr w:type="spellEnd"/>
+            <w:proofErr w:type="gramEnd"/>
+            <w:r>
+              <w:rPr>
+                <w:rFonts w:ascii="Arial" w:eastAsia="Times New Roman" w:hAnsi="Arial" w:cs="Arial"/>
+                <w:color w:val="444746"/>
+                <w:sz w:val="20"/>
+                <w:szCs w:val="20"/>
+                <w:bdr w:val="none" w:sz="0" w:space="0" w:color="auto" w:frame="1"/>
+                <w:lang w:eastAsia="en-US"/>
+              </w:rPr>
+              <w:t>(Subject=1:5, Before=</w:t>
+            </w:r>
+            <w:proofErr w:type="gramStart"/>
+            <w:r>
+              <w:rPr>
+                <w:rFonts w:ascii="Arial" w:eastAsia="Times New Roman" w:hAnsi="Arial" w:cs="Arial"/>
+                <w:color w:val="444746"/>
+                <w:sz w:val="20"/>
+                <w:szCs w:val="20"/>
+                <w:bdr w:val="none" w:sz="0" w:space="0" w:color="auto" w:frame="1"/>
+                <w:lang w:eastAsia="en-US"/>
+              </w:rPr>
+              <w:t>c(</w:t>
+            </w:r>
+            <w:proofErr w:type="gramEnd"/>
+            <w:r>
+              <w:rPr>
+                <w:rFonts w:ascii="Arial" w:eastAsia="Times New Roman" w:hAnsi="Arial" w:cs="Arial"/>
+                <w:color w:val="444746"/>
+                <w:sz w:val="20"/>
+                <w:szCs w:val="20"/>
+                <w:bdr w:val="none" w:sz="0" w:space="0" w:color="auto" w:frame="1"/>
+                <w:lang w:eastAsia="en-US"/>
+              </w:rPr>
+              <w:t>10,12,11,14,13), After=</w:t>
+            </w:r>
+            <w:proofErr w:type="gramStart"/>
+            <w:r>
+              <w:rPr>
+                <w:rFonts w:ascii="Arial" w:eastAsia="Times New Roman" w:hAnsi="Arial" w:cs="Arial"/>
+                <w:color w:val="444746"/>
+                <w:sz w:val="20"/>
+                <w:szCs w:val="20"/>
+                <w:bdr w:val="none" w:sz="0" w:space="0" w:color="auto" w:frame="1"/>
+                <w:lang w:eastAsia="en-US"/>
+              </w:rPr>
+              <w:t>c(</w:t>
+            </w:r>
+            <w:proofErr w:type="gramEnd"/>
+            <w:r>
+              <w:rPr>
+                <w:rFonts w:ascii="Arial" w:eastAsia="Times New Roman" w:hAnsi="Arial" w:cs="Arial"/>
+                <w:color w:val="444746"/>
+                <w:sz w:val="20"/>
+                <w:szCs w:val="20"/>
+                <w:bdr w:val="none" w:sz="0" w:space="0" w:color="auto" w:frame="1"/>
+                <w:lang w:eastAsia="en-US"/>
+              </w:rPr>
+              <w:t>12,15,13,16,15))</w:t>
+            </w:r>
+          </w:p>
+        </w:tc>
+      </w:tr>
+      <w:tr>
+        <w:trPr>
+          <w:tblCellSpacing w:w="15" w:type="dxa"/>
+        </w:trPr>
+        <w:tc>
+          <w:tcPr>
+            <w:tcW w:w="0" w:type="auto"/>
+            <w:tcBorders>
+              <w:top w:val="single" w:sz="6" w:space="0" w:color="auto"/>
+              <w:left w:val="single" w:sz="6" w:space="0" w:color="auto"/>
+              <w:bottom w:val="single" w:sz="6" w:space="0" w:color="auto"/>
+              <w:right w:val="single" w:sz="6" w:space="0" w:color="auto"/>
+            </w:tcBorders>
+            <w:tcMar>
+              <w:top w:w="120" w:type="dxa"/>
+              <w:left w:w="180" w:type="dxa"/>
+              <w:bottom w:w="120" w:type="dxa"/>
+              <w:right w:w="180" w:type="dxa"/>
+            </w:tcMar>
+            <w:vAlign w:val="center"/>
+            <w:hideMark/>
+          </w:tcPr>
+          <w:p>
+            <w:pPr>
+              <w:spacing w:after="0" w:line="240" w:lineRule="auto"/>
+              <w:rPr>
+                <w:rFonts w:ascii="Arial" w:eastAsia="Times New Roman" w:hAnsi="Arial" w:cs="Arial"/>
+                <w:color w:val="1F1F1F"/>
+                <w:sz w:val="24"/>
+                <w:szCs w:val="24"/>
+                <w:lang w:eastAsia="en-US"/>
+              </w:rPr>
+            </w:pPr>
+            <w:r>
+              <w:rPr>
+                <w:rFonts w:ascii="Arial" w:eastAsia="Times New Roman" w:hAnsi="Arial" w:cs="Arial"/>
+                <w:b/>
+                <w:bCs/>
+                <w:color w:val="1F1F1F"/>
+                <w:sz w:val="24"/>
+                <w:szCs w:val="24"/>
+                <w:bdr w:val="none" w:sz="0" w:space="0" w:color="auto" w:frame="1"/>
+                <w:lang w:eastAsia="en-US"/>
+              </w:rPr>
+              <w:t>Independent t-test</w:t>
+            </w:r>
+          </w:p>
+        </w:tc>
+        <w:tc>
+          <w:tcPr>
+            <w:tcW w:w="0" w:type="auto"/>
+            <w:tcBorders>
+              <w:top w:val="single" w:sz="6" w:space="0" w:color="auto"/>
+              <w:left w:val="single" w:sz="6" w:space="0" w:color="auto"/>
+              <w:bottom w:val="single" w:sz="6" w:space="0" w:color="auto"/>
+              <w:right w:val="single" w:sz="6" w:space="0" w:color="auto"/>
+            </w:tcBorders>
+            <w:tcMar>
+              <w:top w:w="120" w:type="dxa"/>
+              <w:left w:w="180" w:type="dxa"/>
+              <w:bottom w:w="120" w:type="dxa"/>
+              <w:right w:w="180" w:type="dxa"/>
+            </w:tcMar>
+            <w:vAlign w:val="center"/>
+            <w:hideMark/>
+          </w:tcPr>
+          <w:p>
+            <w:pPr>
+              <w:spacing w:after="0" w:line="240" w:lineRule="auto"/>
+              <w:rPr>
+                <w:rFonts w:ascii="Arial" w:eastAsia="Times New Roman" w:hAnsi="Arial" w:cs="Arial"/>
+                <w:color w:val="1F1F1F"/>
+                <w:sz w:val="24"/>
+                <w:szCs w:val="24"/>
+                <w:lang w:eastAsia="en-US"/>
+              </w:rPr>
+            </w:pPr>
+            <w:r>
+              <w:rPr>
+                <w:rFonts w:ascii="Arial" w:eastAsia="Times New Roman" w:hAnsi="Arial" w:cs="Arial"/>
+                <w:color w:val="1F1F1F"/>
+                <w:sz w:val="24"/>
+                <w:szCs w:val="24"/>
+                <w:bdr w:val="none" w:sz="0" w:space="0" w:color="auto" w:frame="1"/>
+                <w:lang w:eastAsia="en-US"/>
+              </w:rPr>
+              <w:t>Two distinct groups, one measurement each.</w:t>
+            </w:r>
+          </w:p>
+        </w:tc>
+        <w:tc>
+          <w:tcPr>
+            <w:tcW w:w="0" w:type="auto"/>
+            <w:tcBorders>
+              <w:top w:val="single" w:sz="6" w:space="0" w:color="auto"/>
+              <w:left w:val="single" w:sz="6" w:space="0" w:color="auto"/>
+              <w:bottom w:val="single" w:sz="6" w:space="0" w:color="auto"/>
+              <w:right w:val="single" w:sz="6" w:space="0" w:color="auto"/>
+            </w:tcBorders>
+            <w:tcMar>
+              <w:top w:w="120" w:type="dxa"/>
+              <w:left w:w="180" w:type="dxa"/>
+              <w:bottom w:w="120" w:type="dxa"/>
+              <w:right w:w="180" w:type="dxa"/>
+            </w:tcMar>
+            <w:vAlign w:val="center"/>
+            <w:hideMark/>
+          </w:tcPr>
+          <w:p>
+            <w:pPr>
+              <w:spacing w:after="0" w:line="240" w:lineRule="auto"/>
+              <w:rPr>
+                <w:rFonts w:ascii="Arial" w:eastAsia="Times New Roman" w:hAnsi="Arial" w:cs="Arial"/>
+                <w:color w:val="1F1F1F"/>
+                <w:sz w:val="24"/>
+                <w:szCs w:val="24"/>
+                <w:lang w:eastAsia="en-US"/>
+              </w:rPr>
+            </w:pPr>
+            <w:proofErr w:type="spellStart"/>
+            <w:proofErr w:type="gramStart"/>
+            <w:r>
+              <w:rPr>
+                <w:rFonts w:ascii="Arial" w:eastAsia="Times New Roman" w:hAnsi="Arial" w:cs="Arial"/>
+                <w:color w:val="444746"/>
+                <w:sz w:val="20"/>
+                <w:szCs w:val="20"/>
+                <w:bdr w:val="none" w:sz="0" w:space="0" w:color="auto" w:frame="1"/>
+                <w:lang w:eastAsia="en-US"/>
+              </w:rPr>
+              <w:t>data.frame</w:t>
+            </w:r>
+            <w:proofErr w:type="spellEnd"/>
+            <w:proofErr w:type="gramEnd"/>
+            <w:r>
+              <w:rPr>
+                <w:rFonts w:ascii="Arial" w:eastAsia="Times New Roman" w:hAnsi="Arial" w:cs="Arial"/>
+                <w:color w:val="444746"/>
+                <w:sz w:val="20"/>
+                <w:szCs w:val="20"/>
+                <w:bdr w:val="none" w:sz="0" w:space="0" w:color="auto" w:frame="1"/>
+                <w:lang w:eastAsia="en-US"/>
+              </w:rPr>
+              <w:t>(Group=c("A","A","A","B","B","B"), Score=</w:t>
+            </w:r>
+            <w:proofErr w:type="gramStart"/>
+            <w:r>
+              <w:rPr>
+                <w:rFonts w:ascii="Arial" w:eastAsia="Times New Roman" w:hAnsi="Arial" w:cs="Arial"/>
+                <w:color w:val="444746"/>
+                <w:sz w:val="20"/>
+                <w:szCs w:val="20"/>
+                <w:bdr w:val="none" w:sz="0" w:space="0" w:color="auto" w:frame="1"/>
+                <w:lang w:eastAsia="en-US"/>
+              </w:rPr>
+              <w:t>c(</w:t>
+            </w:r>
+            <w:proofErr w:type="gramEnd"/>
+            <w:r>
+              <w:rPr>
+                <w:rFonts w:ascii="Arial" w:eastAsia="Times New Roman" w:hAnsi="Arial" w:cs="Arial"/>
+                <w:color w:val="444746"/>
+                <w:sz w:val="20"/>
+                <w:szCs w:val="20"/>
+                <w:bdr w:val="none" w:sz="0" w:space="0" w:color="auto" w:frame="1"/>
+                <w:lang w:eastAsia="en-US"/>
+              </w:rPr>
+              <w:t>85,88,90,72,75,70))</w:t>
+            </w:r>
+          </w:p>
+        </w:tc>
+      </w:tr>
+      <w:tr>
+        <w:trPr>
+          <w:tblCellSpacing w:w="15" w:type="dxa"/>
+        </w:trPr>
+        <w:tc>
+          <w:tcPr>
+            <w:tcW w:w="0" w:type="auto"/>
+            <w:tcBorders>
+              <w:top w:val="single" w:sz="6" w:space="0" w:color="auto"/>
+              <w:left w:val="single" w:sz="6" w:space="0" w:color="auto"/>
+              <w:bottom w:val="single" w:sz="6" w:space="0" w:color="auto"/>
+              <w:right w:val="single" w:sz="6" w:space="0" w:color="auto"/>
+            </w:tcBorders>
+            <w:tcMar>
+              <w:top w:w="120" w:type="dxa"/>
+              <w:left w:w="180" w:type="dxa"/>
+              <w:bottom w:w="120" w:type="dxa"/>
+              <w:right w:w="180" w:type="dxa"/>
+            </w:tcMar>
+            <w:vAlign w:val="center"/>
+            <w:hideMark/>
+          </w:tcPr>
+          <w:p>
+            <w:pPr>
+              <w:spacing w:after="0" w:line="240" w:lineRule="auto"/>
+              <w:rPr>
+                <w:rFonts w:ascii="Arial" w:eastAsia="Times New Roman" w:hAnsi="Arial" w:cs="Arial"/>
+                <w:color w:val="1F1F1F"/>
+                <w:sz w:val="24"/>
+                <w:szCs w:val="24"/>
+                <w:lang w:eastAsia="en-US"/>
+              </w:rPr>
+            </w:pPr>
+            <w:r>
+              <w:rPr>
+                <w:rFonts w:ascii="Arial" w:eastAsia="Times New Roman" w:hAnsi="Arial" w:cs="Arial"/>
+                <w:b/>
+                <w:bCs/>
+                <w:color w:val="1F1F1F"/>
+                <w:sz w:val="24"/>
+                <w:szCs w:val="24"/>
+                <w:bdr w:val="none" w:sz="0" w:space="0" w:color="auto" w:frame="1"/>
+                <w:lang w:eastAsia="en-US"/>
+              </w:rPr>
+              <w:t>1-Way ANOVA</w:t>
+            </w:r>
+          </w:p>
+        </w:tc>
+        <w:tc>
+          <w:tcPr>
+            <w:tcW w:w="0" w:type="auto"/>
+            <w:tcBorders>
+              <w:top w:val="single" w:sz="6" w:space="0" w:color="auto"/>
+              <w:left w:val="single" w:sz="6" w:space="0" w:color="auto"/>
+              <w:bottom w:val="single" w:sz="6" w:space="0" w:color="auto"/>
+              <w:right w:val="single" w:sz="6" w:space="0" w:color="auto"/>
+            </w:tcBorders>
+            <w:tcMar>
+              <w:top w:w="120" w:type="dxa"/>
+              <w:left w:w="180" w:type="dxa"/>
+              <w:bottom w:w="120" w:type="dxa"/>
+              <w:right w:w="180" w:type="dxa"/>
+            </w:tcMar>
+            <w:vAlign w:val="center"/>
+            <w:hideMark/>
+          </w:tcPr>
+          <w:p>
+            <w:pPr>
+              <w:spacing w:after="0" w:line="240" w:lineRule="auto"/>
+              <w:rPr>
+                <w:rFonts w:ascii="Arial" w:eastAsia="Times New Roman" w:hAnsi="Arial" w:cs="Arial"/>
+                <w:color w:val="1F1F1F"/>
+                <w:sz w:val="24"/>
+                <w:szCs w:val="24"/>
+                <w:lang w:eastAsia="en-US"/>
+              </w:rPr>
+            </w:pPr>
+            <w:r>
+              <w:rPr>
+                <w:rFonts w:ascii="Arial" w:eastAsia="Times New Roman" w:hAnsi="Arial" w:cs="Arial"/>
+                <w:color w:val="1F1F1F"/>
+                <w:sz w:val="24"/>
+                <w:szCs w:val="24"/>
+                <w:bdr w:val="none" w:sz="0" w:space="0" w:color="auto" w:frame="1"/>
+                <w:lang w:eastAsia="en-US"/>
+              </w:rPr>
+              <w:t>Three+ distinct groups, one measurement each.</w:t>
+            </w:r>
+          </w:p>
+        </w:tc>
+        <w:tc>
+          <w:tcPr>
+            <w:tcW w:w="0" w:type="auto"/>
+            <w:tcBorders>
+              <w:top w:val="single" w:sz="6" w:space="0" w:color="auto"/>
+              <w:left w:val="single" w:sz="6" w:space="0" w:color="auto"/>
+              <w:bottom w:val="single" w:sz="6" w:space="0" w:color="auto"/>
+              <w:right w:val="single" w:sz="6" w:space="0" w:color="auto"/>
+            </w:tcBorders>
+            <w:tcMar>
+              <w:top w:w="120" w:type="dxa"/>
+              <w:left w:w="180" w:type="dxa"/>
+              <w:bottom w:w="120" w:type="dxa"/>
+              <w:right w:w="180" w:type="dxa"/>
+            </w:tcMar>
+            <w:vAlign w:val="center"/>
+            <w:hideMark/>
+          </w:tcPr>
+          <w:p>
+            <w:pPr>
+              <w:spacing w:after="0" w:line="240" w:lineRule="auto"/>
+              <w:rPr>
+                <w:rFonts w:ascii="Arial" w:eastAsia="Times New Roman" w:hAnsi="Arial" w:cs="Arial"/>
+                <w:color w:val="1F1F1F"/>
+                <w:sz w:val="24"/>
+                <w:szCs w:val="24"/>
+                <w:lang w:eastAsia="en-US"/>
+              </w:rPr>
+            </w:pPr>
+            <w:proofErr w:type="spellStart"/>
+            <w:proofErr w:type="gramStart"/>
+            <w:r>
+              <w:rPr>
+                <w:rFonts w:ascii="Arial" w:eastAsia="Times New Roman" w:hAnsi="Arial" w:cs="Arial"/>
+                <w:color w:val="444746"/>
+                <w:sz w:val="20"/>
+                <w:szCs w:val="20"/>
+                <w:bdr w:val="none" w:sz="0" w:space="0" w:color="auto" w:frame="1"/>
+                <w:lang w:eastAsia="en-US"/>
+              </w:rPr>
+              <w:t>data.frame</w:t>
+            </w:r>
+            <w:proofErr w:type="spellEnd"/>
+            <w:proofErr w:type="gramEnd"/>
+            <w:r>
+              <w:rPr>
+                <w:rFonts w:ascii="Arial" w:eastAsia="Times New Roman" w:hAnsi="Arial" w:cs="Arial"/>
+                <w:color w:val="444746"/>
+                <w:sz w:val="20"/>
+                <w:szCs w:val="20"/>
+                <w:bdr w:val="none" w:sz="0" w:space="0" w:color="auto" w:frame="1"/>
+                <w:lang w:eastAsia="en-US"/>
+              </w:rPr>
+              <w:t>(Diet=c("</w:t>
+            </w:r>
+            <w:proofErr w:type="spellStart"/>
+            <w:r>
+              <w:rPr>
+                <w:rFonts w:ascii="Arial" w:eastAsia="Times New Roman" w:hAnsi="Arial" w:cs="Arial"/>
+                <w:color w:val="444746"/>
+                <w:sz w:val="20"/>
+                <w:szCs w:val="20"/>
+                <w:bdr w:val="none" w:sz="0" w:space="0" w:color="auto" w:frame="1"/>
+                <w:lang w:eastAsia="en-US"/>
+              </w:rPr>
+              <w:t>Low","Low","Med","Med","High","High</w:t>
+            </w:r>
+            <w:proofErr w:type="spellEnd"/>
+            <w:r>
+              <w:rPr>
+                <w:rFonts w:ascii="Arial" w:eastAsia="Times New Roman" w:hAnsi="Arial" w:cs="Arial"/>
+                <w:color w:val="444746"/>
+                <w:sz w:val="20"/>
+                <w:szCs w:val="20"/>
+                <w:bdr w:val="none" w:sz="0" w:space="0" w:color="auto" w:frame="1"/>
+                <w:lang w:eastAsia="en-US"/>
+              </w:rPr>
+              <w:t xml:space="preserve">"), </w:t>
+            </w:r>
+            <w:proofErr w:type="spellStart"/>
+            <w:r>
+              <w:rPr>
+                <w:rFonts w:ascii="Arial" w:eastAsia="Times New Roman" w:hAnsi="Arial" w:cs="Arial"/>
+                <w:color w:val="444746"/>
+                <w:sz w:val="20"/>
+                <w:szCs w:val="20"/>
+                <w:bdr w:val="none" w:sz="0" w:space="0" w:color="auto" w:frame="1"/>
+                <w:lang w:eastAsia="en-US"/>
+              </w:rPr>
+              <w:t>WeightLoss</w:t>
+            </w:r>
+            <w:proofErr w:type="spellEnd"/>
+            <w:r>
+              <w:rPr>
+                <w:rFonts w:ascii="Arial" w:eastAsia="Times New Roman" w:hAnsi="Arial" w:cs="Arial"/>
+                <w:color w:val="444746"/>
+                <w:sz w:val="20"/>
+                <w:szCs w:val="20"/>
+                <w:bdr w:val="none" w:sz="0" w:space="0" w:color="auto" w:frame="1"/>
+                <w:lang w:eastAsia="en-US"/>
+              </w:rPr>
+              <w:t>=</w:t>
+            </w:r>
+            <w:proofErr w:type="gramStart"/>
+            <w:r>
+              <w:rPr>
+                <w:rFonts w:ascii="Arial" w:eastAsia="Times New Roman" w:hAnsi="Arial" w:cs="Arial"/>
+                <w:color w:val="444746"/>
+                <w:sz w:val="20"/>
+                <w:szCs w:val="20"/>
+                <w:bdr w:val="none" w:sz="0" w:space="0" w:color="auto" w:frame="1"/>
+                <w:lang w:eastAsia="en-US"/>
+              </w:rPr>
+              <w:t>c(</w:t>
+            </w:r>
+            <w:proofErr w:type="gramEnd"/>
+            <w:r>
+              <w:rPr>
+                <w:rFonts w:ascii="Arial" w:eastAsia="Times New Roman" w:hAnsi="Arial" w:cs="Arial"/>
+                <w:color w:val="444746"/>
+                <w:sz w:val="20"/>
+                <w:szCs w:val="20"/>
+                <w:bdr w:val="none" w:sz="0" w:space="0" w:color="auto" w:frame="1"/>
+                <w:lang w:eastAsia="en-US"/>
+              </w:rPr>
+              <w:t>2,3,5,4,8,7))</w:t>
+            </w:r>
+          </w:p>
+        </w:tc>
+      </w:tr>
+      <w:tr>
+        <w:trPr>
+          <w:tblCellSpacing w:w="15" w:type="dxa"/>
+        </w:trPr>
+        <w:tc>
+          <w:tcPr>
+            <w:tcW w:w="0" w:type="auto"/>
+            <w:tcBorders>
+              <w:top w:val="single" w:sz="6" w:space="0" w:color="auto"/>
+              <w:left w:val="single" w:sz="6" w:space="0" w:color="auto"/>
+              <w:bottom w:val="single" w:sz="6" w:space="0" w:color="auto"/>
+              <w:right w:val="single" w:sz="6" w:space="0" w:color="auto"/>
+            </w:tcBorders>
+            <w:tcMar>
+              <w:top w:w="120" w:type="dxa"/>
+              <w:left w:w="180" w:type="dxa"/>
+              <w:bottom w:w="120" w:type="dxa"/>
+              <w:right w:w="180" w:type="dxa"/>
+            </w:tcMar>
+            <w:vAlign w:val="center"/>
+            <w:hideMark/>
+          </w:tcPr>
+          <w:p>
+            <w:pPr>
+              <w:spacing w:after="0" w:line="240" w:lineRule="auto"/>
+              <w:rPr>
+                <w:rFonts w:ascii="Arial" w:eastAsia="Times New Roman" w:hAnsi="Arial" w:cs="Arial"/>
+                <w:color w:val="1F1F1F"/>
+                <w:sz w:val="24"/>
+                <w:szCs w:val="24"/>
+                <w:lang w:eastAsia="en-US"/>
+              </w:rPr>
+            </w:pPr>
+            <w:r>
+              <w:rPr>
+                <w:rFonts w:ascii="Arial" w:eastAsia="Times New Roman" w:hAnsi="Arial" w:cs="Arial"/>
+                <w:b/>
+                <w:bCs/>
+                <w:color w:val="1F1F1F"/>
+                <w:sz w:val="24"/>
+                <w:szCs w:val="24"/>
+                <w:bdr w:val="none" w:sz="0" w:space="0" w:color="auto" w:frame="1"/>
+                <w:lang w:eastAsia="en-US"/>
+              </w:rPr>
+              <w:t>2-Way ANOVA</w:t>
+            </w:r>
+          </w:p>
+        </w:tc>
+        <w:tc>
+          <w:tcPr>
+            <w:tcW w:w="0" w:type="auto"/>
+            <w:tcBorders>
+              <w:top w:val="single" w:sz="6" w:space="0" w:color="auto"/>
+              <w:left w:val="single" w:sz="6" w:space="0" w:color="auto"/>
+              <w:bottom w:val="single" w:sz="6" w:space="0" w:color="auto"/>
+              <w:right w:val="single" w:sz="6" w:space="0" w:color="auto"/>
+            </w:tcBorders>
+            <w:tcMar>
+              <w:top w:w="120" w:type="dxa"/>
+              <w:left w:w="180" w:type="dxa"/>
+              <w:bottom w:w="120" w:type="dxa"/>
+              <w:right w:w="180" w:type="dxa"/>
+            </w:tcMar>
+            <w:vAlign w:val="center"/>
+            <w:hideMark/>
+          </w:tcPr>
+          <w:p>
+            <w:pPr>
+              <w:spacing w:after="0" w:line="240" w:lineRule="auto"/>
+              <w:rPr>
+                <w:rFonts w:ascii="Arial" w:eastAsia="Times New Roman" w:hAnsi="Arial" w:cs="Arial"/>
+                <w:color w:val="1F1F1F"/>
+                <w:sz w:val="24"/>
+                <w:szCs w:val="24"/>
+                <w:lang w:eastAsia="en-US"/>
+              </w:rPr>
+            </w:pPr>
+            <w:r>
+              <w:rPr>
+                <w:rFonts w:ascii="Arial" w:eastAsia="Times New Roman" w:hAnsi="Arial" w:cs="Arial"/>
+                <w:color w:val="1F1F1F"/>
+                <w:sz w:val="24"/>
+                <w:szCs w:val="24"/>
+                <w:bdr w:val="none" w:sz="0" w:space="0" w:color="auto" w:frame="1"/>
+                <w:lang w:eastAsia="en-US"/>
+              </w:rPr>
+              <w:t>Two categorical independent variables (Between-</w:t>
+            </w:r>
+            <w:proofErr w:type="spellStart"/>
+            <w:r>
+              <w:rPr>
+                <w:rFonts w:ascii="Arial" w:eastAsia="Times New Roman" w:hAnsi="Arial" w:cs="Arial"/>
+                <w:color w:val="1F1F1F"/>
+                <w:sz w:val="24"/>
+                <w:szCs w:val="24"/>
+                <w:bdr w:val="none" w:sz="0" w:space="0" w:color="auto" w:frame="1"/>
+                <w:lang w:eastAsia="en-US"/>
+              </w:rPr>
+              <w:t>Sbj</w:t>
+            </w:r>
+            <w:proofErr w:type="spellEnd"/>
+            <w:r>
+              <w:rPr>
+                <w:rFonts w:ascii="Arial" w:eastAsia="Times New Roman" w:hAnsi="Arial" w:cs="Arial"/>
+                <w:color w:val="1F1F1F"/>
+                <w:sz w:val="24"/>
+                <w:szCs w:val="24"/>
+                <w:bdr w:val="none" w:sz="0" w:space="0" w:color="auto" w:frame="1"/>
+                <w:lang w:eastAsia="en-US"/>
+              </w:rPr>
+              <w:t>).</w:t>
+            </w:r>
+          </w:p>
+        </w:tc>
+        <w:tc>
+          <w:tcPr>
+            <w:tcW w:w="0" w:type="auto"/>
+            <w:tcBorders>
+              <w:top w:val="single" w:sz="6" w:space="0" w:color="auto"/>
+              <w:left w:val="single" w:sz="6" w:space="0" w:color="auto"/>
+              <w:bottom w:val="single" w:sz="6" w:space="0" w:color="auto"/>
+              <w:right w:val="single" w:sz="6" w:space="0" w:color="auto"/>
+            </w:tcBorders>
+            <w:tcMar>
+              <w:top w:w="120" w:type="dxa"/>
+              <w:left w:w="180" w:type="dxa"/>
+              <w:bottom w:w="120" w:type="dxa"/>
+              <w:right w:w="180" w:type="dxa"/>
+            </w:tcMar>
+            <w:vAlign w:val="center"/>
+            <w:hideMark/>
+          </w:tcPr>
+          <w:p>
+            <w:pPr>
+              <w:spacing w:after="0" w:line="240" w:lineRule="auto"/>
+              <w:rPr>
+                <w:rFonts w:ascii="Arial" w:eastAsia="Times New Roman" w:hAnsi="Arial" w:cs="Arial"/>
+                <w:color w:val="1F1F1F"/>
+                <w:sz w:val="24"/>
+                <w:szCs w:val="24"/>
+                <w:lang w:eastAsia="en-US"/>
+              </w:rPr>
+            </w:pPr>
+            <w:proofErr w:type="spellStart"/>
+            <w:proofErr w:type="gramStart"/>
+            <w:r>
+              <w:rPr>
+                <w:rFonts w:ascii="Arial" w:eastAsia="Times New Roman" w:hAnsi="Arial" w:cs="Arial"/>
+                <w:color w:val="444746"/>
+                <w:sz w:val="20"/>
+                <w:szCs w:val="20"/>
+                <w:bdr w:val="none" w:sz="0" w:space="0" w:color="auto" w:frame="1"/>
+                <w:lang w:eastAsia="en-US"/>
+              </w:rPr>
+              <w:t>data.frame</w:t>
+            </w:r>
+            <w:proofErr w:type="spellEnd"/>
+            <w:proofErr w:type="gramEnd"/>
+            <w:r>
+              <w:rPr>
+                <w:rFonts w:ascii="Arial" w:eastAsia="Times New Roman" w:hAnsi="Arial" w:cs="Arial"/>
+                <w:color w:val="444746"/>
+                <w:sz w:val="20"/>
+                <w:szCs w:val="20"/>
+                <w:bdr w:val="none" w:sz="0" w:space="0" w:color="auto" w:frame="1"/>
+                <w:lang w:eastAsia="en-US"/>
+              </w:rPr>
+              <w:t>(Gender=c("M","M","F","F"), Exercise=c("</w:t>
+            </w:r>
+            <w:proofErr w:type="spellStart"/>
+            <w:r>
+              <w:rPr>
+                <w:rFonts w:ascii="Arial" w:eastAsia="Times New Roman" w:hAnsi="Arial" w:cs="Arial"/>
+                <w:color w:val="444746"/>
+                <w:sz w:val="20"/>
+                <w:szCs w:val="20"/>
+                <w:bdr w:val="none" w:sz="0" w:space="0" w:color="auto" w:frame="1"/>
+                <w:lang w:eastAsia="en-US"/>
+              </w:rPr>
+              <w:t>Yoga","Gym","Yoga","Gym</w:t>
+            </w:r>
+            <w:proofErr w:type="spellEnd"/>
+            <w:r>
+              <w:rPr>
+                <w:rFonts w:ascii="Arial" w:eastAsia="Times New Roman" w:hAnsi="Arial" w:cs="Arial"/>
+                <w:color w:val="444746"/>
+                <w:sz w:val="20"/>
+                <w:szCs w:val="20"/>
+                <w:bdr w:val="none" w:sz="0" w:space="0" w:color="auto" w:frame="1"/>
+                <w:lang w:eastAsia="en-US"/>
+              </w:rPr>
+              <w:t>"), HR=</w:t>
+            </w:r>
+            <w:proofErr w:type="gramStart"/>
+            <w:r>
+              <w:rPr>
+                <w:rFonts w:ascii="Arial" w:eastAsia="Times New Roman" w:hAnsi="Arial" w:cs="Arial"/>
+                <w:color w:val="444746"/>
+                <w:sz w:val="20"/>
+                <w:szCs w:val="20"/>
+                <w:bdr w:val="none" w:sz="0" w:space="0" w:color="auto" w:frame="1"/>
+                <w:lang w:eastAsia="en-US"/>
+              </w:rPr>
+              <w:t>c(</w:t>
+            </w:r>
+            <w:proofErr w:type="gramEnd"/>
+            <w:r>
+              <w:rPr>
+                <w:rFonts w:ascii="Arial" w:eastAsia="Times New Roman" w:hAnsi="Arial" w:cs="Arial"/>
+                <w:color w:val="444746"/>
+                <w:sz w:val="20"/>
+                <w:szCs w:val="20"/>
+                <w:bdr w:val="none" w:sz="0" w:space="0" w:color="auto" w:frame="1"/>
+                <w:lang w:eastAsia="en-US"/>
+              </w:rPr>
+              <w:t>70,85,65,80))</w:t>
+            </w:r>
+          </w:p>
+        </w:tc>
+      </w:tr>
+      <w:tr>
+        <w:trPr>
+          <w:tblCellSpacing w:w="15" w:type="dxa"/>
+        </w:trPr>
+        <w:tc>
+          <w:tcPr>
+            <w:tcW w:w="0" w:type="auto"/>
+            <w:tcBorders>
+              <w:top w:val="single" w:sz="6" w:space="0" w:color="auto"/>
+              <w:left w:val="single" w:sz="6" w:space="0" w:color="auto"/>
+              <w:bottom w:val="single" w:sz="6" w:space="0" w:color="auto"/>
+              <w:right w:val="single" w:sz="6" w:space="0" w:color="auto"/>
+            </w:tcBorders>
+            <w:tcMar>
+              <w:top w:w="120" w:type="dxa"/>
+              <w:left w:w="180" w:type="dxa"/>
+              <w:bottom w:w="120" w:type="dxa"/>
+              <w:right w:w="180" w:type="dxa"/>
+            </w:tcMar>
+            <w:vAlign w:val="center"/>
+            <w:hideMark/>
+          </w:tcPr>
+          <w:p>
+            <w:pPr>
+              <w:spacing w:after="0" w:line="240" w:lineRule="auto"/>
+              <w:rPr>
+                <w:rFonts w:ascii="Arial" w:eastAsia="Times New Roman" w:hAnsi="Arial" w:cs="Arial"/>
+                <w:color w:val="1F1F1F"/>
+                <w:sz w:val="24"/>
+                <w:szCs w:val="24"/>
+                <w:lang w:eastAsia="en-US"/>
+              </w:rPr>
+            </w:pPr>
+            <w:r>
+              <w:rPr>
+                <w:rFonts w:ascii="Arial" w:eastAsia="Times New Roman" w:hAnsi="Arial" w:cs="Arial"/>
+                <w:b/>
+                <w:bCs/>
+                <w:color w:val="1F1F1F"/>
+                <w:sz w:val="24"/>
+                <w:szCs w:val="24"/>
+                <w:bdr w:val="none" w:sz="0" w:space="0" w:color="auto" w:frame="1"/>
+                <w:lang w:eastAsia="en-US"/>
+              </w:rPr>
+              <w:t>1-Way Repeated Measure</w:t>
+            </w:r>
+          </w:p>
+        </w:tc>
+        <w:tc>
+          <w:tcPr>
+            <w:tcW w:w="0" w:type="auto"/>
+            <w:tcBorders>
+              <w:top w:val="single" w:sz="6" w:space="0" w:color="auto"/>
+              <w:left w:val="single" w:sz="6" w:space="0" w:color="auto"/>
+              <w:bottom w:val="single" w:sz="6" w:space="0" w:color="auto"/>
+              <w:right w:val="single" w:sz="6" w:space="0" w:color="auto"/>
+            </w:tcBorders>
+            <w:tcMar>
+              <w:top w:w="120" w:type="dxa"/>
+              <w:left w:w="180" w:type="dxa"/>
+              <w:bottom w:w="120" w:type="dxa"/>
+              <w:right w:w="180" w:type="dxa"/>
+            </w:tcMar>
+            <w:vAlign w:val="center"/>
+            <w:hideMark/>
+          </w:tcPr>
+          <w:p>
+            <w:pPr>
+              <w:spacing w:after="0" w:line="240" w:lineRule="auto"/>
+              <w:rPr>
+                <w:rFonts w:ascii="Arial" w:eastAsia="Times New Roman" w:hAnsi="Arial" w:cs="Arial"/>
+                <w:color w:val="1F1F1F"/>
+                <w:sz w:val="24"/>
+                <w:szCs w:val="24"/>
+                <w:lang w:eastAsia="en-US"/>
+              </w:rPr>
+            </w:pPr>
+            <w:r>
+              <w:rPr>
+                <w:rFonts w:ascii="Arial" w:eastAsia="Times New Roman" w:hAnsi="Arial" w:cs="Arial"/>
+                <w:color w:val="1F1F1F"/>
+                <w:sz w:val="24"/>
+                <w:szCs w:val="24"/>
+                <w:bdr w:val="none" w:sz="0" w:space="0" w:color="auto" w:frame="1"/>
+                <w:lang w:eastAsia="en-US"/>
+              </w:rPr>
+              <w:t>Same subjects measured at 3+ time points/conditions.</w:t>
+            </w:r>
+          </w:p>
+        </w:tc>
+        <w:tc>
+          <w:tcPr>
+            <w:tcW w:w="0" w:type="auto"/>
+            <w:tcBorders>
+              <w:top w:val="single" w:sz="6" w:space="0" w:color="auto"/>
+              <w:left w:val="single" w:sz="6" w:space="0" w:color="auto"/>
+              <w:bottom w:val="single" w:sz="6" w:space="0" w:color="auto"/>
+              <w:right w:val="single" w:sz="6" w:space="0" w:color="auto"/>
+            </w:tcBorders>
+            <w:tcMar>
+              <w:top w:w="120" w:type="dxa"/>
+              <w:left w:w="180" w:type="dxa"/>
+              <w:bottom w:w="120" w:type="dxa"/>
+              <w:right w:w="180" w:type="dxa"/>
+            </w:tcMar>
+            <w:vAlign w:val="center"/>
+            <w:hideMark/>
+          </w:tcPr>
+          <w:p>
+            <w:pPr>
+              <w:spacing w:after="0" w:line="240" w:lineRule="auto"/>
+              <w:rPr>
+                <w:rFonts w:ascii="Arial" w:eastAsia="Times New Roman" w:hAnsi="Arial" w:cs="Arial"/>
+                <w:color w:val="1F1F1F"/>
+                <w:sz w:val="24"/>
+                <w:szCs w:val="24"/>
+                <w:lang w:eastAsia="en-US"/>
+              </w:rPr>
+            </w:pPr>
+            <w:proofErr w:type="spellStart"/>
+            <w:proofErr w:type="gramStart"/>
+            <w:r>
+              <w:rPr>
+                <w:rFonts w:ascii="Arial" w:eastAsia="Times New Roman" w:hAnsi="Arial" w:cs="Arial"/>
+                <w:color w:val="444746"/>
+                <w:sz w:val="20"/>
+                <w:szCs w:val="20"/>
+                <w:bdr w:val="none" w:sz="0" w:space="0" w:color="auto" w:frame="1"/>
+                <w:lang w:eastAsia="en-US"/>
+              </w:rPr>
+              <w:t>data.frame</w:t>
+            </w:r>
+            <w:proofErr w:type="spellEnd"/>
+            <w:proofErr w:type="gramEnd"/>
+            <w:r>
+              <w:rPr>
+                <w:rFonts w:ascii="Arial" w:eastAsia="Times New Roman" w:hAnsi="Arial" w:cs="Arial"/>
+                <w:color w:val="444746"/>
+                <w:sz w:val="20"/>
+                <w:szCs w:val="20"/>
+                <w:bdr w:val="none" w:sz="0" w:space="0" w:color="auto" w:frame="1"/>
+                <w:lang w:eastAsia="en-US"/>
+              </w:rPr>
+              <w:t>(Subject=</w:t>
+            </w:r>
+            <w:proofErr w:type="gramStart"/>
+            <w:r>
+              <w:rPr>
+                <w:rFonts w:ascii="Arial" w:eastAsia="Times New Roman" w:hAnsi="Arial" w:cs="Arial"/>
+                <w:color w:val="444746"/>
+                <w:sz w:val="20"/>
+                <w:szCs w:val="20"/>
+                <w:bdr w:val="none" w:sz="0" w:space="0" w:color="auto" w:frame="1"/>
+                <w:lang w:eastAsia="en-US"/>
+              </w:rPr>
+              <w:t>rep(</w:t>
+            </w:r>
+            <w:proofErr w:type="gramEnd"/>
+            <w:r>
+              <w:rPr>
+                <w:rFonts w:ascii="Arial" w:eastAsia="Times New Roman" w:hAnsi="Arial" w:cs="Arial"/>
+                <w:color w:val="444746"/>
+                <w:sz w:val="20"/>
+                <w:szCs w:val="20"/>
+                <w:bdr w:val="none" w:sz="0" w:space="0" w:color="auto" w:frame="1"/>
+                <w:lang w:eastAsia="en-US"/>
+              </w:rPr>
+              <w:t>1:3, each=3), Time=rep(c("T1","T2","T3"), 3), Score=</w:t>
+            </w:r>
+            <w:proofErr w:type="gramStart"/>
+            <w:r>
+              <w:rPr>
+                <w:rFonts w:ascii="Arial" w:eastAsia="Times New Roman" w:hAnsi="Arial" w:cs="Arial"/>
+                <w:color w:val="444746"/>
+                <w:sz w:val="20"/>
+                <w:szCs w:val="20"/>
+                <w:bdr w:val="none" w:sz="0" w:space="0" w:color="auto" w:frame="1"/>
+                <w:lang w:eastAsia="en-US"/>
+              </w:rPr>
+              <w:t>c(</w:t>
+            </w:r>
+            <w:proofErr w:type="gramEnd"/>
+            <w:r>
+              <w:rPr>
+                <w:rFonts w:ascii="Arial" w:eastAsia="Times New Roman" w:hAnsi="Arial" w:cs="Arial"/>
+                <w:color w:val="444746"/>
+                <w:sz w:val="20"/>
+                <w:szCs w:val="20"/>
+                <w:bdr w:val="none" w:sz="0" w:space="0" w:color="auto" w:frame="1"/>
+                <w:lang w:eastAsia="en-US"/>
+              </w:rPr>
+              <w:t>5,7,9, 4,6,8, 5,5,10))</w:t>
+            </w:r>
+          </w:p>
+        </w:tc>
+      </w:tr>
+      <w:tr>
+        <w:trPr>
+          <w:tblCellSpacing w:w="15" w:type="dxa"/>
+        </w:trPr>
+        <w:tc>
+          <w:tcPr>
+            <w:tcW w:w="0" w:type="auto"/>
+            <w:tcBorders>
+              <w:top w:val="single" w:sz="6" w:space="0" w:color="auto"/>
+              <w:left w:val="single" w:sz="6" w:space="0" w:color="auto"/>
+              <w:bottom w:val="single" w:sz="6" w:space="0" w:color="auto"/>
+              <w:right w:val="single" w:sz="6" w:space="0" w:color="auto"/>
+            </w:tcBorders>
+            <w:tcMar>
+              <w:top w:w="120" w:type="dxa"/>
+              <w:left w:w="180" w:type="dxa"/>
+              <w:bottom w:w="120" w:type="dxa"/>
+              <w:right w:w="180" w:type="dxa"/>
+            </w:tcMar>
+            <w:vAlign w:val="center"/>
+            <w:hideMark/>
+          </w:tcPr>
+          <w:p>
+            <w:pPr>
+              <w:spacing w:after="0" w:line="240" w:lineRule="auto"/>
+              <w:rPr>
+                <w:rFonts w:ascii="Arial" w:eastAsia="Times New Roman" w:hAnsi="Arial" w:cs="Arial"/>
+                <w:color w:val="1F1F1F"/>
+                <w:sz w:val="24"/>
+                <w:szCs w:val="24"/>
+                <w:lang w:eastAsia="en-US"/>
+              </w:rPr>
+            </w:pPr>
+            <w:r>
+              <w:rPr>
+                <w:rFonts w:ascii="Arial" w:eastAsia="Times New Roman" w:hAnsi="Arial" w:cs="Arial"/>
+                <w:b/>
+                <w:bCs/>
+                <w:color w:val="1F1F1F"/>
+                <w:sz w:val="24"/>
+                <w:szCs w:val="24"/>
+                <w:bdr w:val="none" w:sz="0" w:space="0" w:color="auto" w:frame="1"/>
+                <w:lang w:eastAsia="en-US"/>
+              </w:rPr>
+              <w:t>2-Way Repeated Measure</w:t>
+            </w:r>
+          </w:p>
+        </w:tc>
+        <w:tc>
+          <w:tcPr>
+            <w:tcW w:w="0" w:type="auto"/>
+            <w:tcBorders>
+              <w:top w:val="single" w:sz="6" w:space="0" w:color="auto"/>
+              <w:left w:val="single" w:sz="6" w:space="0" w:color="auto"/>
+              <w:bottom w:val="single" w:sz="6" w:space="0" w:color="auto"/>
+              <w:right w:val="single" w:sz="6" w:space="0" w:color="auto"/>
+            </w:tcBorders>
+            <w:tcMar>
+              <w:top w:w="120" w:type="dxa"/>
+              <w:left w:w="180" w:type="dxa"/>
+              <w:bottom w:w="120" w:type="dxa"/>
+              <w:right w:w="180" w:type="dxa"/>
+            </w:tcMar>
+            <w:vAlign w:val="center"/>
+            <w:hideMark/>
+          </w:tcPr>
+          <w:p>
+            <w:pPr>
+              <w:spacing w:after="0" w:line="240" w:lineRule="auto"/>
+              <w:rPr>
+                <w:rFonts w:ascii="Arial" w:eastAsia="Times New Roman" w:hAnsi="Arial" w:cs="Arial"/>
+                <w:color w:val="1F1F1F"/>
+                <w:sz w:val="24"/>
+                <w:szCs w:val="24"/>
+                <w:lang w:eastAsia="en-US"/>
+              </w:rPr>
+            </w:pPr>
+            <w:r>
+              <w:rPr>
+                <w:rFonts w:ascii="Arial" w:eastAsia="Times New Roman" w:hAnsi="Arial" w:cs="Arial"/>
+                <w:color w:val="1F1F1F"/>
+                <w:sz w:val="24"/>
+                <w:szCs w:val="24"/>
+                <w:bdr w:val="none" w:sz="0" w:space="0" w:color="auto" w:frame="1"/>
+                <w:lang w:eastAsia="en-US"/>
+              </w:rPr>
+              <w:t>Same subjects, two factors (e.g., Time &amp; Treatment).</w:t>
+            </w:r>
+          </w:p>
+        </w:tc>
+        <w:tc>
+          <w:tcPr>
+            <w:tcW w:w="0" w:type="auto"/>
+            <w:tcBorders>
+              <w:top w:val="single" w:sz="6" w:space="0" w:color="auto"/>
+              <w:left w:val="single" w:sz="6" w:space="0" w:color="auto"/>
+              <w:bottom w:val="single" w:sz="6" w:space="0" w:color="auto"/>
+              <w:right w:val="single" w:sz="6" w:space="0" w:color="auto"/>
+            </w:tcBorders>
+            <w:tcMar>
+              <w:top w:w="120" w:type="dxa"/>
+              <w:left w:w="180" w:type="dxa"/>
+              <w:bottom w:w="120" w:type="dxa"/>
+              <w:right w:w="180" w:type="dxa"/>
+            </w:tcMar>
+            <w:vAlign w:val="center"/>
+            <w:hideMark/>
+          </w:tcPr>
+          <w:p>
+            <w:pPr>
+              <w:spacing w:after="0" w:line="240" w:lineRule="auto"/>
+              <w:rPr>
+                <w:rFonts w:ascii="Arial" w:eastAsia="Times New Roman" w:hAnsi="Arial" w:cs="Arial"/>
+                <w:color w:val="1F1F1F"/>
+                <w:sz w:val="24"/>
+                <w:szCs w:val="24"/>
+                <w:lang w:eastAsia="en-US"/>
+              </w:rPr>
+            </w:pPr>
+            <w:proofErr w:type="spellStart"/>
+            <w:proofErr w:type="gramStart"/>
+            <w:r>
+              <w:rPr>
+                <w:rFonts w:ascii="Arial" w:eastAsia="Times New Roman" w:hAnsi="Arial" w:cs="Arial"/>
+                <w:color w:val="444746"/>
+                <w:sz w:val="20"/>
+                <w:szCs w:val="20"/>
+                <w:bdr w:val="none" w:sz="0" w:space="0" w:color="auto" w:frame="1"/>
+                <w:lang w:eastAsia="en-US"/>
+              </w:rPr>
+              <w:t>data.frame</w:t>
+            </w:r>
+            <w:proofErr w:type="spellEnd"/>
+            <w:proofErr w:type="gramEnd"/>
+            <w:r>
+              <w:rPr>
+                <w:rFonts w:ascii="Arial" w:eastAsia="Times New Roman" w:hAnsi="Arial" w:cs="Arial"/>
+                <w:color w:val="444746"/>
+                <w:sz w:val="20"/>
+                <w:szCs w:val="20"/>
+                <w:bdr w:val="none" w:sz="0" w:space="0" w:color="auto" w:frame="1"/>
+                <w:lang w:eastAsia="en-US"/>
+              </w:rPr>
+              <w:t>(Subject=</w:t>
+            </w:r>
+            <w:proofErr w:type="gramStart"/>
+            <w:r>
+              <w:rPr>
+                <w:rFonts w:ascii="Arial" w:eastAsia="Times New Roman" w:hAnsi="Arial" w:cs="Arial"/>
+                <w:color w:val="444746"/>
+                <w:sz w:val="20"/>
+                <w:szCs w:val="20"/>
+                <w:bdr w:val="none" w:sz="0" w:space="0" w:color="auto" w:frame="1"/>
+                <w:lang w:eastAsia="en-US"/>
+              </w:rPr>
+              <w:t>rep(</w:t>
+            </w:r>
+            <w:proofErr w:type="gramEnd"/>
+            <w:r>
+              <w:rPr>
+                <w:rFonts w:ascii="Arial" w:eastAsia="Times New Roman" w:hAnsi="Arial" w:cs="Arial"/>
+                <w:color w:val="444746"/>
+                <w:sz w:val="20"/>
+                <w:szCs w:val="20"/>
+                <w:bdr w:val="none" w:sz="0" w:space="0" w:color="auto" w:frame="1"/>
+                <w:lang w:eastAsia="en-US"/>
+              </w:rPr>
+              <w:t>1:2, each=4), Time=rep(c("</w:t>
+            </w:r>
+            <w:proofErr w:type="spellStart"/>
+            <w:r>
+              <w:rPr>
+                <w:rFonts w:ascii="Arial" w:eastAsia="Times New Roman" w:hAnsi="Arial" w:cs="Arial"/>
+                <w:color w:val="444746"/>
+                <w:sz w:val="20"/>
+                <w:szCs w:val="20"/>
+                <w:bdr w:val="none" w:sz="0" w:space="0" w:color="auto" w:frame="1"/>
+                <w:lang w:eastAsia="en-US"/>
+              </w:rPr>
+              <w:t>Pre","Post</w:t>
+            </w:r>
+            <w:proofErr w:type="spellEnd"/>
+            <w:r>
+              <w:rPr>
+                <w:rFonts w:ascii="Arial" w:eastAsia="Times New Roman" w:hAnsi="Arial" w:cs="Arial"/>
+                <w:color w:val="444746"/>
+                <w:sz w:val="20"/>
+                <w:szCs w:val="20"/>
+                <w:bdr w:val="none" w:sz="0" w:space="0" w:color="auto" w:frame="1"/>
+                <w:lang w:eastAsia="en-US"/>
+              </w:rPr>
+              <w:t>"), 4), Drug=rep(c("A","A","B","B"), 2), Result=</w:t>
+            </w:r>
+            <w:proofErr w:type="gramStart"/>
+            <w:r>
+              <w:rPr>
+                <w:rFonts w:ascii="Arial" w:eastAsia="Times New Roman" w:hAnsi="Arial" w:cs="Arial"/>
+                <w:color w:val="444746"/>
+                <w:sz w:val="20"/>
+                <w:szCs w:val="20"/>
+                <w:bdr w:val="none" w:sz="0" w:space="0" w:color="auto" w:frame="1"/>
+                <w:lang w:eastAsia="en-US"/>
+              </w:rPr>
+              <w:t>c(</w:t>
+            </w:r>
+            <w:proofErr w:type="gramEnd"/>
+            <w:r>
+              <w:rPr>
+                <w:rFonts w:ascii="Arial" w:eastAsia="Times New Roman" w:hAnsi="Arial" w:cs="Arial"/>
+                <w:color w:val="444746"/>
+                <w:sz w:val="20"/>
+                <w:szCs w:val="20"/>
+                <w:bdr w:val="none" w:sz="0" w:space="0" w:color="auto" w:frame="1"/>
+                <w:lang w:eastAsia="en-US"/>
+              </w:rPr>
+              <w:t>10,15,11,18, 9,14,10,17))</w:t>
+            </w:r>
+          </w:p>
+        </w:tc>
+      </w:tr>
+      <w:tr>
+        <w:trPr>
+          <w:tblCellSpacing w:w="15" w:type="dxa"/>
+        </w:trPr>
+        <w:tc>
+          <w:tcPr>
+            <w:tcW w:w="0" w:type="auto"/>
+            <w:tcBorders>
+              <w:top w:val="single" w:sz="6" w:space="0" w:color="auto"/>
+              <w:left w:val="single" w:sz="6" w:space="0" w:color="auto"/>
+              <w:bottom w:val="single" w:sz="6" w:space="0" w:color="auto"/>
+              <w:right w:val="single" w:sz="6" w:space="0" w:color="auto"/>
+            </w:tcBorders>
+            <w:tcMar>
+              <w:top w:w="120" w:type="dxa"/>
+              <w:left w:w="180" w:type="dxa"/>
+              <w:bottom w:w="120" w:type="dxa"/>
+              <w:right w:w="180" w:type="dxa"/>
+            </w:tcMar>
+            <w:vAlign w:val="center"/>
+          </w:tcPr>
+          <w:p>
+            <w:pPr>
+              <w:spacing w:after="0" w:line="240" w:lineRule="auto"/>
+              <w:rPr>
+                <w:rFonts w:ascii="Arial" w:eastAsia="Times New Roman" w:hAnsi="Arial" w:cs="Arial"/>
+                <w:b/>
+                <w:bCs/>
+                <w:color w:val="1F1F1F"/>
+                <w:sz w:val="24"/>
+                <w:szCs w:val="24"/>
+                <w:bdr w:val="none" w:sz="0" w:space="0" w:color="auto" w:frame="1"/>
+                <w:lang w:eastAsia="en-US"/>
+              </w:rPr>
+            </w:pPr>
+          </w:p>
+          <w:p>
+            <w:pPr>
+              <w:spacing w:after="0" w:line="240" w:lineRule="auto"/>
+              <w:rPr>
+                <w:rFonts w:ascii="Arial" w:eastAsia="Times New Roman" w:hAnsi="Arial" w:cs="Arial"/>
+                <w:b/>
+                <w:bCs/>
+                <w:color w:val="1F1F1F"/>
+                <w:sz w:val="24"/>
+                <w:szCs w:val="24"/>
+                <w:bdr w:val="none" w:sz="0" w:space="0" w:color="auto" w:frame="1"/>
+                <w:lang w:eastAsia="en-US"/>
+              </w:rPr>
+            </w:pPr>
+          </w:p>
+          <w:p>
+            <w:pPr>
+              <w:spacing w:after="0" w:line="240" w:lineRule="auto"/>
+              <w:rPr>
+                <w:rFonts w:ascii="Arial" w:eastAsia="Times New Roman" w:hAnsi="Arial" w:cs="Arial"/>
+                <w:b/>
+                <w:bCs/>
+                <w:color w:val="1F1F1F"/>
+                <w:sz w:val="24"/>
+                <w:szCs w:val="24"/>
+                <w:bdr w:val="none" w:sz="0" w:space="0" w:color="auto" w:frame="1"/>
+                <w:lang w:eastAsia="en-US"/>
+              </w:rPr>
+            </w:pPr>
+          </w:p>
+          <w:p>
+            <w:pPr>
+              <w:spacing w:after="0" w:line="240" w:lineRule="auto"/>
+              <w:rPr>
+                <w:rFonts w:ascii="Arial" w:eastAsia="Times New Roman" w:hAnsi="Arial" w:cs="Arial"/>
+                <w:b/>
+                <w:bCs/>
+                <w:color w:val="1F1F1F"/>
+                <w:sz w:val="24"/>
+                <w:szCs w:val="24"/>
+                <w:bdr w:val="none" w:sz="0" w:space="0" w:color="auto" w:frame="1"/>
+                <w:lang w:eastAsia="en-US"/>
+              </w:rPr>
+            </w:pPr>
+          </w:p>
+          <w:p>
+            <w:pPr>
+              <w:spacing w:after="0" w:line="240" w:lineRule="auto"/>
+              <w:rPr>
+                <w:rFonts w:ascii="Arial" w:eastAsia="Times New Roman" w:hAnsi="Arial" w:cs="Arial"/>
+                <w:b/>
+                <w:bCs/>
+                <w:color w:val="1F1F1F"/>
+                <w:sz w:val="24"/>
+                <w:szCs w:val="24"/>
+                <w:bdr w:val="none" w:sz="0" w:space="0" w:color="auto" w:frame="1"/>
+                <w:lang w:eastAsia="en-US"/>
+              </w:rPr>
+            </w:pPr>
+          </w:p>
+          <w:p>
+            <w:pPr>
+              <w:spacing w:after="0" w:line="240" w:lineRule="auto"/>
+              <w:rPr>
+                <w:rFonts w:ascii="Arial" w:eastAsia="Times New Roman" w:hAnsi="Arial" w:cs="Arial"/>
+                <w:b/>
+                <w:bCs/>
+                <w:color w:val="1F1F1F"/>
+                <w:sz w:val="24"/>
+                <w:szCs w:val="24"/>
+                <w:bdr w:val="none" w:sz="0" w:space="0" w:color="auto" w:frame="1"/>
+                <w:lang w:eastAsia="en-US"/>
+              </w:rPr>
+            </w:pPr>
+          </w:p>
+          <w:p>
+            <w:pPr>
+              <w:spacing w:after="0" w:line="240" w:lineRule="auto"/>
+              <w:rPr>
+                <w:rFonts w:ascii="Arial" w:eastAsia="Times New Roman" w:hAnsi="Arial" w:cs="Arial"/>
+                <w:b/>
+                <w:bCs/>
+                <w:color w:val="1F1F1F"/>
+                <w:sz w:val="24"/>
+                <w:szCs w:val="24"/>
+                <w:bdr w:val="none" w:sz="0" w:space="0" w:color="auto" w:frame="1"/>
+                <w:lang w:eastAsia="en-US"/>
+              </w:rPr>
+            </w:pPr>
+          </w:p>
+        </w:tc>
+        <w:tc>
+          <w:tcPr>
+            <w:tcW w:w="0" w:type="auto"/>
+            <w:tcBorders>
+              <w:top w:val="single" w:sz="6" w:space="0" w:color="auto"/>
+              <w:left w:val="single" w:sz="6" w:space="0" w:color="auto"/>
+              <w:bottom w:val="single" w:sz="6" w:space="0" w:color="auto"/>
+              <w:right w:val="single" w:sz="6" w:space="0" w:color="auto"/>
+            </w:tcBorders>
+            <w:tcMar>
+              <w:top w:w="120" w:type="dxa"/>
+              <w:left w:w="180" w:type="dxa"/>
+              <w:bottom w:w="120" w:type="dxa"/>
+              <w:right w:w="180" w:type="dxa"/>
+            </w:tcMar>
+            <w:vAlign w:val="center"/>
+          </w:tcPr>
+          <w:p>
+            <w:pPr>
+              <w:spacing w:after="0" w:line="240" w:lineRule="auto"/>
+              <w:rPr>
+                <w:rFonts w:ascii="Arial" w:eastAsia="Times New Roman" w:hAnsi="Arial" w:cs="Arial"/>
+                <w:color w:val="1F1F1F"/>
+                <w:sz w:val="24"/>
+                <w:szCs w:val="24"/>
+                <w:bdr w:val="none" w:sz="0" w:space="0" w:color="auto" w:frame="1"/>
+                <w:lang w:eastAsia="en-US"/>
+              </w:rPr>
+            </w:pPr>
+          </w:p>
+        </w:tc>
+        <w:tc>
+          <w:tcPr>
+            <w:tcW w:w="0" w:type="auto"/>
+            <w:tcBorders>
+              <w:top w:val="single" w:sz="6" w:space="0" w:color="auto"/>
+              <w:left w:val="single" w:sz="6" w:space="0" w:color="auto"/>
+              <w:bottom w:val="single" w:sz="6" w:space="0" w:color="auto"/>
+              <w:right w:val="single" w:sz="6" w:space="0" w:color="auto"/>
+            </w:tcBorders>
+            <w:tcMar>
+              <w:top w:w="120" w:type="dxa"/>
+              <w:left w:w="180" w:type="dxa"/>
+              <w:bottom w:w="120" w:type="dxa"/>
+              <w:right w:w="180" w:type="dxa"/>
+            </w:tcMar>
+            <w:vAlign w:val="center"/>
+          </w:tcPr>
+          <w:p>
+            <w:pPr>
+              <w:spacing w:after="0" w:line="240" w:lineRule="auto"/>
+              <w:rPr>
+                <w:rFonts w:ascii="Arial" w:eastAsia="Times New Roman" w:hAnsi="Arial" w:cs="Arial"/>
+                <w:color w:val="444746"/>
+                <w:sz w:val="20"/>
+                <w:szCs w:val="20"/>
+                <w:bdr w:val="none" w:sz="0" w:space="0" w:color="auto" w:frame="1"/>
+                <w:lang w:eastAsia="en-US"/>
+              </w:rPr>
+            </w:pPr>
+          </w:p>
+        </w:tc>
+      </w:tr>
+      <w:tr>
+        <w:trPr>
+          <w:tblCellSpacing w:w="15" w:type="dxa"/>
+        </w:trPr>
+        <w:tc>
+          <w:tcPr>
+            <w:tcW w:w="0" w:type="auto"/>
+            <w:tcBorders>
+              <w:top w:val="single" w:sz="6" w:space="0" w:color="auto"/>
+              <w:left w:val="single" w:sz="6" w:space="0" w:color="auto"/>
+              <w:bottom w:val="single" w:sz="6" w:space="0" w:color="auto"/>
+              <w:right w:val="single" w:sz="6" w:space="0" w:color="auto"/>
+            </w:tcBorders>
+            <w:tcMar>
+              <w:top w:w="120" w:type="dxa"/>
+              <w:left w:w="180" w:type="dxa"/>
+              <w:bottom w:w="120" w:type="dxa"/>
+              <w:right w:w="180" w:type="dxa"/>
+            </w:tcMar>
+            <w:vAlign w:val="center"/>
+            <w:hideMark/>
+          </w:tcPr>
+          <w:p>
+            <w:pPr>
+              <w:spacing w:after="0" w:line="240" w:lineRule="auto"/>
+              <w:rPr>
+                <w:rFonts w:ascii="Arial" w:eastAsia="Times New Roman" w:hAnsi="Arial" w:cs="Arial"/>
+                <w:b/>
+                <w:bCs/>
+                <w:color w:val="1F1F1F"/>
+                <w:sz w:val="24"/>
+                <w:szCs w:val="24"/>
+                <w:bdr w:val="none" w:sz="0" w:space="0" w:color="auto" w:frame="1"/>
+                <w:lang w:eastAsia="en-US"/>
+              </w:rPr>
+            </w:pPr>
+            <w:r>
+              <w:rPr>
+                <w:rFonts w:ascii="Arial" w:eastAsia="Times New Roman" w:hAnsi="Arial" w:cs="Arial"/>
+                <w:b/>
+                <w:bCs/>
+                <w:color w:val="1F1F1F"/>
+                <w:sz w:val="24"/>
+                <w:szCs w:val="24"/>
+                <w:bdr w:val="none" w:sz="0" w:space="0" w:color="auto" w:frame="1"/>
+                <w:lang w:eastAsia="en-US"/>
+              </w:rPr>
+              <w:t>Statistical Test</w:t>
+            </w:r>
+          </w:p>
+        </w:tc>
+        <w:tc>
+          <w:tcPr>
+            <w:tcW w:w="0" w:type="auto"/>
+            <w:tcBorders>
+              <w:top w:val="single" w:sz="6" w:space="0" w:color="auto"/>
+              <w:left w:val="single" w:sz="6" w:space="0" w:color="auto"/>
+              <w:bottom w:val="single" w:sz="6" w:space="0" w:color="auto"/>
+              <w:right w:val="single" w:sz="6" w:space="0" w:color="auto"/>
+            </w:tcBorders>
+            <w:tcMar>
+              <w:top w:w="120" w:type="dxa"/>
+              <w:left w:w="180" w:type="dxa"/>
+              <w:bottom w:w="120" w:type="dxa"/>
+              <w:right w:w="180" w:type="dxa"/>
+            </w:tcMar>
+            <w:vAlign w:val="center"/>
+            <w:hideMark/>
+          </w:tcPr>
+          <w:p>
+            <w:pPr>
+              <w:spacing w:after="0" w:line="240" w:lineRule="auto"/>
+              <w:rPr>
+                <w:rFonts w:ascii="Arial" w:eastAsia="Times New Roman" w:hAnsi="Arial" w:cs="Arial"/>
+                <w:color w:val="1F1F1F"/>
+                <w:sz w:val="24"/>
+                <w:szCs w:val="24"/>
+                <w:bdr w:val="none" w:sz="0" w:space="0" w:color="auto" w:frame="1"/>
+                <w:lang w:eastAsia="en-US"/>
+              </w:rPr>
+            </w:pPr>
+            <w:r>
+              <w:rPr>
+                <w:rFonts w:ascii="Arial" w:eastAsia="Times New Roman" w:hAnsi="Arial" w:cs="Arial"/>
+                <w:color w:val="1F1F1F"/>
+                <w:sz w:val="24"/>
+                <w:szCs w:val="24"/>
+                <w:bdr w:val="none" w:sz="0" w:space="0" w:color="auto" w:frame="1"/>
+                <w:lang w:eastAsia="en-US"/>
+              </w:rPr>
+              <w:t>What It Tests For</w:t>
+            </w:r>
+          </w:p>
+        </w:tc>
+        <w:tc>
+          <w:tcPr>
+            <w:tcW w:w="0" w:type="auto"/>
+            <w:tcBorders>
+              <w:top w:val="single" w:sz="6" w:space="0" w:color="auto"/>
+              <w:left w:val="single" w:sz="6" w:space="0" w:color="auto"/>
+              <w:bottom w:val="single" w:sz="6" w:space="0" w:color="auto"/>
+              <w:right w:val="single" w:sz="6" w:space="0" w:color="auto"/>
+            </w:tcBorders>
+            <w:tcMar>
+              <w:top w:w="120" w:type="dxa"/>
+              <w:left w:w="180" w:type="dxa"/>
+              <w:bottom w:w="120" w:type="dxa"/>
+              <w:right w:w="180" w:type="dxa"/>
+            </w:tcMar>
+            <w:vAlign w:val="center"/>
+            <w:hideMark/>
+          </w:tcPr>
+          <w:p>
+            <w:pPr>
+              <w:spacing w:after="0" w:line="240" w:lineRule="auto"/>
+              <w:rPr>
+                <w:rFonts w:ascii="Arial" w:eastAsia="Times New Roman" w:hAnsi="Arial" w:cs="Arial"/>
+                <w:color w:val="444746"/>
+                <w:sz w:val="20"/>
+                <w:szCs w:val="20"/>
+                <w:bdr w:val="none" w:sz="0" w:space="0" w:color="auto" w:frame="1"/>
+                <w:lang w:eastAsia="en-US"/>
+              </w:rPr>
+            </w:pPr>
+            <w:r>
+              <w:rPr>
+                <w:rFonts w:ascii="Arial" w:eastAsia="Times New Roman" w:hAnsi="Arial" w:cs="Arial"/>
+                <w:color w:val="444746"/>
+                <w:sz w:val="20"/>
+                <w:szCs w:val="20"/>
+                <w:bdr w:val="none" w:sz="0" w:space="0" w:color="auto" w:frame="1"/>
+                <w:lang w:eastAsia="en-US"/>
+              </w:rPr>
+              <w:t>Conclusion Statement Template</w:t>
+            </w:r>
+          </w:p>
+        </w:tc>
+      </w:tr>
+      <w:tr>
+        <w:trPr>
+          <w:tblCellSpacing w:w="15" w:type="dxa"/>
+        </w:trPr>
+        <w:tc>
+          <w:tcPr>
+            <w:tcW w:w="0" w:type="auto"/>
+            <w:tcBorders>
+              <w:top w:val="single" w:sz="6" w:space="0" w:color="auto"/>
+              <w:left w:val="single" w:sz="6" w:space="0" w:color="auto"/>
+              <w:bottom w:val="single" w:sz="6" w:space="0" w:color="auto"/>
+              <w:right w:val="single" w:sz="6" w:space="0" w:color="auto"/>
+            </w:tcBorders>
+            <w:tcMar>
+              <w:top w:w="120" w:type="dxa"/>
+              <w:left w:w="180" w:type="dxa"/>
+              <w:bottom w:w="120" w:type="dxa"/>
+              <w:right w:w="180" w:type="dxa"/>
+            </w:tcMar>
+            <w:vAlign w:val="center"/>
+            <w:hideMark/>
+          </w:tcPr>
+          <w:p>
+            <w:pPr>
+              <w:spacing w:after="0" w:line="240" w:lineRule="auto"/>
+              <w:rPr>
+                <w:rFonts w:ascii="Arial" w:eastAsia="Times New Roman" w:hAnsi="Arial" w:cs="Arial"/>
+                <w:b/>
+                <w:bCs/>
+                <w:color w:val="1F1F1F"/>
+                <w:sz w:val="24"/>
+                <w:szCs w:val="24"/>
+                <w:bdr w:val="none" w:sz="0" w:space="0" w:color="auto" w:frame="1"/>
+                <w:lang w:eastAsia="en-US"/>
+              </w:rPr>
+            </w:pPr>
+            <w:r>
+              <w:rPr>
+                <w:rFonts w:ascii="Arial" w:eastAsia="Times New Roman" w:hAnsi="Arial" w:cs="Arial"/>
+                <w:b/>
+                <w:bCs/>
+                <w:color w:val="1F1F1F"/>
+                <w:sz w:val="24"/>
+                <w:szCs w:val="24"/>
+                <w:bdr w:val="none" w:sz="0" w:space="0" w:color="auto" w:frame="1"/>
+                <w:lang w:eastAsia="en-US"/>
+              </w:rPr>
+              <w:t>Paired t-test</w:t>
+            </w:r>
+          </w:p>
+        </w:tc>
+        <w:tc>
+          <w:tcPr>
+            <w:tcW w:w="0" w:type="auto"/>
+            <w:tcBorders>
+              <w:top w:val="single" w:sz="6" w:space="0" w:color="auto"/>
+              <w:left w:val="single" w:sz="6" w:space="0" w:color="auto"/>
+              <w:bottom w:val="single" w:sz="6" w:space="0" w:color="auto"/>
+              <w:right w:val="single" w:sz="6" w:space="0" w:color="auto"/>
+            </w:tcBorders>
+            <w:tcMar>
+              <w:top w:w="120" w:type="dxa"/>
+              <w:left w:w="180" w:type="dxa"/>
+              <w:bottom w:w="120" w:type="dxa"/>
+              <w:right w:w="180" w:type="dxa"/>
+            </w:tcMar>
+            <w:vAlign w:val="center"/>
+            <w:hideMark/>
+          </w:tcPr>
+          <w:p>
+            <w:pPr>
+              <w:spacing w:after="0" w:line="240" w:lineRule="auto"/>
+              <w:rPr>
+                <w:rFonts w:ascii="Arial" w:eastAsia="Times New Roman" w:hAnsi="Arial" w:cs="Arial"/>
+                <w:color w:val="1F1F1F"/>
+                <w:sz w:val="24"/>
+                <w:szCs w:val="24"/>
+                <w:bdr w:val="none" w:sz="0" w:space="0" w:color="auto" w:frame="1"/>
+                <w:lang w:eastAsia="en-US"/>
+              </w:rPr>
+            </w:pPr>
+            <w:r>
+              <w:rPr>
+                <w:rFonts w:ascii="Arial" w:eastAsia="Times New Roman" w:hAnsi="Arial" w:cs="Arial"/>
+                <w:color w:val="1F1F1F"/>
+                <w:sz w:val="24"/>
+                <w:szCs w:val="24"/>
+                <w:bdr w:val="none" w:sz="0" w:space="0" w:color="auto" w:frame="1"/>
+                <w:lang w:eastAsia="en-US"/>
+              </w:rPr>
+              <w:t xml:space="preserve">The difference in means </w:t>
+            </w:r>
+            <w:r>
+              <w:rPr>
+                <w:rFonts w:ascii="Arial" w:eastAsia="Times New Roman" w:hAnsi="Arial" w:cs="Arial"/>
+                <w:color w:val="1F1F1F"/>
+                <w:sz w:val="24"/>
+                <w:szCs w:val="24"/>
+                <w:bdr w:val="none" w:sz="0" w:space="0" w:color="auto" w:frame="1"/>
+                <w:lang w:eastAsia="en-US"/>
+              </w:rPr>
+              <w:lastRenderedPageBreak/>
+              <w:t>between two related, dependent, or paired groups (e.g., testing the same subjects before and after an intervention).</w:t>
+            </w:r>
+          </w:p>
+        </w:tc>
+        <w:tc>
+          <w:tcPr>
+            <w:tcW w:w="0" w:type="auto"/>
+            <w:tcBorders>
+              <w:top w:val="single" w:sz="6" w:space="0" w:color="auto"/>
+              <w:left w:val="single" w:sz="6" w:space="0" w:color="auto"/>
+              <w:bottom w:val="single" w:sz="6" w:space="0" w:color="auto"/>
+              <w:right w:val="single" w:sz="6" w:space="0" w:color="auto"/>
+            </w:tcBorders>
+            <w:tcMar>
+              <w:top w:w="120" w:type="dxa"/>
+              <w:left w:w="180" w:type="dxa"/>
+              <w:bottom w:w="120" w:type="dxa"/>
+              <w:right w:w="180" w:type="dxa"/>
+            </w:tcMar>
+            <w:vAlign w:val="center"/>
+            <w:hideMark/>
+          </w:tcPr>
+          <w:p>
+            <w:pPr>
+              <w:spacing w:after="0" w:line="240" w:lineRule="auto"/>
+              <w:rPr>
+                <w:rFonts w:ascii="Arial" w:eastAsia="Times New Roman" w:hAnsi="Arial" w:cs="Arial"/>
+                <w:color w:val="444746"/>
+                <w:sz w:val="20"/>
+                <w:szCs w:val="20"/>
+                <w:bdr w:val="none" w:sz="0" w:space="0" w:color="auto" w:frame="1"/>
+                <w:lang w:eastAsia="en-US"/>
+              </w:rPr>
+            </w:pPr>
+            <w:r>
+              <w:rPr>
+                <w:rFonts w:ascii="Arial" w:eastAsia="Times New Roman" w:hAnsi="Arial" w:cs="Arial"/>
+                <w:color w:val="444746"/>
+                <w:sz w:val="20"/>
+                <w:szCs w:val="20"/>
+                <w:bdr w:val="none" w:sz="0" w:space="0" w:color="auto" w:frame="1"/>
+                <w:lang w:eastAsia="en-US"/>
+              </w:rPr>
+              <w:lastRenderedPageBreak/>
+              <w:t xml:space="preserve">p-value = [x] which is [&lt;/&gt;] alpha = 0.05 so we [reject/fail to reject] the null hypothesis which shows </w:t>
+            </w:r>
+            <w:r>
+              <w:rPr>
+                <w:rFonts w:ascii="Arial" w:eastAsia="Times New Roman" w:hAnsi="Arial" w:cs="Arial"/>
+                <w:color w:val="444746"/>
+                <w:sz w:val="20"/>
+                <w:szCs w:val="20"/>
+                <w:bdr w:val="none" w:sz="0" w:space="0" w:color="auto" w:frame="1"/>
+                <w:lang w:eastAsia="en-US"/>
+              </w:rPr>
+              <w:lastRenderedPageBreak/>
+              <w:t>there [is/is not] evidence of a significant difference between the paired means.</w:t>
+            </w:r>
+          </w:p>
+        </w:tc>
+      </w:tr>
+      <w:tr>
+        <w:trPr>
+          <w:tblCellSpacing w:w="15" w:type="dxa"/>
+        </w:trPr>
+        <w:tc>
+          <w:tcPr>
+            <w:tcW w:w="0" w:type="auto"/>
+            <w:tcBorders>
+              <w:top w:val="single" w:sz="6" w:space="0" w:color="auto"/>
+              <w:left w:val="single" w:sz="6" w:space="0" w:color="auto"/>
+              <w:bottom w:val="single" w:sz="6" w:space="0" w:color="auto"/>
+              <w:right w:val="single" w:sz="6" w:space="0" w:color="auto"/>
+            </w:tcBorders>
+            <w:tcMar>
+              <w:top w:w="120" w:type="dxa"/>
+              <w:left w:w="180" w:type="dxa"/>
+              <w:bottom w:w="120" w:type="dxa"/>
+              <w:right w:w="180" w:type="dxa"/>
+            </w:tcMar>
+            <w:vAlign w:val="center"/>
+            <w:hideMark/>
+          </w:tcPr>
+          <w:p>
+            <w:pPr>
+              <w:spacing w:after="0" w:line="240" w:lineRule="auto"/>
+              <w:rPr>
+                <w:rFonts w:ascii="Arial" w:eastAsia="Times New Roman" w:hAnsi="Arial" w:cs="Arial"/>
+                <w:b/>
+                <w:bCs/>
+                <w:color w:val="1F1F1F"/>
+                <w:sz w:val="24"/>
+                <w:szCs w:val="24"/>
+                <w:bdr w:val="none" w:sz="0" w:space="0" w:color="auto" w:frame="1"/>
+                <w:lang w:eastAsia="en-US"/>
+              </w:rPr>
+            </w:pPr>
+            <w:r>
+              <w:rPr>
+                <w:rFonts w:ascii="Arial" w:eastAsia="Times New Roman" w:hAnsi="Arial" w:cs="Arial"/>
+                <w:b/>
+                <w:bCs/>
+                <w:color w:val="1F1F1F"/>
+                <w:sz w:val="24"/>
+                <w:szCs w:val="24"/>
+                <w:bdr w:val="none" w:sz="0" w:space="0" w:color="auto" w:frame="1"/>
+                <w:lang w:eastAsia="en-US"/>
+              </w:rPr>
+              <w:t>Independent t-test</w:t>
+            </w:r>
+          </w:p>
+        </w:tc>
+        <w:tc>
+          <w:tcPr>
+            <w:tcW w:w="0" w:type="auto"/>
+            <w:tcBorders>
+              <w:top w:val="single" w:sz="6" w:space="0" w:color="auto"/>
+              <w:left w:val="single" w:sz="6" w:space="0" w:color="auto"/>
+              <w:bottom w:val="single" w:sz="6" w:space="0" w:color="auto"/>
+              <w:right w:val="single" w:sz="6" w:space="0" w:color="auto"/>
+            </w:tcBorders>
+            <w:tcMar>
+              <w:top w:w="120" w:type="dxa"/>
+              <w:left w:w="180" w:type="dxa"/>
+              <w:bottom w:w="120" w:type="dxa"/>
+              <w:right w:w="180" w:type="dxa"/>
+            </w:tcMar>
+            <w:vAlign w:val="center"/>
+            <w:hideMark/>
+          </w:tcPr>
+          <w:p>
+            <w:pPr>
+              <w:spacing w:after="0" w:line="240" w:lineRule="auto"/>
+              <w:rPr>
+                <w:rFonts w:ascii="Arial" w:eastAsia="Times New Roman" w:hAnsi="Arial" w:cs="Arial"/>
+                <w:color w:val="1F1F1F"/>
+                <w:sz w:val="24"/>
+                <w:szCs w:val="24"/>
+                <w:bdr w:val="none" w:sz="0" w:space="0" w:color="auto" w:frame="1"/>
+                <w:lang w:eastAsia="en-US"/>
+              </w:rPr>
+            </w:pPr>
+            <w:r>
+              <w:rPr>
+                <w:rFonts w:ascii="Arial" w:eastAsia="Times New Roman" w:hAnsi="Arial" w:cs="Arial"/>
+                <w:color w:val="1F1F1F"/>
+                <w:sz w:val="24"/>
+                <w:szCs w:val="24"/>
+                <w:bdr w:val="none" w:sz="0" w:space="0" w:color="auto" w:frame="1"/>
+                <w:lang w:eastAsia="en-US"/>
+              </w:rPr>
+              <w:t>The difference in means between two completely independent, unrelated groups (e.g., comparing a control group to a treatment group).</w:t>
+            </w:r>
+          </w:p>
+        </w:tc>
+        <w:tc>
+          <w:tcPr>
+            <w:tcW w:w="0" w:type="auto"/>
+            <w:tcBorders>
+              <w:top w:val="single" w:sz="6" w:space="0" w:color="auto"/>
+              <w:left w:val="single" w:sz="6" w:space="0" w:color="auto"/>
+              <w:bottom w:val="single" w:sz="6" w:space="0" w:color="auto"/>
+              <w:right w:val="single" w:sz="6" w:space="0" w:color="auto"/>
+            </w:tcBorders>
+            <w:tcMar>
+              <w:top w:w="120" w:type="dxa"/>
+              <w:left w:w="180" w:type="dxa"/>
+              <w:bottom w:w="120" w:type="dxa"/>
+              <w:right w:w="180" w:type="dxa"/>
+            </w:tcMar>
+            <w:vAlign w:val="center"/>
+            <w:hideMark/>
+          </w:tcPr>
+          <w:p>
+            <w:pPr>
+              <w:spacing w:after="0" w:line="240" w:lineRule="auto"/>
+              <w:rPr>
+                <w:rFonts w:ascii="Arial" w:eastAsia="Times New Roman" w:hAnsi="Arial" w:cs="Arial"/>
+                <w:color w:val="444746"/>
+                <w:sz w:val="20"/>
+                <w:szCs w:val="20"/>
+                <w:bdr w:val="none" w:sz="0" w:space="0" w:color="auto" w:frame="1"/>
+                <w:lang w:eastAsia="en-US"/>
+              </w:rPr>
+            </w:pPr>
+            <w:r>
+              <w:rPr>
+                <w:rFonts w:ascii="Arial" w:eastAsia="Times New Roman" w:hAnsi="Arial" w:cs="Arial"/>
+                <w:color w:val="444746"/>
+                <w:sz w:val="20"/>
+                <w:szCs w:val="20"/>
+                <w:bdr w:val="none" w:sz="0" w:space="0" w:color="auto" w:frame="1"/>
+                <w:lang w:eastAsia="en-US"/>
+              </w:rPr>
+              <w:t>p-value = [x] which is [&lt;/&gt;] alpha = 0.05 so we [reject/fail to reject] the null hypothesis which shows there [is/is not] evidence of a significant difference between the independent group means.</w:t>
+            </w:r>
+          </w:p>
+        </w:tc>
+      </w:tr>
+      <w:tr>
+        <w:trPr>
+          <w:tblCellSpacing w:w="15" w:type="dxa"/>
+        </w:trPr>
+        <w:tc>
+          <w:tcPr>
+            <w:tcW w:w="0" w:type="auto"/>
+            <w:tcBorders>
+              <w:top w:val="single" w:sz="6" w:space="0" w:color="auto"/>
+              <w:left w:val="single" w:sz="6" w:space="0" w:color="auto"/>
+              <w:bottom w:val="single" w:sz="6" w:space="0" w:color="auto"/>
+              <w:right w:val="single" w:sz="6" w:space="0" w:color="auto"/>
+            </w:tcBorders>
+            <w:tcMar>
+              <w:top w:w="120" w:type="dxa"/>
+              <w:left w:w="180" w:type="dxa"/>
+              <w:bottom w:w="120" w:type="dxa"/>
+              <w:right w:w="180" w:type="dxa"/>
+            </w:tcMar>
+            <w:vAlign w:val="center"/>
+            <w:hideMark/>
+          </w:tcPr>
+          <w:p>
+            <w:pPr>
+              <w:spacing w:after="0" w:line="240" w:lineRule="auto"/>
+              <w:rPr>
+                <w:rFonts w:ascii="Arial" w:eastAsia="Times New Roman" w:hAnsi="Arial" w:cs="Arial"/>
+                <w:b/>
+                <w:bCs/>
+                <w:color w:val="1F1F1F"/>
+                <w:sz w:val="24"/>
+                <w:szCs w:val="24"/>
+                <w:bdr w:val="none" w:sz="0" w:space="0" w:color="auto" w:frame="1"/>
+                <w:lang w:eastAsia="en-US"/>
+              </w:rPr>
+            </w:pPr>
+            <w:r>
+              <w:rPr>
+                <w:rFonts w:ascii="Arial" w:eastAsia="Times New Roman" w:hAnsi="Arial" w:cs="Arial"/>
+                <w:b/>
+                <w:bCs/>
+                <w:color w:val="1F1F1F"/>
+                <w:sz w:val="24"/>
+                <w:szCs w:val="24"/>
+                <w:bdr w:val="none" w:sz="0" w:space="0" w:color="auto" w:frame="1"/>
+                <w:lang w:eastAsia="en-US"/>
+              </w:rPr>
+              <w:t>1-Way ANOVA</w:t>
+            </w:r>
+          </w:p>
+        </w:tc>
+        <w:tc>
+          <w:tcPr>
+            <w:tcW w:w="0" w:type="auto"/>
+            <w:tcBorders>
+              <w:top w:val="single" w:sz="6" w:space="0" w:color="auto"/>
+              <w:left w:val="single" w:sz="6" w:space="0" w:color="auto"/>
+              <w:bottom w:val="single" w:sz="6" w:space="0" w:color="auto"/>
+              <w:right w:val="single" w:sz="6" w:space="0" w:color="auto"/>
+            </w:tcBorders>
+            <w:tcMar>
+              <w:top w:w="120" w:type="dxa"/>
+              <w:left w:w="180" w:type="dxa"/>
+              <w:bottom w:w="120" w:type="dxa"/>
+              <w:right w:w="180" w:type="dxa"/>
+            </w:tcMar>
+            <w:vAlign w:val="center"/>
+            <w:hideMark/>
+          </w:tcPr>
+          <w:p>
+            <w:pPr>
+              <w:spacing w:after="0" w:line="240" w:lineRule="auto"/>
+              <w:rPr>
+                <w:rFonts w:ascii="Arial" w:eastAsia="Times New Roman" w:hAnsi="Arial" w:cs="Arial"/>
+                <w:color w:val="1F1F1F"/>
+                <w:sz w:val="24"/>
+                <w:szCs w:val="24"/>
+                <w:bdr w:val="none" w:sz="0" w:space="0" w:color="auto" w:frame="1"/>
+                <w:lang w:eastAsia="en-US"/>
+              </w:rPr>
+            </w:pPr>
+            <w:r>
+              <w:rPr>
+                <w:rFonts w:ascii="Arial" w:eastAsia="Times New Roman" w:hAnsi="Arial" w:cs="Arial"/>
+                <w:color w:val="1F1F1F"/>
+                <w:sz w:val="24"/>
+                <w:szCs w:val="24"/>
+                <w:bdr w:val="none" w:sz="0" w:space="0" w:color="auto" w:frame="1"/>
+                <w:lang w:eastAsia="en-US"/>
+              </w:rPr>
+              <w:t>The difference in means across three or more independent, unrelated groups based on a single independent variable.</w:t>
+            </w:r>
+          </w:p>
+        </w:tc>
+        <w:tc>
+          <w:tcPr>
+            <w:tcW w:w="0" w:type="auto"/>
+            <w:tcBorders>
+              <w:top w:val="single" w:sz="6" w:space="0" w:color="auto"/>
+              <w:left w:val="single" w:sz="6" w:space="0" w:color="auto"/>
+              <w:bottom w:val="single" w:sz="6" w:space="0" w:color="auto"/>
+              <w:right w:val="single" w:sz="6" w:space="0" w:color="auto"/>
+            </w:tcBorders>
+            <w:tcMar>
+              <w:top w:w="120" w:type="dxa"/>
+              <w:left w:w="180" w:type="dxa"/>
+              <w:bottom w:w="120" w:type="dxa"/>
+              <w:right w:w="180" w:type="dxa"/>
+            </w:tcMar>
+            <w:vAlign w:val="center"/>
+            <w:hideMark/>
+          </w:tcPr>
+          <w:p>
+            <w:pPr>
+              <w:spacing w:after="0" w:line="240" w:lineRule="auto"/>
+              <w:rPr>
+                <w:rFonts w:ascii="Arial" w:eastAsia="Times New Roman" w:hAnsi="Arial" w:cs="Arial"/>
+                <w:color w:val="444746"/>
+                <w:sz w:val="20"/>
+                <w:szCs w:val="20"/>
+                <w:bdr w:val="none" w:sz="0" w:space="0" w:color="auto" w:frame="1"/>
+                <w:lang w:eastAsia="en-US"/>
+              </w:rPr>
+            </w:pPr>
+            <w:r>
+              <w:rPr>
+                <w:rFonts w:ascii="Arial" w:eastAsia="Times New Roman" w:hAnsi="Arial" w:cs="Arial"/>
+                <w:color w:val="444746"/>
+                <w:sz w:val="20"/>
+                <w:szCs w:val="20"/>
+                <w:bdr w:val="none" w:sz="0" w:space="0" w:color="auto" w:frame="1"/>
+                <w:lang w:eastAsia="en-US"/>
+              </w:rPr>
+              <w:t>p-value = [x] which is [&lt;/&gt;] alpha = 0.05 so we [reject/fail to reject] the null hypothesis which shows there [is/is not] evidence of a significant difference among the group means.</w:t>
+            </w:r>
+          </w:p>
+        </w:tc>
+      </w:tr>
+      <w:tr>
+        <w:trPr>
+          <w:tblCellSpacing w:w="15" w:type="dxa"/>
+        </w:trPr>
+        <w:tc>
+          <w:tcPr>
+            <w:tcW w:w="0" w:type="auto"/>
+            <w:tcBorders>
+              <w:top w:val="single" w:sz="6" w:space="0" w:color="auto"/>
+              <w:left w:val="single" w:sz="6" w:space="0" w:color="auto"/>
+              <w:bottom w:val="single" w:sz="6" w:space="0" w:color="auto"/>
+              <w:right w:val="single" w:sz="6" w:space="0" w:color="auto"/>
+            </w:tcBorders>
+            <w:tcMar>
+              <w:top w:w="120" w:type="dxa"/>
+              <w:left w:w="180" w:type="dxa"/>
+              <w:bottom w:w="120" w:type="dxa"/>
+              <w:right w:w="180" w:type="dxa"/>
+            </w:tcMar>
+            <w:vAlign w:val="center"/>
+            <w:hideMark/>
+          </w:tcPr>
+          <w:p>
+            <w:pPr>
+              <w:spacing w:after="0" w:line="240" w:lineRule="auto"/>
+              <w:rPr>
+                <w:rFonts w:ascii="Arial" w:eastAsia="Times New Roman" w:hAnsi="Arial" w:cs="Arial"/>
+                <w:b/>
+                <w:bCs/>
+                <w:color w:val="1F1F1F"/>
+                <w:sz w:val="24"/>
+                <w:szCs w:val="24"/>
+                <w:bdr w:val="none" w:sz="0" w:space="0" w:color="auto" w:frame="1"/>
+                <w:lang w:eastAsia="en-US"/>
+              </w:rPr>
+            </w:pPr>
+            <w:r>
+              <w:rPr>
+                <w:rFonts w:ascii="Arial" w:eastAsia="Times New Roman" w:hAnsi="Arial" w:cs="Arial"/>
+                <w:b/>
+                <w:bCs/>
+                <w:color w:val="1F1F1F"/>
+                <w:sz w:val="24"/>
+                <w:szCs w:val="24"/>
+                <w:bdr w:val="none" w:sz="0" w:space="0" w:color="auto" w:frame="1"/>
+                <w:lang w:eastAsia="en-US"/>
+              </w:rPr>
+              <w:t>2-Way ANOVA</w:t>
+            </w:r>
+          </w:p>
+        </w:tc>
+        <w:tc>
+          <w:tcPr>
+            <w:tcW w:w="0" w:type="auto"/>
+            <w:tcBorders>
+              <w:top w:val="single" w:sz="6" w:space="0" w:color="auto"/>
+              <w:left w:val="single" w:sz="6" w:space="0" w:color="auto"/>
+              <w:bottom w:val="single" w:sz="6" w:space="0" w:color="auto"/>
+              <w:right w:val="single" w:sz="6" w:space="0" w:color="auto"/>
+            </w:tcBorders>
+            <w:tcMar>
+              <w:top w:w="120" w:type="dxa"/>
+              <w:left w:w="180" w:type="dxa"/>
+              <w:bottom w:w="120" w:type="dxa"/>
+              <w:right w:w="180" w:type="dxa"/>
+            </w:tcMar>
+            <w:vAlign w:val="center"/>
+            <w:hideMark/>
+          </w:tcPr>
+          <w:p>
+            <w:pPr>
+              <w:spacing w:after="0" w:line="240" w:lineRule="auto"/>
+              <w:rPr>
+                <w:rFonts w:ascii="Arial" w:eastAsia="Times New Roman" w:hAnsi="Arial" w:cs="Arial"/>
+                <w:color w:val="1F1F1F"/>
+                <w:sz w:val="24"/>
+                <w:szCs w:val="24"/>
+                <w:bdr w:val="none" w:sz="0" w:space="0" w:color="auto" w:frame="1"/>
+                <w:lang w:eastAsia="en-US"/>
+              </w:rPr>
+            </w:pPr>
+            <w:r>
+              <w:rPr>
+                <w:rFonts w:ascii="Arial" w:eastAsia="Times New Roman" w:hAnsi="Arial" w:cs="Arial"/>
+                <w:color w:val="1F1F1F"/>
+                <w:sz w:val="24"/>
+                <w:szCs w:val="24"/>
+                <w:bdr w:val="none" w:sz="0" w:space="0" w:color="auto" w:frame="1"/>
+                <w:lang w:eastAsia="en-US"/>
+              </w:rPr>
+              <w:t>The main effects of two independent variables on a dependent variable, as well as the interaction effect between those two variables.</w:t>
+            </w:r>
+          </w:p>
+        </w:tc>
+        <w:tc>
+          <w:tcPr>
+            <w:tcW w:w="0" w:type="auto"/>
+            <w:tcBorders>
+              <w:top w:val="single" w:sz="6" w:space="0" w:color="auto"/>
+              <w:left w:val="single" w:sz="6" w:space="0" w:color="auto"/>
+              <w:bottom w:val="single" w:sz="6" w:space="0" w:color="auto"/>
+              <w:right w:val="single" w:sz="6" w:space="0" w:color="auto"/>
+            </w:tcBorders>
+            <w:tcMar>
+              <w:top w:w="120" w:type="dxa"/>
+              <w:left w:w="180" w:type="dxa"/>
+              <w:bottom w:w="120" w:type="dxa"/>
+              <w:right w:w="180" w:type="dxa"/>
+            </w:tcMar>
+            <w:vAlign w:val="center"/>
+            <w:hideMark/>
+          </w:tcPr>
+          <w:p>
+            <w:pPr>
+              <w:spacing w:after="0" w:line="240" w:lineRule="auto"/>
+              <w:rPr>
+                <w:rFonts w:ascii="Arial" w:eastAsia="Times New Roman" w:hAnsi="Arial" w:cs="Arial"/>
+                <w:color w:val="444746"/>
+                <w:sz w:val="20"/>
+                <w:szCs w:val="20"/>
+                <w:bdr w:val="none" w:sz="0" w:space="0" w:color="auto" w:frame="1"/>
+                <w:lang w:eastAsia="en-US"/>
+              </w:rPr>
+            </w:pPr>
+            <w:r>
+              <w:rPr>
+                <w:rFonts w:ascii="Arial" w:eastAsia="Times New Roman" w:hAnsi="Arial" w:cs="Arial"/>
+                <w:color w:val="444746"/>
+                <w:sz w:val="20"/>
+                <w:szCs w:val="20"/>
+                <w:bdr w:val="none" w:sz="0" w:space="0" w:color="auto" w:frame="1"/>
+                <w:lang w:eastAsia="en-US"/>
+              </w:rPr>
+              <w:t>p-value = [x] which is [&lt;/&gt;] alpha = 0.05 so we [reject/fail to reject] the null hypothesis which shows there [is/is not] evidence of a significant [main / interaction] effect between the independent variables.</w:t>
+            </w:r>
+          </w:p>
+        </w:tc>
+      </w:tr>
+      <w:tr>
+        <w:trPr>
+          <w:tblCellSpacing w:w="15" w:type="dxa"/>
+        </w:trPr>
+        <w:tc>
+          <w:tcPr>
+            <w:tcW w:w="0" w:type="auto"/>
+            <w:tcBorders>
+              <w:top w:val="single" w:sz="6" w:space="0" w:color="auto"/>
+              <w:left w:val="single" w:sz="6" w:space="0" w:color="auto"/>
+              <w:bottom w:val="single" w:sz="6" w:space="0" w:color="auto"/>
+              <w:right w:val="single" w:sz="6" w:space="0" w:color="auto"/>
+            </w:tcBorders>
+            <w:tcMar>
+              <w:top w:w="120" w:type="dxa"/>
+              <w:left w:w="180" w:type="dxa"/>
+              <w:bottom w:w="120" w:type="dxa"/>
+              <w:right w:w="180" w:type="dxa"/>
+            </w:tcMar>
+            <w:vAlign w:val="center"/>
+            <w:hideMark/>
+          </w:tcPr>
+          <w:p>
+            <w:pPr>
+              <w:spacing w:after="0" w:line="240" w:lineRule="auto"/>
+              <w:rPr>
+                <w:rFonts w:ascii="Arial" w:eastAsia="Times New Roman" w:hAnsi="Arial" w:cs="Arial"/>
+                <w:b/>
+                <w:bCs/>
+                <w:color w:val="1F1F1F"/>
+                <w:sz w:val="24"/>
+                <w:szCs w:val="24"/>
+                <w:bdr w:val="none" w:sz="0" w:space="0" w:color="auto" w:frame="1"/>
+                <w:lang w:eastAsia="en-US"/>
+              </w:rPr>
+            </w:pPr>
+            <w:r>
+              <w:rPr>
+                <w:rFonts w:ascii="Arial" w:eastAsia="Times New Roman" w:hAnsi="Arial" w:cs="Arial"/>
+                <w:b/>
+                <w:bCs/>
+                <w:color w:val="1F1F1F"/>
+                <w:sz w:val="24"/>
+                <w:szCs w:val="24"/>
+                <w:bdr w:val="none" w:sz="0" w:space="0" w:color="auto" w:frame="1"/>
+                <w:lang w:eastAsia="en-US"/>
+              </w:rPr>
+              <w:lastRenderedPageBreak/>
+              <w:t>1-Way Repeated Measure</w:t>
+            </w:r>
+          </w:p>
+        </w:tc>
+        <w:tc>
+          <w:tcPr>
+            <w:tcW w:w="0" w:type="auto"/>
+            <w:tcBorders>
+              <w:top w:val="single" w:sz="6" w:space="0" w:color="auto"/>
+              <w:left w:val="single" w:sz="6" w:space="0" w:color="auto"/>
+              <w:bottom w:val="single" w:sz="6" w:space="0" w:color="auto"/>
+              <w:right w:val="single" w:sz="6" w:space="0" w:color="auto"/>
+            </w:tcBorders>
+            <w:tcMar>
+              <w:top w:w="120" w:type="dxa"/>
+              <w:left w:w="180" w:type="dxa"/>
+              <w:bottom w:w="120" w:type="dxa"/>
+              <w:right w:w="180" w:type="dxa"/>
+            </w:tcMar>
+            <w:vAlign w:val="center"/>
+            <w:hideMark/>
+          </w:tcPr>
+          <w:p>
+            <w:pPr>
+              <w:spacing w:after="0" w:line="240" w:lineRule="auto"/>
+              <w:rPr>
+                <w:rFonts w:ascii="Arial" w:eastAsia="Times New Roman" w:hAnsi="Arial" w:cs="Arial"/>
+                <w:color w:val="1F1F1F"/>
+                <w:sz w:val="24"/>
+                <w:szCs w:val="24"/>
+                <w:bdr w:val="none" w:sz="0" w:space="0" w:color="auto" w:frame="1"/>
+                <w:lang w:eastAsia="en-US"/>
+              </w:rPr>
+            </w:pPr>
+            <w:r>
+              <w:rPr>
+                <w:rFonts w:ascii="Arial" w:eastAsia="Times New Roman" w:hAnsi="Arial" w:cs="Arial"/>
+                <w:color w:val="1F1F1F"/>
+                <w:sz w:val="24"/>
+                <w:szCs w:val="24"/>
+                <w:bdr w:val="none" w:sz="0" w:space="0" w:color="auto" w:frame="1"/>
+                <w:lang w:eastAsia="en-US"/>
+              </w:rPr>
+              <w:t>The difference in means across three or more conditions or time points measured on the same subjects (a within-subjects design).</w:t>
+            </w:r>
+          </w:p>
+        </w:tc>
+        <w:tc>
+          <w:tcPr>
+            <w:tcW w:w="0" w:type="auto"/>
+            <w:tcBorders>
+              <w:top w:val="single" w:sz="6" w:space="0" w:color="auto"/>
+              <w:left w:val="single" w:sz="6" w:space="0" w:color="auto"/>
+              <w:bottom w:val="single" w:sz="6" w:space="0" w:color="auto"/>
+              <w:right w:val="single" w:sz="6" w:space="0" w:color="auto"/>
+            </w:tcBorders>
+            <w:tcMar>
+              <w:top w:w="120" w:type="dxa"/>
+              <w:left w:w="180" w:type="dxa"/>
+              <w:bottom w:w="120" w:type="dxa"/>
+              <w:right w:w="180" w:type="dxa"/>
+            </w:tcMar>
+            <w:vAlign w:val="center"/>
+            <w:hideMark/>
+          </w:tcPr>
+          <w:p>
+            <w:pPr>
+              <w:spacing w:after="0" w:line="240" w:lineRule="auto"/>
+              <w:rPr>
+                <w:rFonts w:ascii="Arial" w:eastAsia="Times New Roman" w:hAnsi="Arial" w:cs="Arial"/>
+                <w:color w:val="444746"/>
+                <w:sz w:val="20"/>
+                <w:szCs w:val="20"/>
+                <w:bdr w:val="none" w:sz="0" w:space="0" w:color="auto" w:frame="1"/>
+                <w:lang w:eastAsia="en-US"/>
+              </w:rPr>
+            </w:pPr>
+            <w:r>
+              <w:rPr>
+                <w:rFonts w:ascii="Arial" w:eastAsia="Times New Roman" w:hAnsi="Arial" w:cs="Arial"/>
+                <w:color w:val="444746"/>
+                <w:sz w:val="20"/>
+                <w:szCs w:val="20"/>
+                <w:bdr w:val="none" w:sz="0" w:space="0" w:color="auto" w:frame="1"/>
+                <w:lang w:eastAsia="en-US"/>
+              </w:rPr>
+              <w:t>p-value = [x] which is [&lt;/&gt;] alpha = 0.05 so we [reject/fail to reject] the null hypothesis which shows there [is/is not] evidence of a significant difference across the repeated conditions.</w:t>
+            </w:r>
+          </w:p>
+        </w:tc>
+      </w:tr>
+      <w:tr>
+        <w:trPr>
+          <w:tblCellSpacing w:w="15" w:type="dxa"/>
+        </w:trPr>
+        <w:tc>
+          <w:tcPr>
+            <w:tcW w:w="0" w:type="auto"/>
+            <w:tcBorders>
+              <w:top w:val="single" w:sz="6" w:space="0" w:color="auto"/>
+              <w:left w:val="single" w:sz="6" w:space="0" w:color="auto"/>
+              <w:bottom w:val="single" w:sz="6" w:space="0" w:color="auto"/>
+              <w:right w:val="single" w:sz="6" w:space="0" w:color="auto"/>
+            </w:tcBorders>
+            <w:tcMar>
+              <w:top w:w="120" w:type="dxa"/>
+              <w:left w:w="180" w:type="dxa"/>
+              <w:bottom w:w="120" w:type="dxa"/>
+              <w:right w:w="180" w:type="dxa"/>
+            </w:tcMar>
+            <w:vAlign w:val="center"/>
+            <w:hideMark/>
+          </w:tcPr>
+          <w:p>
+            <w:pPr>
+              <w:spacing w:after="0" w:line="240" w:lineRule="auto"/>
+              <w:rPr>
+                <w:rFonts w:ascii="Arial" w:eastAsia="Times New Roman" w:hAnsi="Arial" w:cs="Arial"/>
+                <w:b/>
+                <w:bCs/>
+                <w:color w:val="1F1F1F"/>
+                <w:sz w:val="24"/>
+                <w:szCs w:val="24"/>
+                <w:bdr w:val="none" w:sz="0" w:space="0" w:color="auto" w:frame="1"/>
+                <w:lang w:eastAsia="en-US"/>
+              </w:rPr>
+            </w:pPr>
+            <w:r>
+              <w:rPr>
+                <w:rFonts w:ascii="Arial" w:eastAsia="Times New Roman" w:hAnsi="Arial" w:cs="Arial"/>
+                <w:b/>
+                <w:bCs/>
+                <w:color w:val="1F1F1F"/>
+                <w:sz w:val="24"/>
+                <w:szCs w:val="24"/>
+                <w:bdr w:val="none" w:sz="0" w:space="0" w:color="auto" w:frame="1"/>
+                <w:lang w:eastAsia="en-US"/>
+              </w:rPr>
+              <w:t>2-Way Repeated Measure (Mixed)</w:t>
+            </w:r>
+          </w:p>
+        </w:tc>
+        <w:tc>
+          <w:tcPr>
+            <w:tcW w:w="0" w:type="auto"/>
+            <w:tcBorders>
+              <w:top w:val="single" w:sz="6" w:space="0" w:color="auto"/>
+              <w:left w:val="single" w:sz="6" w:space="0" w:color="auto"/>
+              <w:bottom w:val="single" w:sz="6" w:space="0" w:color="auto"/>
+              <w:right w:val="single" w:sz="6" w:space="0" w:color="auto"/>
+            </w:tcBorders>
+            <w:tcMar>
+              <w:top w:w="120" w:type="dxa"/>
+              <w:left w:w="180" w:type="dxa"/>
+              <w:bottom w:w="120" w:type="dxa"/>
+              <w:right w:w="180" w:type="dxa"/>
+            </w:tcMar>
+            <w:vAlign w:val="center"/>
+            <w:hideMark/>
+          </w:tcPr>
+          <w:p>
+            <w:pPr>
+              <w:spacing w:after="0" w:line="240" w:lineRule="auto"/>
+              <w:rPr>
+                <w:rFonts w:ascii="Arial" w:eastAsia="Times New Roman" w:hAnsi="Arial" w:cs="Arial"/>
+                <w:color w:val="1F1F1F"/>
+                <w:sz w:val="24"/>
+                <w:szCs w:val="24"/>
+                <w:bdr w:val="none" w:sz="0" w:space="0" w:color="auto" w:frame="1"/>
+                <w:lang w:eastAsia="en-US"/>
+              </w:rPr>
+            </w:pPr>
+            <w:r>
+              <w:rPr>
+                <w:rFonts w:ascii="Arial" w:eastAsia="Times New Roman" w:hAnsi="Arial" w:cs="Arial"/>
+                <w:color w:val="1F1F1F"/>
+                <w:sz w:val="24"/>
+                <w:szCs w:val="24"/>
+                <w:bdr w:val="none" w:sz="0" w:space="0" w:color="auto" w:frame="1"/>
+                <w:lang w:eastAsia="en-US"/>
+              </w:rPr>
+              <w:t>The effects of one within-subjects factor (repeated measure) and one between-subjects factor (independent groups), plus their interaction effect.</w:t>
+            </w:r>
+          </w:p>
+        </w:tc>
+        <w:tc>
+          <w:tcPr>
+            <w:tcW w:w="0" w:type="auto"/>
+            <w:tcBorders>
+              <w:top w:val="single" w:sz="6" w:space="0" w:color="auto"/>
+              <w:left w:val="single" w:sz="6" w:space="0" w:color="auto"/>
+              <w:bottom w:val="single" w:sz="6" w:space="0" w:color="auto"/>
+              <w:right w:val="single" w:sz="6" w:space="0" w:color="auto"/>
+            </w:tcBorders>
+            <w:tcMar>
+              <w:top w:w="120" w:type="dxa"/>
+              <w:left w:w="180" w:type="dxa"/>
+              <w:bottom w:w="120" w:type="dxa"/>
+              <w:right w:w="180" w:type="dxa"/>
+            </w:tcMar>
+            <w:vAlign w:val="center"/>
+            <w:hideMark/>
+          </w:tcPr>
+          <w:p>
+            <w:pPr>
+              <w:spacing w:after="0" w:line="240" w:lineRule="auto"/>
+              <w:rPr>
+                <w:rFonts w:ascii="Arial" w:eastAsia="Times New Roman" w:hAnsi="Arial" w:cs="Arial"/>
+                <w:color w:val="444746"/>
+                <w:sz w:val="20"/>
+                <w:szCs w:val="20"/>
+                <w:bdr w:val="none" w:sz="0" w:space="0" w:color="auto" w:frame="1"/>
+                <w:lang w:eastAsia="en-US"/>
+              </w:rPr>
+            </w:pPr>
+            <w:r>
+              <w:rPr>
+                <w:rFonts w:ascii="Arial" w:eastAsia="Times New Roman" w:hAnsi="Arial" w:cs="Arial"/>
+                <w:color w:val="444746"/>
+                <w:sz w:val="20"/>
+                <w:szCs w:val="20"/>
+                <w:bdr w:val="none" w:sz="0" w:space="0" w:color="auto" w:frame="1"/>
+                <w:lang w:eastAsia="en-US"/>
+              </w:rPr>
+              <w:t>p-value = [x] which is [&lt;/&gt;] alpha = 0.05 so we [reject/fail to reject] the null hypothesis which shows there [is/is not] evidence of a significant [main / interaction] effect involving the within-subjects and between-subjects factors.</w:t>
+            </w:r>
+          </w:p>
+        </w:tc>
+      </w:tr>
+      <w:tr>
+        <w:trPr>
+          <w:tblCellSpacing w:w="15" w:type="dxa"/>
+        </w:trPr>
+        <w:tc>
+          <w:tcPr>
+            <w:tcW w:w="0" w:type="auto"/>
+            <w:tcBorders>
+              <w:top w:val="single" w:sz="6" w:space="0" w:color="auto"/>
+              <w:left w:val="single" w:sz="6" w:space="0" w:color="auto"/>
+              <w:bottom w:val="single" w:sz="6" w:space="0" w:color="auto"/>
+              <w:right w:val="single" w:sz="6" w:space="0" w:color="auto"/>
+            </w:tcBorders>
+            <w:tcMar>
+              <w:top w:w="120" w:type="dxa"/>
+              <w:left w:w="180" w:type="dxa"/>
+              <w:bottom w:w="120" w:type="dxa"/>
+              <w:right w:w="180" w:type="dxa"/>
+            </w:tcMar>
+            <w:vAlign w:val="center"/>
+            <w:hideMark/>
+          </w:tcPr>
+          <w:p>
+            <w:pPr>
+              <w:spacing w:after="0" w:line="240" w:lineRule="auto"/>
+              <w:rPr>
+                <w:rFonts w:ascii="Arial" w:eastAsia="Times New Roman" w:hAnsi="Arial" w:cs="Arial"/>
+                <w:b/>
+                <w:bCs/>
+                <w:color w:val="1F1F1F"/>
+                <w:sz w:val="24"/>
+                <w:szCs w:val="24"/>
+                <w:bdr w:val="none" w:sz="0" w:space="0" w:color="auto" w:frame="1"/>
+                <w:lang w:eastAsia="en-US"/>
+              </w:rPr>
+            </w:pPr>
+            <w:r>
+              <w:rPr>
+                <w:rFonts w:ascii="Arial" w:eastAsia="Times New Roman" w:hAnsi="Arial" w:cs="Arial"/>
+                <w:b/>
+                <w:bCs/>
+                <w:color w:val="1F1F1F"/>
+                <w:sz w:val="24"/>
+                <w:szCs w:val="24"/>
+                <w:bdr w:val="none" w:sz="0" w:space="0" w:color="auto" w:frame="1"/>
+                <w:lang w:eastAsia="en-US"/>
+              </w:rPr>
+              <w:t>2-Way Repeated Measure (Fixed / Strictly Within)</w:t>
+            </w:r>
+          </w:p>
+        </w:tc>
+        <w:tc>
+          <w:tcPr>
+            <w:tcW w:w="0" w:type="auto"/>
+            <w:tcBorders>
+              <w:top w:val="single" w:sz="6" w:space="0" w:color="auto"/>
+              <w:left w:val="single" w:sz="6" w:space="0" w:color="auto"/>
+              <w:bottom w:val="single" w:sz="6" w:space="0" w:color="auto"/>
+              <w:right w:val="single" w:sz="6" w:space="0" w:color="auto"/>
+            </w:tcBorders>
+            <w:tcMar>
+              <w:top w:w="120" w:type="dxa"/>
+              <w:left w:w="180" w:type="dxa"/>
+              <w:bottom w:w="120" w:type="dxa"/>
+              <w:right w:w="180" w:type="dxa"/>
+            </w:tcMar>
+            <w:vAlign w:val="center"/>
+            <w:hideMark/>
+          </w:tcPr>
+          <w:p>
+            <w:pPr>
+              <w:spacing w:after="0" w:line="240" w:lineRule="auto"/>
+              <w:rPr>
+                <w:rFonts w:ascii="Arial" w:eastAsia="Times New Roman" w:hAnsi="Arial" w:cs="Arial"/>
+                <w:color w:val="1F1F1F"/>
+                <w:sz w:val="24"/>
+                <w:szCs w:val="24"/>
+                <w:bdr w:val="none" w:sz="0" w:space="0" w:color="auto" w:frame="1"/>
+                <w:lang w:eastAsia="en-US"/>
+              </w:rPr>
+            </w:pPr>
+            <w:r>
+              <w:rPr>
+                <w:rFonts w:ascii="Arial" w:eastAsia="Times New Roman" w:hAnsi="Arial" w:cs="Arial"/>
+                <w:color w:val="1F1F1F"/>
+                <w:sz w:val="24"/>
+                <w:szCs w:val="24"/>
+                <w:bdr w:val="none" w:sz="0" w:space="0" w:color="auto" w:frame="1"/>
+                <w:lang w:eastAsia="en-US"/>
+              </w:rPr>
+              <w:t>The effects of two different within-subjects factors measured on the same subjects, plus the interaction between those two repeated factors.</w:t>
+            </w:r>
+          </w:p>
+        </w:tc>
+        <w:tc>
+          <w:tcPr>
+            <w:tcW w:w="0" w:type="auto"/>
+            <w:tcBorders>
+              <w:top w:val="single" w:sz="6" w:space="0" w:color="auto"/>
+              <w:left w:val="single" w:sz="6" w:space="0" w:color="auto"/>
+              <w:bottom w:val="single" w:sz="6" w:space="0" w:color="auto"/>
+              <w:right w:val="single" w:sz="6" w:space="0" w:color="auto"/>
+            </w:tcBorders>
+            <w:tcMar>
+              <w:top w:w="120" w:type="dxa"/>
+              <w:left w:w="180" w:type="dxa"/>
+              <w:bottom w:w="120" w:type="dxa"/>
+              <w:right w:w="180" w:type="dxa"/>
+            </w:tcMar>
+            <w:vAlign w:val="center"/>
+            <w:hideMark/>
+          </w:tcPr>
+          <w:p>
+            <w:pPr>
+              <w:spacing w:after="0" w:line="240" w:lineRule="auto"/>
+              <w:rPr>
+                <w:rFonts w:ascii="Arial" w:eastAsia="Times New Roman" w:hAnsi="Arial" w:cs="Arial"/>
+                <w:color w:val="444746"/>
+                <w:sz w:val="20"/>
+                <w:szCs w:val="20"/>
+                <w:bdr w:val="none" w:sz="0" w:space="0" w:color="auto" w:frame="1"/>
+                <w:lang w:eastAsia="en-US"/>
+              </w:rPr>
+            </w:pPr>
+            <w:r>
+              <w:rPr>
+                <w:rFonts w:ascii="Arial" w:eastAsia="Times New Roman" w:hAnsi="Arial" w:cs="Arial"/>
+                <w:color w:val="444746"/>
+                <w:sz w:val="20"/>
+                <w:szCs w:val="20"/>
+                <w:bdr w:val="none" w:sz="0" w:space="0" w:color="auto" w:frame="1"/>
+                <w:lang w:eastAsia="en-US"/>
+              </w:rPr>
+              <w:t>p-value = [x] which is [&lt;/&gt;] alpha = 0.05 so we [reject/fail to reject] the null hypothesis which shows there [is/is not] evidence of a significant [main / interaction] effect between the two repeated factors.</w:t>
+            </w:r>
+          </w:p>
+        </w:tc>
+      </w:tr>
+    </w:tbl>
+    <w:p/>
     <w:sectPr>
       <w:pgSz w:w="12240" w:h="15840"/>
       <w:pgMar w:top="1440" w:right="1440" w:bottom="1440" w:left="1440" w:header="720" w:footer="720" w:gutter="0"/>
@@ -483,7 +6234,7 @@
 </file>
 
 <file path=word/numbering.xml><?xml version="1.0" encoding="utf-8"?>
-<w:numbering xmlns:wpc="http://schemas.microsoft.com/office/word/2010/wordprocessingCanvas" xmlns:cx="http://schemas.microsoft.com/office/drawing/2014/chartex" xmlns:cx1="http://schemas.microsoft.com/office/drawing/2015/9/8/chartex" xmlns:cx2="http://schemas.microsoft.com/office/drawing/2015/10/21/chartex" xmlns:cx3="http://schemas.microsoft.com/office/drawing/2016/5/9/chartex" xmlns:cx4="http://schemas.microsoft.com/office/drawing/2016/5/10/chartex" xmlns:cx5="http://schemas.microsoft.com/office/drawing/2016/5/11/chartex" xmlns:cx6="http://schemas.microsoft.com/office/drawing/2016/5/12/chartex" xmlns:cx7="http://schemas.microsoft.com/office/drawing/2016/5/13/chartex" xmlns:cx8="http://schemas.microsoft.com/office/drawing/2016/5/14/chartex" xmlns:mc="http://schemas.openxmlformats.org/markup-compatibility/2006" xmlns:aink="http://schemas.microsoft.com/office/drawing/2016/ink" xmlns:am3d="http://schemas.microsoft.com/office/drawing/2017/model3d" xmlns:o="urn:schemas-microsoft-com:office:office" xmlns:r="http://schemas.openxmlformats.org/officeDocument/2006/relationships" xmlns:m="http://schemas.openxmlformats.org/officeDocument/2006/math" xmlns:v="urn:schemas-microsoft-com:vml" xmlns:wp14="http://schemas.microsoft.com/office/word/2010/wordprocessingDrawing" xmlns:wp="http://schemas.openxmlformats.org/drawingml/2006/wordprocessingDrawing" xmlns:w10="urn:schemas-microsoft-com:office:word" xmlns:w="http://schemas.openxmlformats.org/wordprocessingml/2006/main" xmlns:w14="http://schemas.microsoft.com/office/word/2010/wordml" xmlns:w15="http://schemas.microsoft.com/office/word/2012/wordml" xmlns:w16cex="http://schemas.microsoft.com/office/word/2018/wordml/cex" xmlns:w16cid="http://schemas.microsoft.com/office/word/2016/wordml/cid" xmlns:w16="http://schemas.microsoft.com/office/word/2018/wordml" xmlns:w16sdtdh="http://schemas.microsoft.com/office/word/2020/wordml/sdtdatahash" xmlns:w16se="http://schemas.microsoft.com/office/word/2015/wordml/symex" xmlns:wpg="http://schemas.microsoft.com/office/word/2010/wordprocessingGroup" xmlns:wpi="http://schemas.microsoft.com/office/word/2010/wordprocessingInk" xmlns:wne="http://schemas.microsoft.com/office/word/2006/wordml" xmlns:wps="http://schemas.microsoft.com/office/word/2010/wordprocessingShape" mc:Ignorable="w14 w15 w16se w16cid w16 w16cex w16sdtdh wp14">
+<w:numbering xmlns:wpc="http://schemas.microsoft.com/office/word/2010/wordprocessingCanvas" xmlns:cx="http://schemas.microsoft.com/office/drawing/2014/chartex" xmlns:cx1="http://schemas.microsoft.com/office/drawing/2015/9/8/chartex" xmlns:cx2="http://schemas.microsoft.com/office/drawing/2015/10/21/chartex" xmlns:cx3="http://schemas.microsoft.com/office/drawing/2016/5/9/chartex" xmlns:cx4="http://schemas.microsoft.com/office/drawing/2016/5/10/chartex" xmlns:cx5="http://schemas.microsoft.com/office/drawing/2016/5/11/chartex" xmlns:cx6="http://schemas.microsoft.com/office/drawing/2016/5/12/chartex" xmlns:cx7="http://schemas.microsoft.com/office/drawing/2016/5/13/chartex" xmlns:cx8="http://schemas.microsoft.com/office/drawing/2016/5/14/chartex" xmlns:mc="http://schemas.openxmlformats.org/markup-compatibility/2006" xmlns:aink="http://schemas.microsoft.com/office/drawing/2016/ink" xmlns:am3d="http://schemas.microsoft.com/office/drawing/2017/model3d" xmlns:o="urn:schemas-microsoft-com:office:office" xmlns:oel="http://schemas.microsoft.com/office/2019/extlst" xmlns:r="http://schemas.openxmlformats.org/officeDocument/2006/relationships" xmlns:m="http://schemas.openxmlformats.org/officeDocument/2006/math" xmlns:v="urn:schemas-microsoft-com:vml" xmlns:wp14="http://schemas.microsoft.com/office/word/2010/wordprocessingDrawing" xmlns:wp="http://schemas.openxmlformats.org/drawingml/2006/wordprocessingDrawing" xmlns:w10="urn:schemas-microsoft-com:office:word" xmlns:w="http://schemas.openxmlformats.org/wordprocessingml/2006/main" xmlns:w14="http://schemas.microsoft.com/office/word/2010/wordml" xmlns:w15="http://schemas.microsoft.com/office/word/2012/wordml" xmlns:w16cex="http://schemas.microsoft.com/office/word/2018/wordml/cex" xmlns:w16cid="http://schemas.microsoft.com/office/word/2016/wordml/cid" xmlns:w16="http://schemas.microsoft.com/office/word/2018/wordml" xmlns:w16du="http://schemas.microsoft.com/office/word/2023/wordml/word16du" xmlns:w16sdtdh="http://schemas.microsoft.com/office/word/2020/wordml/sdtdatahash" xmlns:w16sdtfl="http://schemas.microsoft.com/office/word/2024/wordml/sdtformatlock" xmlns:w16se="http://schemas.microsoft.com/office/word/2015/wordml/symex" xmlns:wpg="http://schemas.microsoft.com/office/word/2010/wordprocessingGroup" xmlns:wpi="http://schemas.microsoft.com/office/word/2010/wordprocessingInk" xmlns:wne="http://schemas.microsoft.com/office/word/2006/wordml" xmlns:wps="http://schemas.microsoft.com/office/word/2010/wordprocessingShape" mc:Ignorable="w14 w15 w16se w16cid w16 w16cex w16sdtdh w16sdtfl w16du wp14">
   <w:abstractNum w:abstractNumId="0" w15:restartNumberingAfterBreak="0">
     <w:nsid w:val="0B5F7F34"/>
     <w:multiLevelType w:val="hybridMultilevel"/>
@@ -574,6 +6325,119 @@
     </w:lvl>
   </w:abstractNum>
   <w:abstractNum w:abstractNumId="1" w15:restartNumberingAfterBreak="0">
+    <w:nsid w:val="0D93041E"/>
+    <w:multiLevelType w:val="hybridMultilevel"/>
+    <w:tmpl w:val="104A44F4"/>
+    <w:lvl w:ilvl="0" w:tplc="F228A7D4">
+      <w:start w:val="1"/>
+      <w:numFmt w:val="bullet"/>
+      <w:lvlText w:val="-"/>
+      <w:lvlJc w:val="left"/>
+      <w:pPr>
+        <w:ind w:left="1080" w:hanging="360"/>
+      </w:pPr>
+      <w:rPr>
+        <w:rFonts w:ascii="Calibri" w:eastAsiaTheme="minorEastAsia" w:hAnsi="Calibri" w:cs="Calibri" w:hint="default"/>
+      </w:rPr>
+    </w:lvl>
+    <w:lvl w:ilvl="1" w:tplc="04090003">
+      <w:start w:val="1"/>
+      <w:numFmt w:val="bullet"/>
+      <w:lvlText w:val="o"/>
+      <w:lvlJc w:val="left"/>
+      <w:pPr>
+        <w:ind w:left="1800" w:hanging="360"/>
+      </w:pPr>
+      <w:rPr>
+        <w:rFonts w:ascii="Courier New" w:hAnsi="Courier New" w:hint="default"/>
+      </w:rPr>
+    </w:lvl>
+    <w:lvl w:ilvl="2" w:tplc="04090005">
+      <w:start w:val="1"/>
+      <w:numFmt w:val="bullet"/>
+      <w:lvlText w:val=""/>
+      <w:lvlJc w:val="left"/>
+      <w:pPr>
+        <w:ind w:left="2520" w:hanging="360"/>
+      </w:pPr>
+      <w:rPr>
+        <w:rFonts w:ascii="Wingdings" w:hAnsi="Wingdings" w:hint="default"/>
+      </w:rPr>
+    </w:lvl>
+    <w:lvl w:ilvl="3" w:tplc="04090001" w:tentative="1">
+      <w:start w:val="1"/>
+      <w:numFmt w:val="bullet"/>
+      <w:lvlText w:val=""/>
+      <w:lvlJc w:val="left"/>
+      <w:pPr>
+        <w:ind w:left="3240" w:hanging="360"/>
+      </w:pPr>
+      <w:rPr>
+        <w:rFonts w:ascii="Symbol" w:hAnsi="Symbol" w:hint="default"/>
+      </w:rPr>
+    </w:lvl>
+    <w:lvl w:ilvl="4" w:tplc="04090003" w:tentative="1">
+      <w:start w:val="1"/>
+      <w:numFmt w:val="bullet"/>
+      <w:lvlText w:val="o"/>
+      <w:lvlJc w:val="left"/>
+      <w:pPr>
+        <w:ind w:left="3960" w:hanging="360"/>
+      </w:pPr>
+      <w:rPr>
+        <w:rFonts w:ascii="Courier New" w:hAnsi="Courier New" w:hint="default"/>
+      </w:rPr>
+    </w:lvl>
+    <w:lvl w:ilvl="5" w:tplc="04090005" w:tentative="1">
+      <w:start w:val="1"/>
+      <w:numFmt w:val="bullet"/>
+      <w:lvlText w:val=""/>
+      <w:lvlJc w:val="left"/>
+      <w:pPr>
+        <w:ind w:left="4680" w:hanging="360"/>
+      </w:pPr>
+      <w:rPr>
+        <w:rFonts w:ascii="Wingdings" w:hAnsi="Wingdings" w:hint="default"/>
+      </w:rPr>
+    </w:lvl>
+    <w:lvl w:ilvl="6" w:tplc="04090001" w:tentative="1">
+      <w:start w:val="1"/>
+      <w:numFmt w:val="bullet"/>
+      <w:lvlText w:val=""/>
+      <w:lvlJc w:val="left"/>
+      <w:pPr>
+        <w:ind w:left="5400" w:hanging="360"/>
+      </w:pPr>
+      <w:rPr>
+        <w:rFonts w:ascii="Symbol" w:hAnsi="Symbol" w:hint="default"/>
+      </w:rPr>
+    </w:lvl>
+    <w:lvl w:ilvl="7" w:tplc="04090003" w:tentative="1">
+      <w:start w:val="1"/>
+      <w:numFmt w:val="bullet"/>
+      <w:lvlText w:val="o"/>
+      <w:lvlJc w:val="left"/>
+      <w:pPr>
+        <w:ind w:left="6120" w:hanging="360"/>
+      </w:pPr>
+      <w:rPr>
+        <w:rFonts w:ascii="Courier New" w:hAnsi="Courier New" w:hint="default"/>
+      </w:rPr>
+    </w:lvl>
+    <w:lvl w:ilvl="8" w:tplc="04090005" w:tentative="1">
+      <w:start w:val="1"/>
+      <w:numFmt w:val="bullet"/>
+      <w:lvlText w:val=""/>
+      <w:lvlJc w:val="left"/>
+      <w:pPr>
+        <w:ind w:left="6840" w:hanging="360"/>
+      </w:pPr>
+      <w:rPr>
+        <w:rFonts w:ascii="Wingdings" w:hAnsi="Wingdings" w:hint="default"/>
+      </w:rPr>
+    </w:lvl>
+  </w:abstractNum>
+  <w:abstractNum w:abstractNumId="2" w15:restartNumberingAfterBreak="0">
     <w:nsid w:val="12E04C49"/>
     <w:multiLevelType w:val="hybridMultilevel"/>
     <w:tmpl w:val="B18A6A1C"/>
@@ -662,7 +6526,7 @@
       </w:pPr>
     </w:lvl>
   </w:abstractNum>
-  <w:abstractNum w:abstractNumId="2" w15:restartNumberingAfterBreak="0">
+  <w:abstractNum w:abstractNumId="3" w15:restartNumberingAfterBreak="0">
     <w:nsid w:val="3B235C29"/>
     <w:multiLevelType w:val="hybridMultilevel"/>
     <w:tmpl w:val="0844527E"/>
@@ -751,7 +6615,7 @@
       </w:pPr>
     </w:lvl>
   </w:abstractNum>
-  <w:abstractNum w:abstractNumId="3" w15:restartNumberingAfterBreak="0">
+  <w:abstractNum w:abstractNumId="4" w15:restartNumberingAfterBreak="0">
     <w:nsid w:val="3E8A6714"/>
     <w:multiLevelType w:val="hybridMultilevel"/>
     <w:tmpl w:val="85520984"/>
@@ -840,7 +6704,7 @@
       </w:pPr>
     </w:lvl>
   </w:abstractNum>
-  <w:abstractNum w:abstractNumId="4" w15:restartNumberingAfterBreak="0">
+  <w:abstractNum w:abstractNumId="5" w15:restartNumberingAfterBreak="0">
     <w:nsid w:val="542E30C4"/>
     <w:multiLevelType w:val="hybridMultilevel"/>
     <w:tmpl w:val="4C3CF514"/>
@@ -929,7 +6793,7 @@
       </w:pPr>
     </w:lvl>
   </w:abstractNum>
-  <w:abstractNum w:abstractNumId="5" w15:restartNumberingAfterBreak="0">
+  <w:abstractNum w:abstractNumId="6" w15:restartNumberingAfterBreak="0">
     <w:nsid w:val="57F04D60"/>
     <w:multiLevelType w:val="hybridMultilevel"/>
     <w:tmpl w:val="F920ED4C"/>
@@ -1018,29 +6882,32 @@
       </w:pPr>
     </w:lvl>
   </w:abstractNum>
-  <w:num w:numId="1">
-    <w:abstractNumId w:val="1"/>
+  <w:num w:numId="1" w16cid:durableId="135876896">
+    <w:abstractNumId w:val="2"/>
   </w:num>
-  <w:num w:numId="2">
+  <w:num w:numId="2" w16cid:durableId="1989048690">
+    <w:abstractNumId w:val="6"/>
+  </w:num>
+  <w:num w:numId="3" w16cid:durableId="874927388">
+    <w:abstractNumId w:val="3"/>
+  </w:num>
+  <w:num w:numId="4" w16cid:durableId="78140189">
+    <w:abstractNumId w:val="0"/>
+  </w:num>
+  <w:num w:numId="5" w16cid:durableId="308558316">
     <w:abstractNumId w:val="5"/>
   </w:num>
-  <w:num w:numId="3">
-    <w:abstractNumId w:val="2"/>
-  </w:num>
-  <w:num w:numId="4">
-    <w:abstractNumId w:val="0"/>
-  </w:num>
-  <w:num w:numId="5">
+  <w:num w:numId="6" w16cid:durableId="1161431021">
     <w:abstractNumId w:val="4"/>
   </w:num>
-  <w:num w:numId="6">
-    <w:abstractNumId w:val="3"/>
+  <w:num w:numId="7" w16cid:durableId="168105928">
+    <w:abstractNumId w:val="1"/>
   </w:num>
 </w:numbering>
 </file>
 
 <file path=word/styles.xml><?xml version="1.0" encoding="utf-8"?>
-<w:styles xmlns:mc="http://schemas.openxmlformats.org/markup-compatibility/2006" xmlns:r="http://schemas.openxmlformats.org/officeDocument/2006/relationships" xmlns:w="http://schemas.openxmlformats.org/wordprocessingml/2006/main" xmlns:w14="http://schemas.microsoft.com/office/word/2010/wordml" xmlns:w15="http://schemas.microsoft.com/office/word/2012/wordml" xmlns:w16cex="http://schemas.microsoft.com/office/word/2018/wordml/cex" xmlns:w16cid="http://schemas.microsoft.com/office/word/2016/wordml/cid" xmlns:w16="http://schemas.microsoft.com/office/word/2018/wordml" xmlns:w16sdtdh="http://schemas.microsoft.com/office/word/2020/wordml/sdtdatahash" xmlns:w16se="http://schemas.microsoft.com/office/word/2015/wordml/symex" mc:Ignorable="w14 w15 w16se w16cid w16 w16cex w16sdtdh">
+<w:styles xmlns:mc="http://schemas.openxmlformats.org/markup-compatibility/2006" xmlns:r="http://schemas.openxmlformats.org/officeDocument/2006/relationships" xmlns:w="http://schemas.openxmlformats.org/wordprocessingml/2006/main" xmlns:w14="http://schemas.microsoft.com/office/word/2010/wordml" xmlns:w15="http://schemas.microsoft.com/office/word/2012/wordml" xmlns:w16cex="http://schemas.microsoft.com/office/word/2018/wordml/cex" xmlns:w16cid="http://schemas.microsoft.com/office/word/2016/wordml/cid" xmlns:w16="http://schemas.microsoft.com/office/word/2018/wordml" xmlns:w16du="http://schemas.microsoft.com/office/word/2023/wordml/word16du" xmlns:w16sdtdh="http://schemas.microsoft.com/office/word/2020/wordml/sdtdatahash" xmlns:w16sdtfl="http://schemas.microsoft.com/office/word/2024/wordml/sdtformatlock" xmlns:w16se="http://schemas.microsoft.com/office/word/2015/wordml/symex" mc:Ignorable="w14 w15 w16se w16cid w16 w16cex w16sdtdh w16sdtfl w16du">
   <w:docDefaults>
     <w:rPrDefault>
       <w:rPr>
@@ -1459,6 +7326,29 @@
       <w:szCs w:val="32"/>
     </w:rPr>
   </w:style>
+  <w:style w:type="paragraph" w:styleId="Heading3">
+    <w:name w:val="heading 3"/>
+    <w:basedOn w:val="Normal"/>
+    <w:next w:val="Normal"/>
+    <w:link w:val="Heading3Char"/>
+    <w:uiPriority w:val="9"/>
+    <w:semiHidden/>
+    <w:unhideWhenUsed/>
+    <w:qFormat/>
+    <w:rsid w:val="002C0B9A"/>
+    <w:pPr>
+      <w:keepNext/>
+      <w:keepLines/>
+      <w:spacing w:before="40" w:after="0"/>
+      <w:outlineLvl w:val="2"/>
+    </w:pPr>
+    <w:rPr>
+      <w:rFonts w:asciiTheme="majorHAnsi" w:eastAsiaTheme="majorEastAsia" w:hAnsiTheme="majorHAnsi" w:cstheme="majorBidi"/>
+      <w:color w:val="243F60" w:themeColor="accent1" w:themeShade="7F"/>
+      <w:sz w:val="24"/>
+      <w:szCs w:val="24"/>
+    </w:rPr>
+  </w:style>
   <w:style w:type="character" w:default="1" w:styleId="DefaultParagraphFont">
     <w:name w:val="Default Paragraph Font"/>
     <w:uiPriority w:val="1"/>
@@ -1508,6 +7398,110 @@
       <w:color w:val="365F91" w:themeColor="accent1" w:themeShade="BF"/>
       <w:sz w:val="32"/>
       <w:szCs w:val="32"/>
+    </w:rPr>
+  </w:style>
+  <w:style w:type="character" w:styleId="Strong">
+    <w:name w:val="Strong"/>
+    <w:basedOn w:val="DefaultParagraphFont"/>
+    <w:uiPriority w:val="22"/>
+    <w:qFormat/>
+    <w:rsid w:val="002C0B9A"/>
+    <w:rPr>
+      <w:b/>
+      <w:bCs/>
+    </w:rPr>
+  </w:style>
+  <w:style w:type="paragraph" w:styleId="NormalWeb">
+    <w:name w:val="Normal (Web)"/>
+    <w:basedOn w:val="Normal"/>
+    <w:uiPriority w:val="99"/>
+    <w:semiHidden/>
+    <w:unhideWhenUsed/>
+    <w:rsid w:val="002C0B9A"/>
+    <w:pPr>
+      <w:spacing w:before="100" w:beforeAutospacing="1" w:after="100" w:afterAutospacing="1" w:line="240" w:lineRule="auto"/>
+    </w:pPr>
+    <w:rPr>
+      <w:rFonts w:ascii="Times New Roman" w:eastAsia="Times New Roman" w:hAnsi="Times New Roman" w:cs="Times New Roman"/>
+      <w:sz w:val="24"/>
+      <w:szCs w:val="24"/>
+      <w:lang w:eastAsia="en-US"/>
+    </w:rPr>
+  </w:style>
+  <w:style w:type="character" w:customStyle="1" w:styleId="citation-22">
+    <w:name w:val="citation-22"/>
+    <w:basedOn w:val="DefaultParagraphFont"/>
+    <w:rsid w:val="002C0B9A"/>
+  </w:style>
+  <w:style w:type="character" w:customStyle="1" w:styleId="citation-21">
+    <w:name w:val="citation-21"/>
+    <w:basedOn w:val="DefaultParagraphFont"/>
+    <w:rsid w:val="002C0B9A"/>
+  </w:style>
+  <w:style w:type="character" w:customStyle="1" w:styleId="citation-20">
+    <w:name w:val="citation-20"/>
+    <w:basedOn w:val="DefaultParagraphFont"/>
+    <w:rsid w:val="002C0B9A"/>
+  </w:style>
+  <w:style w:type="character" w:customStyle="1" w:styleId="citation-19">
+    <w:name w:val="citation-19"/>
+    <w:basedOn w:val="DefaultParagraphFont"/>
+    <w:rsid w:val="002C0B9A"/>
+  </w:style>
+  <w:style w:type="character" w:customStyle="1" w:styleId="citation-18">
+    <w:name w:val="citation-18"/>
+    <w:basedOn w:val="DefaultParagraphFont"/>
+    <w:rsid w:val="002C0B9A"/>
+  </w:style>
+  <w:style w:type="character" w:customStyle="1" w:styleId="citation-17">
+    <w:name w:val="citation-17"/>
+    <w:basedOn w:val="DefaultParagraphFont"/>
+    <w:rsid w:val="002C0B9A"/>
+  </w:style>
+  <w:style w:type="character" w:customStyle="1" w:styleId="Heading3Char">
+    <w:name w:val="Heading 3 Char"/>
+    <w:basedOn w:val="DefaultParagraphFont"/>
+    <w:link w:val="Heading3"/>
+    <w:uiPriority w:val="9"/>
+    <w:semiHidden/>
+    <w:rsid w:val="002C0B9A"/>
+    <w:rPr>
+      <w:rFonts w:asciiTheme="majorHAnsi" w:eastAsiaTheme="majorEastAsia" w:hAnsiTheme="majorHAnsi" w:cstheme="majorBidi"/>
+      <w:color w:val="243F60" w:themeColor="accent1" w:themeShade="7F"/>
+      <w:sz w:val="24"/>
+      <w:szCs w:val="24"/>
+    </w:rPr>
+  </w:style>
+  <w:style w:type="table" w:styleId="TableGrid">
+    <w:name w:val="Table Grid"/>
+    <w:basedOn w:val="TableNormal"/>
+    <w:uiPriority w:val="59"/>
+    <w:rsid w:val="002C0B9A"/>
+    <w:pPr>
+      <w:spacing w:after="0" w:line="240" w:lineRule="auto"/>
+    </w:pPr>
+    <w:tblPr>
+      <w:tblBorders>
+        <w:top w:val="single" w:sz="4" w:space="0" w:color="auto"/>
+        <w:left w:val="single" w:sz="4" w:space="0" w:color="auto"/>
+        <w:bottom w:val="single" w:sz="4" w:space="0" w:color="auto"/>
+        <w:right w:val="single" w:sz="4" w:space="0" w:color="auto"/>
+        <w:insideH w:val="single" w:sz="4" w:space="0" w:color="auto"/>
+        <w:insideV w:val="single" w:sz="4" w:space="0" w:color="auto"/>
+      </w:tblBorders>
+    </w:tblPr>
+  </w:style>
+  <w:style w:type="character" w:styleId="HTMLCode">
+    <w:name w:val="HTML Code"/>
+    <w:basedOn w:val="DefaultParagraphFont"/>
+    <w:uiPriority w:val="99"/>
+    <w:semiHidden/>
+    <w:unhideWhenUsed/>
+    <w:rsid w:val="00AC1F0D"/>
+    <w:rPr>
+      <w:rFonts w:ascii="Courier New" w:eastAsia="Times New Roman" w:hAnsi="Courier New" w:cs="Courier New"/>
+      <w:sz w:val="20"/>
+      <w:szCs w:val="20"/>
     </w:rPr>
   </w:style>
 </w:styles>
